--- a/04-滤波电路/01-低通滤波/无源RC低通滤波电路/无源RC低通滤波电路.docx
+++ b/04-滤波电路/01-低通滤波/无源RC低通滤波电路/无源RC低通滤波电路.docx
@@ -2226,6 +2226,20 @@
     </w:p>
     <w:bookmarkEnd w:id="26"/>
     <w:bookmarkEnd w:id="27"/>
+    <w:p>
+      <w:pPr>
+        <w:spacing w:before="360"/>
+        <w:jc w:val="center"/>
+      </w:pPr>
+      <w:r>
+        <w:rPr>
+          <w:rFonts w:ascii="Times New Roman" w:hAnsi="Times New Roman"/>
+          <w:color w:val="555555"/>
+          <w:sz w:val="21"/>
+        </w:rPr>
+        <w:t>材料收集者：杜文杰</w:t>
+      </w:r>
+    </w:p>
     <w:sectPr>
       <w:headerReference r:id="rId9" w:type="default"/>
       <w:footerReference r:id="rId10" w:type="default"/>

--- a/04-滤波电路/01-低通滤波/无源RC低通滤波电路/无源RC低通滤波电路.docx
+++ b/04-滤波电路/01-低通滤波/无源RC低通滤波电路/无源RC低通滤波电路.docx
@@ -1,6 +1,6 @@
 
 <file path=word/document.xml><?xml version="1.0" encoding="utf-8"?>
-<w:document xmlns:w="http://schemas.openxmlformats.org/wordprocessingml/2006/main" xmlns:m="http://schemas.openxmlformats.org/officeDocument/2006/math" xmlns:r="http://schemas.openxmlformats.org/officeDocument/2006/relationships" xmlns:o="urn:schemas-microsoft-com:office:office" xmlns:v="urn:schemas-microsoft-com:vml" xmlns:w10="urn:schemas-microsoft-com:office:word" xmlns:a="http://schemas.openxmlformats.org/drawingml/2006/main" xmlns:pic="http://schemas.openxmlformats.org/drawingml/2006/picture" xmlns:wp="http://schemas.openxmlformats.org/drawingml/2006/wordprocessingDrawing">
+<w:document xmlns:m="http://schemas.openxmlformats.org/officeDocument/2006/math" xmlns:r="http://schemas.openxmlformats.org/officeDocument/2006/relationships" xmlns:w="http://schemas.openxmlformats.org/wordprocessingml/2006/main" xmlns:o="urn:schemas-microsoft-com:office:office" xmlns:v="urn:schemas-microsoft-com:vml" xmlns:w10="urn:schemas-microsoft-com:office:word" xmlns:a="http://schemas.openxmlformats.org/drawingml/2006/main" xmlns:pic="http://schemas.openxmlformats.org/drawingml/2006/picture" xmlns:wp="http://schemas.openxmlformats.org/drawingml/2006/wordprocessingDrawing">
   <w:body>
     <w:bookmarkStart w:id="27" w:name="无源-rc-低通滤波电路"/>
     <w:p>
@@ -9,16 +9,19 @@
       </w:pPr>
       <w:r>
         <w:rPr>
-          <w:rFonts w:hint="eastAsia"/>
+          <w:rFonts w:hint="eastAsia" w:eastAsia="黑体"/>
         </w:rPr>
         <w:t xml:space="preserve">无源</w:t>
       </w:r>
       <w:r>
+        <w:rPr>
+          <w:rFonts w:eastAsia="黑体"/>
+        </w:rPr>
         <w:t xml:space="preserve"> RC </w:t>
       </w:r>
       <w:r>
         <w:rPr>
-          <w:rFonts w:hint="eastAsia"/>
+          <w:rFonts w:hint="eastAsia" w:eastAsia="黑体"/>
         </w:rPr>
         <w:t xml:space="preserve">低通滤波电路</w:t>
       </w:r>
@@ -30,7 +33,7 @@
       </w:pPr>
       <w:r>
         <w:rPr>
-          <w:rFonts w:hint="eastAsia"/>
+          <w:rFonts w:hint="eastAsia" w:eastAsia="黑体"/>
         </w:rPr>
         <w:t xml:space="preserve">拓扑描述</w:t>
       </w:r>
@@ -41,16 +44,19 @@
       </w:pPr>
       <w:r>
         <w:rPr>
-          <w:rFonts w:hint="eastAsia"/>
+          <w:rFonts w:hint="eastAsia" w:eastAsia="黑体"/>
         </w:rPr>
         <w:t xml:space="preserve">由</w:t>
       </w:r>
       <w:r>
+        <w:rPr>
+          <w:rFonts w:eastAsia="黑体"/>
+        </w:rPr>
         <w:t xml:space="preserve"> </w:t>
       </w:r>
       <w:r>
         <w:rPr>
-          <w:rFonts w:hint="eastAsia"/>
+          <w:rFonts w:hint="eastAsia" w:eastAsia="黑体"/>
           <w:b/>
           <w:bCs/>
         </w:rPr>
@@ -58,6 +64,7 @@
       </w:r>
       <w:r>
         <w:rPr>
+          <w:rFonts w:eastAsia="黑体"/>
           <w:b/>
           <w:bCs/>
         </w:rPr>
@@ -69,20 +76,26 @@
         </m:r>
       </m:oMath>
       <w:r>
+        <w:rPr>
+          <w:rFonts w:eastAsia="黑体"/>
+        </w:rPr>
         <w:t xml:space="preserve"> </w:t>
       </w:r>
       <w:r>
         <w:rPr>
-          <w:rFonts w:hint="eastAsia"/>
+          <w:rFonts w:hint="eastAsia" w:eastAsia="黑体"/>
         </w:rPr>
         <w:t xml:space="preserve">与</w:t>
       </w:r>
       <w:r>
+        <w:rPr>
+          <w:rFonts w:eastAsia="黑体"/>
+        </w:rPr>
         <w:t xml:space="preserve"> </w:t>
       </w:r>
       <w:r>
         <w:rPr>
-          <w:rFonts w:hint="eastAsia"/>
+          <w:rFonts w:hint="eastAsia" w:eastAsia="黑体"/>
           <w:b/>
           <w:bCs/>
         </w:rPr>
@@ -90,6 +103,7 @@
       </w:r>
       <w:r>
         <w:rPr>
+          <w:rFonts w:eastAsia="黑体"/>
           <w:b/>
           <w:bCs/>
         </w:rPr>
@@ -101,26 +115,32 @@
         </m:r>
       </m:oMath>
       <w:r>
+        <w:rPr>
+          <w:rFonts w:eastAsia="黑体"/>
+        </w:rPr>
         <w:t xml:space="preserve"> </w:t>
       </w:r>
       <w:r>
         <w:rPr>
-          <w:rFonts w:hint="eastAsia"/>
+          <w:rFonts w:hint="eastAsia" w:eastAsia="黑体"/>
         </w:rPr>
         <w:t xml:space="preserve">组成的一阶无源滤波网络。电路共有</w:t>
       </w:r>
       <w:r>
+        <w:rPr>
+          <w:rFonts w:eastAsia="黑体"/>
+        </w:rPr>
         <w:t xml:space="preserve"> 3 </w:t>
       </w:r>
       <w:r>
         <w:rPr>
-          <w:rFonts w:hint="eastAsia"/>
+          <w:rFonts w:hint="eastAsia" w:eastAsia="黑体"/>
         </w:rPr>
         <w:t xml:space="preserve">个关键节点：</w:t>
       </w:r>
       <w:r>
         <w:rPr>
-          <w:rFonts w:hint="eastAsia"/>
+          <w:rFonts w:hint="eastAsia" w:eastAsia="黑体"/>
           <w:b/>
           <w:bCs/>
         </w:rPr>
@@ -128,6 +148,7 @@
       </w:r>
       <w:r>
         <w:rPr>
+          <w:rFonts w:eastAsia="黑体"/>
           <w:b/>
           <w:bCs/>
         </w:rPr>
@@ -135,7 +156,7 @@
       </w:r>
       <w:r>
         <w:rPr>
-          <w:rFonts w:hint="eastAsia"/>
+          <w:rFonts w:hint="eastAsia" w:eastAsia="黑体"/>
           <w:b/>
           <w:bCs/>
         </w:rPr>
@@ -143,11 +164,14 @@
       </w:r>
       <w:r>
         <w:rPr>
-          <w:rFonts w:hint="eastAsia"/>
+          <w:rFonts w:hint="eastAsia" w:eastAsia="黑体"/>
         </w:rPr>
         <w:t xml:space="preserve">（信号源</w:t>
       </w:r>
       <w:r>
+        <w:rPr>
+          <w:rFonts w:eastAsia="黑体"/>
+        </w:rPr>
         <w:t xml:space="preserve"> </w:t>
       </w:r>
       <m:oMath>
@@ -168,15 +192,21 @@
         </m:sSub>
       </m:oMath>
       <w:r>
+        <w:rPr>
+          <w:rFonts w:eastAsia="黑体"/>
+        </w:rPr>
         <w:t xml:space="preserve"> </w:t>
       </w:r>
       <w:r>
         <w:rPr>
-          <w:rFonts w:hint="eastAsia"/>
+          <w:rFonts w:hint="eastAsia" w:eastAsia="黑体"/>
         </w:rPr>
         <w:t xml:space="preserve">正端与</w:t>
       </w:r>
       <w:r>
+        <w:rPr>
+          <w:rFonts w:eastAsia="黑体"/>
+        </w:rPr>
         <w:t xml:space="preserve"> </w:t>
       </w:r>
       <m:oMath>
@@ -185,17 +215,20 @@
         </m:r>
       </m:oMath>
       <w:r>
+        <w:rPr>
+          <w:rFonts w:eastAsia="黑体"/>
+        </w:rPr>
         <w:t xml:space="preserve"> </w:t>
       </w:r>
       <w:r>
         <w:rPr>
-          <w:rFonts w:hint="eastAsia"/>
+          <w:rFonts w:hint="eastAsia" w:eastAsia="黑体"/>
         </w:rPr>
         <w:t xml:space="preserve">的上端相连）；</w:t>
       </w:r>
       <w:r>
         <w:rPr>
-          <w:rFonts w:hint="eastAsia"/>
+          <w:rFonts w:hint="eastAsia" w:eastAsia="黑体"/>
           <w:b/>
           <w:bCs/>
         </w:rPr>
@@ -203,6 +236,7 @@
       </w:r>
       <w:r>
         <w:rPr>
+          <w:rFonts w:eastAsia="黑体"/>
           <w:b/>
           <w:bCs/>
         </w:rPr>
@@ -210,7 +244,7 @@
       </w:r>
       <w:r>
         <w:rPr>
-          <w:rFonts w:hint="eastAsia"/>
+          <w:rFonts w:hint="eastAsia" w:eastAsia="黑体"/>
           <w:b/>
           <w:bCs/>
         </w:rPr>
@@ -218,7 +252,7 @@
       </w:r>
       <w:r>
         <w:rPr>
-          <w:rFonts w:hint="eastAsia"/>
+          <w:rFonts w:hint="eastAsia" w:eastAsia="黑体"/>
         </w:rPr>
         <w:t xml:space="preserve">（</w:t>
       </w:r>
@@ -228,15 +262,21 @@
         </m:r>
       </m:oMath>
       <w:r>
+        <w:rPr>
+          <w:rFonts w:eastAsia="黑体"/>
+        </w:rPr>
         <w:t xml:space="preserve"> </w:t>
       </w:r>
       <w:r>
         <w:rPr>
-          <w:rFonts w:hint="eastAsia"/>
+          <w:rFonts w:hint="eastAsia" w:eastAsia="黑体"/>
         </w:rPr>
         <w:t xml:space="preserve">的下端与</w:t>
       </w:r>
       <w:r>
+        <w:rPr>
+          <w:rFonts w:eastAsia="黑体"/>
+        </w:rPr>
         <w:t xml:space="preserve"> </w:t>
       </w:r>
       <m:oMath>
@@ -245,15 +285,21 @@
         </m:r>
       </m:oMath>
       <w:r>
+        <w:rPr>
+          <w:rFonts w:eastAsia="黑体"/>
+        </w:rPr>
         <w:t xml:space="preserve"> </w:t>
       </w:r>
       <w:r>
         <w:rPr>
-          <w:rFonts w:hint="eastAsia"/>
+          <w:rFonts w:hint="eastAsia" w:eastAsia="黑体"/>
         </w:rPr>
         <w:t xml:space="preserve">的上端相连，作为输出</w:t>
       </w:r>
       <w:r>
+        <w:rPr>
+          <w:rFonts w:eastAsia="黑体"/>
+        </w:rPr>
         <w:t xml:space="preserve"> </w:t>
       </w:r>
       <m:oMath>
@@ -278,13 +324,13 @@
       </m:oMath>
       <w:r>
         <w:rPr>
-          <w:rFonts w:hint="eastAsia"/>
+          <w:rFonts w:hint="eastAsia" w:eastAsia="黑体"/>
         </w:rPr>
         <w:t xml:space="preserve">，即电容两端电压）；</w:t>
       </w:r>
       <w:r>
         <w:rPr>
-          <w:rFonts w:hint="eastAsia"/>
+          <w:rFonts w:hint="eastAsia" w:eastAsia="黑体"/>
           <w:b/>
           <w:bCs/>
         </w:rPr>
@@ -292,6 +338,7 @@
       </w:r>
       <w:r>
         <w:rPr>
+          <w:rFonts w:eastAsia="黑体"/>
           <w:b/>
           <w:bCs/>
         </w:rPr>
@@ -299,7 +346,7 @@
       </w:r>
       <w:r>
         <w:rPr>
-          <w:rFonts w:hint="eastAsia"/>
+          <w:rFonts w:hint="eastAsia" w:eastAsia="黑体"/>
           <w:b/>
           <w:bCs/>
         </w:rPr>
@@ -307,6 +354,7 @@
       </w:r>
       <w:r>
         <w:rPr>
+          <w:rFonts w:eastAsia="黑体"/>
           <w:b/>
           <w:bCs/>
         </w:rPr>
@@ -314,7 +362,7 @@
       </w:r>
       <w:r>
         <w:rPr>
-          <w:rFonts w:hint="eastAsia"/>
+          <w:rFonts w:hint="eastAsia" w:eastAsia="黑体"/>
         </w:rPr>
         <w:t xml:space="preserve">（</w:t>
       </w:r>
@@ -324,11 +372,14 @@
         </m:r>
       </m:oMath>
       <w:r>
+        <w:rPr>
+          <w:rFonts w:eastAsia="黑体"/>
+        </w:rPr>
         <w:t xml:space="preserve"> </w:t>
       </w:r>
       <w:r>
         <w:rPr>
-          <w:rFonts w:hint="eastAsia"/>
+          <w:rFonts w:hint="eastAsia" w:eastAsia="黑体"/>
         </w:rPr>
         <w:t xml:space="preserve">的下端接地）。</w:t>
       </w:r>
@@ -337,7 +388,7 @@
       <w:pPr/>
       <w:r>
         <w:rPr>
-          <w:rFonts w:hint="eastAsia"/>
+          <w:rFonts w:hint="eastAsia" w:eastAsia="黑体"/>
         </w:rPr>
         <w:t xml:space="preserve">各元件管脚连接：</w:t>
       </w:r>
@@ -347,11 +398,14 @@
         </m:r>
       </m:oMath>
       <w:r>
+        <w:rPr>
+          <w:rFonts w:eastAsia="黑体"/>
+        </w:rPr>
         <w:t xml:space="preserve"> </w:t>
       </w:r>
       <w:r>
         <w:rPr>
-          <w:rFonts w:hint="eastAsia"/>
+          <w:rFonts w:hint="eastAsia" w:eastAsia="黑体"/>
         </w:rPr>
         <w:t xml:space="preserve">一端（上端）接输入节点、另一端（下端）接输出节点；</w:t>
       </w:r>
@@ -361,15 +415,21 @@
         </m:r>
       </m:oMath>
       <w:r>
+        <w:rPr>
+          <w:rFonts w:eastAsia="黑体"/>
+        </w:rPr>
         <w:t xml:space="preserve"> </w:t>
       </w:r>
       <w:r>
         <w:rPr>
-          <w:rFonts w:hint="eastAsia"/>
+          <w:rFonts w:hint="eastAsia" w:eastAsia="黑体"/>
         </w:rPr>
         <w:t xml:space="preserve">一端（上端）接输出节点、另一端（下端）接</w:t>
       </w:r>
       <w:r>
+        <w:rPr>
+          <w:rFonts w:eastAsia="黑体"/>
+        </w:rPr>
         <w:t xml:space="preserve"> GND。</w:t>
       </w:r>
     </w:p>
@@ -377,7 +437,7 @@
       <w:pPr/>
       <w:r>
         <w:rPr>
-          <w:rFonts w:hint="eastAsia"/>
+          <w:rFonts w:hint="eastAsia" w:eastAsia="黑体"/>
         </w:rPr>
         <w:t xml:space="preserve">由此构成”</w:t>
       </w:r>
@@ -387,15 +447,21 @@
         </m:r>
       </m:oMath>
       <w:r>
+        <w:rPr>
+          <w:rFonts w:eastAsia="黑体"/>
+        </w:rPr>
         <w:t xml:space="preserve"> </w:t>
       </w:r>
       <w:r>
         <w:rPr>
-          <w:rFonts w:hint="eastAsia"/>
+          <w:rFonts w:hint="eastAsia" w:eastAsia="黑体"/>
         </w:rPr>
         <w:t xml:space="preserve">与</w:t>
       </w:r>
       <w:r>
+        <w:rPr>
+          <w:rFonts w:eastAsia="黑体"/>
+        </w:rPr>
         <w:t xml:space="preserve"> </w:t>
       </w:r>
       <m:oMath>
@@ -404,24 +470,33 @@
         </m:r>
       </m:oMath>
       <w:r>
+        <w:rPr>
+          <w:rFonts w:eastAsia="黑体"/>
+        </w:rPr>
         <w:t xml:space="preserve"> </w:t>
       </w:r>
       <w:r>
         <w:rPr>
-          <w:rFonts w:hint="eastAsia"/>
+          <w:rFonts w:hint="eastAsia" w:eastAsia="黑体"/>
         </w:rPr>
         <w:t xml:space="preserve">串联分压、输出取自电容两端”的一阶无源</w:t>
       </w:r>
       <w:r>
+        <w:rPr>
+          <w:rFonts w:eastAsia="黑体"/>
+        </w:rPr>
         <w:t xml:space="preserve"> RC </w:t>
       </w:r>
       <w:r>
         <w:rPr>
-          <w:rFonts w:hint="eastAsia"/>
+          <w:rFonts w:hint="eastAsia" w:eastAsia="黑体"/>
         </w:rPr>
         <w:t xml:space="preserve">低通组态，低频信号经</w:t>
       </w:r>
       <w:r>
+        <w:rPr>
+          <w:rFonts w:eastAsia="黑体"/>
+        </w:rPr>
         <w:t xml:space="preserve"> </w:t>
       </w:r>
       <m:oMath>
@@ -430,15 +505,21 @@
         </m:r>
       </m:oMath>
       <w:r>
+        <w:rPr>
+          <w:rFonts w:eastAsia="黑体"/>
+        </w:rPr>
         <w:t xml:space="preserve"> </w:t>
       </w:r>
       <w:r>
         <w:rPr>
-          <w:rFonts w:hint="eastAsia"/>
+          <w:rFonts w:hint="eastAsia" w:eastAsia="黑体"/>
         </w:rPr>
         <w:t xml:space="preserve">传至输出、高频信号被</w:t>
       </w:r>
       <w:r>
+        <w:rPr>
+          <w:rFonts w:eastAsia="黑体"/>
+        </w:rPr>
         <w:t xml:space="preserve"> </w:t>
       </w:r>
       <m:oMath>
@@ -447,15 +528,21 @@
         </m:r>
       </m:oMath>
       <w:r>
+        <w:rPr>
+          <w:rFonts w:eastAsia="黑体"/>
+        </w:rPr>
         <w:t xml:space="preserve"> </w:t>
       </w:r>
       <w:r>
         <w:rPr>
-          <w:rFonts w:hint="eastAsia"/>
+          <w:rFonts w:hint="eastAsia" w:eastAsia="黑体"/>
         </w:rPr>
         <w:t xml:space="preserve">旁路到地，阻带以</w:t>
       </w:r>
       <w:r>
+        <w:rPr>
+          <w:rFonts w:eastAsia="黑体"/>
+        </w:rPr>
         <w:t xml:space="preserve"> </w:t>
       </w:r>
       <m:oMath>
@@ -470,11 +557,14 @@
         </m:r>
       </m:oMath>
       <w:r>
+        <w:rPr>
+          <w:rFonts w:eastAsia="黑体"/>
+        </w:rPr>
         <w:t xml:space="preserve"> </w:t>
       </w:r>
       <w:r>
         <w:rPr>
-          <w:rFonts w:hint="eastAsia"/>
+          <w:rFonts w:hint="eastAsia" w:eastAsia="黑体"/>
         </w:rPr>
         <w:t xml:space="preserve">dB/十倍频下降，是最基本的低通滤波电路。</w:t>
       </w:r>
@@ -487,7 +577,7 @@
       </w:pPr>
       <w:r>
         <w:rPr>
-          <w:rFonts w:hint="eastAsia"/>
+          <w:rFonts w:hint="eastAsia" w:eastAsia="黑体"/>
         </w:rPr>
         <w:t xml:space="preserve">工作原理</w:t>
       </w:r>
@@ -498,11 +588,14 @@
       </w:pPr>
       <w:r>
         <w:rPr>
-          <w:rFonts w:hint="eastAsia"/>
+          <w:rFonts w:hint="eastAsia" w:eastAsia="黑体"/>
         </w:rPr>
         <w:t xml:space="preserve">电容的容抗为</w:t>
       </w:r>
       <w:r>
+        <w:rPr>
+          <w:rFonts w:eastAsia="黑体"/>
+        </w:rPr>
         <w:t xml:space="preserve"> </w:t>
       </w:r>
       <m:oMath>
@@ -545,24 +638,31 @@
       </m:oMath>
       <w:r>
         <w:rPr>
-          <w:rFonts w:hint="eastAsia"/>
+          <w:rFonts w:hint="eastAsia" w:eastAsia="黑体"/>
         </w:rPr>
         <w:t xml:space="preserve">，随频率升高而减小。低频时容抗远大于</w:t>
       </w:r>
       <w:r>
+        <w:rPr>
+          <w:rFonts w:eastAsia="黑体"/>
+        </w:rPr>
         <w:t xml:space="preserve"> </w:t>
       </w:r>
       <w:r>
         <w:rPr>
-          <w:rFonts w:hint="eastAsia"/>
+          <w:rFonts w:hint="eastAsia" w:eastAsia="黑体"/>
         </w:rPr>
         <w:t xml:space="preserve">R，输出接近输入；高频时容抗变小，把信号分流到地，输出被衰减。该电路只有一阶，阻带以</w:t>
       </w:r>
       <w:r>
+        <w:rPr>
+          <w:rFonts w:eastAsia="黑体"/>
+        </w:rPr>
         <w:t xml:space="preserve"> </w:t>
       </w:r>
       <w:r>
         <w:rPr>
+          <w:rFonts w:eastAsia="黑体"/>
           <w:b/>
           <w:bCs/>
         </w:rPr>
@@ -570,18 +670,21 @@
       </w:r>
       <w:r>
         <w:rPr>
-          <w:rFonts w:hint="eastAsia"/>
+          <w:rFonts w:hint="eastAsia" w:eastAsia="黑体"/>
           <w:b/>
           <w:bCs/>
         </w:rPr>
         <w:t xml:space="preserve">dB/十倍频</w:t>
       </w:r>
       <w:r>
+        <w:rPr>
+          <w:rFonts w:eastAsia="黑体"/>
+        </w:rPr>
         <w:t xml:space="preserve"> </w:t>
       </w:r>
       <w:r>
         <w:rPr>
-          <w:rFonts w:hint="eastAsia"/>
+          <w:rFonts w:hint="eastAsia" w:eastAsia="黑体"/>
         </w:rPr>
         <w:t xml:space="preserve">的斜率下降。</w:t>
       </w:r>
@@ -594,7 +697,7 @@
       </w:pPr>
       <w:r>
         <w:rPr>
-          <w:rFonts w:hint="eastAsia"/>
+          <w:rFonts w:hint="eastAsia" w:eastAsia="黑体"/>
         </w:rPr>
         <w:t xml:space="preserve">关键计算公式</w:t>
       </w:r>
@@ -608,16 +711,19 @@
       </w:pPr>
       <w:r>
         <w:rPr>
-          <w:rFonts w:hint="eastAsia"/>
+          <w:rFonts w:hint="eastAsia" w:eastAsia="黑体"/>
         </w:rPr>
         <w:t xml:space="preserve">截止频率（-3</w:t>
       </w:r>
       <w:r>
+        <w:rPr>
+          <w:rFonts w:eastAsia="黑体"/>
+        </w:rPr>
         <w:t xml:space="preserve"> dB </w:t>
       </w:r>
       <w:r>
         <w:rPr>
-          <w:rFonts w:hint="eastAsia"/>
+          <w:rFonts w:hint="eastAsia" w:eastAsia="黑体"/>
         </w:rPr>
         <w:t xml:space="preserve">点）：</w:t>
       </w:r>
@@ -686,7 +792,7 @@
       </w:pPr>
       <w:r>
         <w:rPr>
-          <w:rFonts w:hint="eastAsia"/>
+          <w:rFonts w:hint="eastAsia" w:eastAsia="黑体"/>
         </w:rPr>
         <w:t xml:space="preserve">角频率形式：</w:t>
       </w:r>
@@ -749,7 +855,7 @@
       </w:pPr>
       <w:r>
         <w:rPr>
-          <w:rFonts w:hint="eastAsia"/>
+          <w:rFonts w:hint="eastAsia" w:eastAsia="黑体"/>
         </w:rPr>
         <w:t xml:space="preserve">传递函数：</w:t>
       </w:r>
@@ -836,7 +942,7 @@
       </w:pPr>
       <w:r>
         <w:rPr>
-          <w:rFonts w:hint="eastAsia"/>
+          <w:rFonts w:hint="eastAsia" w:eastAsia="黑体"/>
         </w:rPr>
         <w:t xml:space="preserve">幅频响应：</w:t>
       </w:r>
@@ -958,7 +1064,7 @@
       </w:pPr>
       <w:r>
         <w:rPr>
-          <w:rFonts w:hint="eastAsia"/>
+          <w:rFonts w:hint="eastAsia" w:eastAsia="黑体"/>
         </w:rPr>
         <w:t xml:space="preserve">相频响应：</w:t>
       </w:r>
@@ -1042,7 +1148,7 @@
       </w:pPr>
       <w:r>
         <w:rPr>
-          <w:rFonts w:hint="eastAsia"/>
+          <w:rFonts w:hint="eastAsia" w:eastAsia="黑体"/>
         </w:rPr>
         <w:t xml:space="preserve">时间常数：</w:t>
       </w:r>
@@ -1106,7 +1212,7 @@
             </w:pPr>
             <w:r>
               <w:rPr>
-                <w:rFonts w:hint="eastAsia"/>
+                <w:rFonts w:hint="eastAsia" w:eastAsia="黑体"/>
               </w:rPr>
               <w:t xml:space="preserve">符号</w:t>
             </w:r>
@@ -1120,7 +1226,7 @@
             </w:pPr>
             <w:r>
               <w:rPr>
-                <w:rFonts w:hint="eastAsia"/>
+                <w:rFonts w:hint="eastAsia" w:eastAsia="黑体"/>
               </w:rPr>
               <w:t xml:space="preserve">含义</w:t>
             </w:r>
@@ -1134,7 +1240,7 @@
             </w:pPr>
             <w:r>
               <w:rPr>
-                <w:rFonts w:hint="eastAsia"/>
+                <w:rFonts w:hint="eastAsia" w:eastAsia="黑体"/>
               </w:rPr>
               <w:t xml:space="preserve">单位</w:t>
             </w:r>
@@ -1154,6 +1260,9 @@
               </m:r>
             </m:oMath>
             <w:r>
+              <w:rPr>
+                <w:rFonts w:eastAsia="黑体"/>
+              </w:rPr>
               <w:t xml:space="preserve">​</w:t>
             </w:r>
           </w:p>
@@ -1166,7 +1275,7 @@
             </w:pPr>
             <w:r>
               <w:rPr>
-                <w:rFonts w:hint="eastAsia"/>
+                <w:rFonts w:hint="eastAsia" w:eastAsia="黑体"/>
               </w:rPr>
               <w:t xml:space="preserve">电阻</w:t>
             </w:r>
@@ -1179,6 +1288,9 @@
               <w:pStyle w:val="Compact"/>
             </w:pPr>
             <w:r>
+              <w:rPr>
+                <w:rFonts w:eastAsia="黑体"/>
+              </w:rPr>
               <w:t xml:space="preserve">Ω</w:t>
             </w:r>
           </w:p>
@@ -1197,6 +1309,9 @@
               </m:r>
             </m:oMath>
             <w:r>
+              <w:rPr>
+                <w:rFonts w:eastAsia="黑体"/>
+              </w:rPr>
               <w:t xml:space="preserve">​</w:t>
             </w:r>
           </w:p>
@@ -1209,7 +1324,7 @@
             </w:pPr>
             <w:r>
               <w:rPr>
-                <w:rFonts w:hint="eastAsia"/>
+                <w:rFonts w:hint="eastAsia" w:eastAsia="黑体"/>
               </w:rPr>
               <w:t xml:space="preserve">电容</w:t>
             </w:r>
@@ -1222,6 +1337,9 @@
               <w:pStyle w:val="Compact"/>
             </w:pPr>
             <w:r>
+              <w:rPr>
+                <w:rFonts w:eastAsia="黑体"/>
+              </w:rPr>
               <w:t xml:space="preserve">F</w:t>
             </w:r>
           </w:p>
@@ -1249,6 +1367,9 @@
               </m:sSub>
             </m:oMath>
             <w:r>
+              <w:rPr>
+                <w:rFonts w:eastAsia="黑体"/>
+              </w:rPr>
               <w:t xml:space="preserve">​</w:t>
             </w:r>
           </w:p>
@@ -1261,7 +1382,7 @@
             </w:pPr>
             <w:r>
               <w:rPr>
-                <w:rFonts w:hint="eastAsia"/>
+                <w:rFonts w:hint="eastAsia" w:eastAsia="黑体"/>
               </w:rPr>
               <w:t xml:space="preserve">截止频率</w:t>
             </w:r>
@@ -1274,6 +1395,9 @@
               <w:pStyle w:val="Compact"/>
             </w:pPr>
             <w:r>
+              <w:rPr>
+                <w:rFonts w:eastAsia="黑体"/>
+              </w:rPr>
               <w:t xml:space="preserve">Hz</w:t>
             </w:r>
           </w:p>
@@ -1292,6 +1416,9 @@
               </m:r>
             </m:oMath>
             <w:r>
+              <w:rPr>
+                <w:rFonts w:eastAsia="黑体"/>
+              </w:rPr>
               <w:t xml:space="preserve">​</w:t>
             </w:r>
           </w:p>
@@ -1304,7 +1431,7 @@
             </w:pPr>
             <w:r>
               <w:rPr>
-                <w:rFonts w:hint="eastAsia"/>
+                <w:rFonts w:hint="eastAsia" w:eastAsia="黑体"/>
               </w:rPr>
               <w:t xml:space="preserve">角频率（</w:t>
             </w:r>
@@ -1330,7 +1457,7 @@
             </m:oMath>
             <w:r>
               <w:rPr>
-                <w:rFonts w:hint="eastAsia"/>
+                <w:rFonts w:hint="eastAsia" w:eastAsia="黑体"/>
               </w:rPr>
               <w:t xml:space="preserve">）</w:t>
             </w:r>
@@ -1343,6 +1470,9 @@
               <w:pStyle w:val="Compact"/>
             </w:pPr>
             <w:r>
+              <w:rPr>
+                <w:rFonts w:eastAsia="黑体"/>
+              </w:rPr>
               <w:t xml:space="preserve">rad/s</w:t>
             </w:r>
           </w:p>
@@ -1361,6 +1491,9 @@
               </m:r>
             </m:oMath>
             <w:r>
+              <w:rPr>
+                <w:rFonts w:eastAsia="黑体"/>
+              </w:rPr>
               <w:t xml:space="preserve">​</w:t>
             </w:r>
           </w:p>
@@ -1373,7 +1506,7 @@
             </w:pPr>
             <w:r>
               <w:rPr>
-                <w:rFonts w:hint="eastAsia"/>
+                <w:rFonts w:hint="eastAsia" w:eastAsia="黑体"/>
               </w:rPr>
               <w:t xml:space="preserve">时间常数</w:t>
             </w:r>
@@ -1386,6 +1519,9 @@
               <w:pStyle w:val="Compact"/>
             </w:pPr>
             <w:r>
+              <w:rPr>
+                <w:rFonts w:eastAsia="黑体"/>
+              </w:rPr>
               <w:t xml:space="preserve">s</w:t>
             </w:r>
           </w:p>
@@ -1400,7 +1536,7 @@
       </w:pPr>
       <w:r>
         <w:rPr>
-          <w:rFonts w:hint="eastAsia"/>
+          <w:rFonts w:hint="eastAsia" w:eastAsia="黑体"/>
         </w:rPr>
         <w:t xml:space="preserve">元件调整影响</w:t>
       </w:r>
@@ -1415,6 +1551,7 @@
       </w:pPr>
       <w:r>
         <w:rPr>
+          <w:rFonts w:eastAsia="黑体"/>
           <w:b/>
           <w:bCs/>
         </w:rPr>
@@ -1422,7 +1559,7 @@
       </w:r>
       <w:r>
         <w:rPr>
-          <w:rFonts w:hint="eastAsia"/>
+          <w:rFonts w:hint="eastAsia" w:eastAsia="黑体"/>
           <w:b/>
           <w:bCs/>
         </w:rPr>
@@ -1430,6 +1567,7 @@
       </w:r>
       <w:r>
         <w:rPr>
+          <w:rFonts w:eastAsia="黑体"/>
           <w:b/>
           <w:bCs/>
         </w:rPr>
@@ -1437,7 +1575,7 @@
       </w:r>
       <w:r>
         <w:rPr>
-          <w:rFonts w:hint="eastAsia"/>
+          <w:rFonts w:hint="eastAsia" w:eastAsia="黑体"/>
           <w:b/>
           <w:bCs/>
         </w:rPr>
@@ -1445,6 +1583,7 @@
       </w:r>
       <w:r>
         <w:rPr>
+          <w:rFonts w:eastAsia="黑体"/>
           <w:b/>
           <w:bCs/>
         </w:rPr>
@@ -1452,19 +1591,28 @@
       </w:r>
       <w:r>
         <w:rPr>
-          <w:rFonts w:hint="eastAsia"/>
+          <w:rFonts w:hint="eastAsia" w:eastAsia="黑体"/>
           <w:b/>
           <w:bCs/>
         </w:rPr>
         <w:t xml:space="preserve">增大</w:t>
       </w:r>
       <w:r>
+        <w:rPr>
+          <w:rFonts w:eastAsia="黑体"/>
+        </w:rPr>
         <w:t xml:space="preserve"> </w:t>
       </w:r>
       <w:r>
+        <w:rPr>
+          <w:rFonts w:eastAsia="黑体"/>
+        </w:rPr>
         <w:t xml:space="preserve">→</w:t>
       </w:r>
       <w:r>
+        <w:rPr>
+          <w:rFonts w:eastAsia="黑体"/>
+        </w:rPr>
         <w:t xml:space="preserve"> </w:t>
       </w:r>
       <m:oMath>
@@ -1482,11 +1630,14 @@
         </m:sSub>
       </m:oMath>
       <w:r>
+        <w:rPr>
+          <w:rFonts w:eastAsia="黑体"/>
+        </w:rPr>
         <w:t xml:space="preserve"> </w:t>
       </w:r>
       <w:r>
         <w:rPr>
-          <w:rFonts w:hint="eastAsia"/>
+          <w:rFonts w:hint="eastAsia" w:eastAsia="黑体"/>
         </w:rPr>
         <w:t xml:space="preserve">降低，更多高频被滤除，电路响应变慢（</w:t>
       </w:r>
@@ -1496,11 +1647,14 @@
         </m:r>
       </m:oMath>
       <w:r>
+        <w:rPr>
+          <w:rFonts w:eastAsia="黑体"/>
+        </w:rPr>
         <w:t xml:space="preserve"> </w:t>
       </w:r>
       <w:r>
         <w:rPr>
-          <w:rFonts w:hint="eastAsia"/>
+          <w:rFonts w:hint="eastAsia" w:eastAsia="黑体"/>
         </w:rPr>
         <w:t xml:space="preserve">增大）。</w:t>
       </w:r>
@@ -1515,6 +1669,7 @@
       </w:pPr>
       <w:r>
         <w:rPr>
+          <w:rFonts w:eastAsia="黑体"/>
           <w:b/>
           <w:bCs/>
         </w:rPr>
@@ -1522,7 +1677,7 @@
       </w:r>
       <w:r>
         <w:rPr>
-          <w:rFonts w:hint="eastAsia"/>
+          <w:rFonts w:hint="eastAsia" w:eastAsia="黑体"/>
           <w:b/>
           <w:bCs/>
         </w:rPr>
@@ -1530,6 +1685,7 @@
       </w:r>
       <w:r>
         <w:rPr>
+          <w:rFonts w:eastAsia="黑体"/>
           <w:b/>
           <w:bCs/>
         </w:rPr>
@@ -1537,7 +1693,7 @@
       </w:r>
       <w:r>
         <w:rPr>
-          <w:rFonts w:hint="eastAsia"/>
+          <w:rFonts w:hint="eastAsia" w:eastAsia="黑体"/>
           <w:b/>
           <w:bCs/>
         </w:rPr>
@@ -1545,6 +1701,7 @@
       </w:r>
       <w:r>
         <w:rPr>
+          <w:rFonts w:eastAsia="黑体"/>
           <w:b/>
           <w:bCs/>
         </w:rPr>
@@ -1552,19 +1709,28 @@
       </w:r>
       <w:r>
         <w:rPr>
-          <w:rFonts w:hint="eastAsia"/>
+          <w:rFonts w:hint="eastAsia" w:eastAsia="黑体"/>
           <w:b/>
           <w:bCs/>
         </w:rPr>
         <w:t xml:space="preserve">减小</w:t>
       </w:r>
       <w:r>
+        <w:rPr>
+          <w:rFonts w:eastAsia="黑体"/>
+        </w:rPr>
         <w:t xml:space="preserve"> </w:t>
       </w:r>
       <w:r>
+        <w:rPr>
+          <w:rFonts w:eastAsia="黑体"/>
+        </w:rPr>
         <w:t xml:space="preserve">→</w:t>
       </w:r>
       <w:r>
+        <w:rPr>
+          <w:rFonts w:eastAsia="黑体"/>
+        </w:rPr>
         <w:t xml:space="preserve"> </w:t>
       </w:r>
       <m:oMath>
@@ -1582,11 +1748,14 @@
         </m:sSub>
       </m:oMath>
       <w:r>
+        <w:rPr>
+          <w:rFonts w:eastAsia="黑体"/>
+        </w:rPr>
         <w:t xml:space="preserve"> </w:t>
       </w:r>
       <w:r>
         <w:rPr>
-          <w:rFonts w:hint="eastAsia"/>
+          <w:rFonts w:hint="eastAsia" w:eastAsia="黑体"/>
         </w:rPr>
         <w:t xml:space="preserve">升高，通过频带变宽。</w:t>
       </w:r>
@@ -1601,47 +1770,62 @@
       </w:pPr>
       <w:r>
         <w:rPr>
-          <w:rFonts w:hint="eastAsia"/>
+          <w:rFonts w:hint="eastAsia" w:eastAsia="黑体"/>
         </w:rPr>
         <w:t xml:space="preserve">想得到某一截止频率时，可固定</w:t>
       </w:r>
       <w:r>
+        <w:rPr>
+          <w:rFonts w:eastAsia="黑体"/>
+        </w:rPr>
         <w:t xml:space="preserve"> C </w:t>
       </w:r>
       <w:r>
         <w:rPr>
-          <w:rFonts w:hint="eastAsia"/>
+          <w:rFonts w:hint="eastAsia" w:eastAsia="黑体"/>
         </w:rPr>
         <w:t xml:space="preserve">调</w:t>
       </w:r>
       <w:r>
+        <w:rPr>
+          <w:rFonts w:eastAsia="黑体"/>
+        </w:rPr>
         <w:t xml:space="preserve"> </w:t>
       </w:r>
       <w:r>
         <w:rPr>
-          <w:rFonts w:hint="eastAsia"/>
+          <w:rFonts w:hint="eastAsia" w:eastAsia="黑体"/>
         </w:rPr>
         <w:t xml:space="preserve">R，或固定</w:t>
       </w:r>
       <w:r>
+        <w:rPr>
+          <w:rFonts w:eastAsia="黑体"/>
+        </w:rPr>
         <w:t xml:space="preserve"> R </w:t>
       </w:r>
       <w:r>
         <w:rPr>
-          <w:rFonts w:hint="eastAsia"/>
+          <w:rFonts w:hint="eastAsia" w:eastAsia="黑体"/>
         </w:rPr>
         <w:t xml:space="preserve">调</w:t>
       </w:r>
       <w:r>
+        <w:rPr>
+          <w:rFonts w:eastAsia="黑体"/>
+        </w:rPr>
         <w:t xml:space="preserve"> </w:t>
       </w:r>
       <w:r>
         <w:rPr>
-          <w:rFonts w:hint="eastAsia"/>
+          <w:rFonts w:hint="eastAsia" w:eastAsia="黑体"/>
         </w:rPr>
         <w:t xml:space="preserve">C，二者乘积决定</w:t>
       </w:r>
       <w:r>
+        <w:rPr>
+          <w:rFonts w:eastAsia="黑体"/>
+        </w:rPr>
         <w:t xml:space="preserve"> </w:t>
       </w:r>
       <m:oMath>
@@ -1659,6 +1843,9 @@
         </m:sSub>
       </m:oMath>
       <w:r>
+        <w:rPr>
+          <w:rFonts w:eastAsia="黑体"/>
+        </w:rPr>
         <w:t xml:space="preserve">。</w:t>
       </w:r>
     </w:p>
@@ -1672,16 +1859,19 @@
       </w:pPr>
       <w:r>
         <w:rPr>
-          <w:rFonts w:hint="eastAsia"/>
+          <w:rFonts w:hint="eastAsia" w:eastAsia="黑体"/>
         </w:rPr>
         <w:t xml:space="preserve">该电路无放大能力（增益恒</w:t>
       </w:r>
       <w:r>
+        <w:rPr>
+          <w:rFonts w:eastAsia="黑体"/>
+        </w:rPr>
         <w:t xml:space="preserve"> ≤ </w:t>
       </w:r>
       <w:r>
         <w:rPr>
-          <w:rFonts w:hint="eastAsia"/>
+          <w:rFonts w:hint="eastAsia" w:eastAsia="黑体"/>
         </w:rPr>
         <w:t xml:space="preserve">1），且带载时输出会被负载电阻影响，实际使用常在后级加运放缓冲。</w:t>
       </w:r>
@@ -1694,7 +1884,7 @@
       </w:pPr>
       <w:r>
         <w:rPr>
-          <w:rFonts w:hint="eastAsia"/>
+          <w:rFonts w:hint="eastAsia" w:eastAsia="黑体"/>
         </w:rPr>
         <w:t xml:space="preserve">典型参数示例</w:t>
       </w:r>
@@ -1709,11 +1899,14 @@
       </w:pPr>
       <w:r>
         <w:rPr>
-          <w:rFonts w:hint="eastAsia"/>
+          <w:rFonts w:hint="eastAsia" w:eastAsia="黑体"/>
         </w:rPr>
         <w:t xml:space="preserve">取</w:t>
       </w:r>
       <w:r>
+        <w:rPr>
+          <w:rFonts w:eastAsia="黑体"/>
+        </w:rPr>
         <w:t xml:space="preserve"> </w:t>
       </w:r>
       <m:oMath>
@@ -1741,6 +1934,9 @@
         </m:r>
       </m:oMath>
       <w:r>
+        <w:rPr>
+          <w:rFonts w:eastAsia="黑体"/>
+        </w:rPr>
         <w:t xml:space="preserve">、</w:t>
       </w:r>
       <m:oMath>
@@ -1769,7 +1965,7 @@
       </m:oMath>
       <w:r>
         <w:rPr>
-          <w:rFonts w:hint="eastAsia"/>
+          <w:rFonts w:hint="eastAsia" w:eastAsia="黑体"/>
         </w:rPr>
         <w:t xml:space="preserve">：</w:t>
       </w:r>
@@ -1873,6 +2069,9 @@
         </m:r>
       </m:oMath>
       <w:r>
+        <w:rPr>
+          <w:rFonts w:eastAsia="黑体"/>
+        </w:rPr>
         <w:t xml:space="preserve">。</w:t>
       </w:r>
     </w:p>
@@ -1886,11 +2085,14 @@
       </w:pPr>
       <w:r>
         <w:rPr>
-          <w:rFonts w:hint="eastAsia"/>
+          <w:rFonts w:hint="eastAsia" w:eastAsia="黑体"/>
         </w:rPr>
         <w:t xml:space="preserve">取</w:t>
       </w:r>
       <w:r>
+        <w:rPr>
+          <w:rFonts w:eastAsia="黑体"/>
+        </w:rPr>
         <w:t xml:space="preserve"> </w:t>
       </w:r>
       <m:oMath>
@@ -1918,6 +2120,9 @@
         </m:r>
       </m:oMath>
       <w:r>
+        <w:rPr>
+          <w:rFonts w:eastAsia="黑体"/>
+        </w:rPr>
         <w:t xml:space="preserve">、</w:t>
       </w:r>
       <m:oMath>
@@ -1949,7 +2154,7 @@
       </m:oMath>
       <w:r>
         <w:rPr>
-          <w:rFonts w:hint="eastAsia"/>
+          <w:rFonts w:hint="eastAsia" w:eastAsia="黑体"/>
         </w:rPr>
         <w:t xml:space="preserve">：</w:t>
       </w:r>
@@ -1988,16 +2193,19 @@
       </m:oMath>
       <w:r>
         <w:rPr>
-          <w:rFonts w:hint="eastAsia"/>
+          <w:rFonts w:hint="eastAsia" w:eastAsia="黑体"/>
         </w:rPr>
         <w:t xml:space="preserve">（用于音频</w:t>
       </w:r>
       <w:r>
+        <w:rPr>
+          <w:rFonts w:eastAsia="黑体"/>
+        </w:rPr>
         <w:t xml:space="preserve"> / </w:t>
       </w:r>
       <w:r>
         <w:rPr>
-          <w:rFonts w:hint="eastAsia"/>
+          <w:rFonts w:hint="eastAsia" w:eastAsia="黑体"/>
         </w:rPr>
         <w:t xml:space="preserve">直流滤波）。</w:t>
       </w:r>
@@ -2010,7 +2218,7 @@
       </w:pPr>
       <w:r>
         <w:rPr>
-          <w:rFonts w:hint="eastAsia"/>
+          <w:rFonts w:hint="eastAsia" w:eastAsia="黑体"/>
         </w:rPr>
         <w:t xml:space="preserve">常见器件型号</w:t>
       </w:r>
@@ -2025,25 +2233,31 @@
       </w:pPr>
       <w:r>
         <w:rPr>
-          <w:rFonts w:hint="eastAsia"/>
+          <w:rFonts w:hint="eastAsia" w:eastAsia="黑体"/>
         </w:rPr>
         <w:t xml:space="preserve">电阻：0805</w:t>
       </w:r>
       <w:r>
+        <w:rPr>
+          <w:rFonts w:eastAsia="黑体"/>
+        </w:rPr>
         <w:t xml:space="preserve"> / 0603 </w:t>
       </w:r>
       <w:r>
         <w:rPr>
-          <w:rFonts w:hint="eastAsia"/>
+          <w:rFonts w:hint="eastAsia" w:eastAsia="黑体"/>
         </w:rPr>
         <w:t xml:space="preserve">贴片电阻、1%</w:t>
       </w:r>
       <w:r>
+        <w:rPr>
+          <w:rFonts w:eastAsia="黑体"/>
+        </w:rPr>
         <w:t xml:space="preserve"> </w:t>
       </w:r>
       <w:r>
         <w:rPr>
-          <w:rFonts w:hint="eastAsia"/>
+          <w:rFonts w:hint="eastAsia" w:eastAsia="黑体"/>
         </w:rPr>
         <w:t xml:space="preserve">金属膜电阻。</w:t>
       </w:r>
@@ -2058,7 +2272,7 @@
       </w:pPr>
       <w:r>
         <w:rPr>
-          <w:rFonts w:hint="eastAsia"/>
+          <w:rFonts w:hint="eastAsia" w:eastAsia="黑体"/>
         </w:rPr>
         <w:t xml:space="preserve">电容：C0G/NP0（高频稳定）、X7R（去耦）、电解电容（低频大容量）。</w:t>
       </w:r>
@@ -2073,7 +2287,7 @@
       </w:pPr>
       <w:r>
         <w:rPr>
-          <w:rFonts w:hint="eastAsia"/>
+          <w:rFonts w:hint="eastAsia" w:eastAsia="黑体"/>
         </w:rPr>
         <w:t xml:space="preserve">后级缓冲运放：LM358、TL072、OPA2134。</w:t>
       </w:r>
@@ -2086,7 +2300,7 @@
       </w:pPr>
       <w:r>
         <w:rPr>
-          <w:rFonts w:hint="eastAsia"/>
+          <w:rFonts w:hint="eastAsia" w:eastAsia="黑体"/>
         </w:rPr>
         <w:t xml:space="preserve">注意事项</w:t>
       </w:r>
@@ -2101,11 +2315,14 @@
       </w:pPr>
       <w:r>
         <w:rPr>
-          <w:rFonts w:hint="eastAsia"/>
+          <w:rFonts w:hint="eastAsia" w:eastAsia="黑体"/>
         </w:rPr>
         <w:t xml:space="preserve">无放大能力，增益恒</w:t>
       </w:r>
       <w:r>
+        <w:rPr>
+          <w:rFonts w:eastAsia="黑体"/>
+        </w:rPr>
         <w:t xml:space="preserve"> ≤ 1。</w:t>
       </w:r>
     </w:p>
@@ -2119,7 +2336,7 @@
       </w:pPr>
       <w:r>
         <w:rPr>
-          <w:rFonts w:hint="eastAsia"/>
+          <w:rFonts w:hint="eastAsia" w:eastAsia="黑体"/>
         </w:rPr>
         <w:t xml:space="preserve">带载时截止频率受负载电阻影响，实际常加运放跟随器缓冲。</w:t>
       </w:r>
@@ -2134,16 +2351,19 @@
       </w:pPr>
       <w:r>
         <w:rPr>
-          <w:rFonts w:hint="eastAsia"/>
+          <w:rFonts w:hint="eastAsia" w:eastAsia="黑体"/>
         </w:rPr>
         <w:t xml:space="preserve">电容耐压需高于信号峰值；高频场合考虑电容</w:t>
       </w:r>
       <w:r>
+        <w:rPr>
+          <w:rFonts w:eastAsia="黑体"/>
+        </w:rPr>
         <w:t xml:space="preserve"> ESL </w:t>
       </w:r>
       <w:r>
         <w:rPr>
-          <w:rFonts w:hint="eastAsia"/>
+          <w:rFonts w:hint="eastAsia" w:eastAsia="黑体"/>
         </w:rPr>
         <w:t xml:space="preserve">与电阻寄生电感。</w:t>
       </w:r>
@@ -2156,7 +2376,7 @@
       </w:pPr>
       <w:r>
         <w:rPr>
-          <w:rFonts w:hint="eastAsia"/>
+          <w:rFonts w:hint="eastAsia" w:eastAsia="黑体"/>
         </w:rPr>
         <w:t xml:space="preserve">参考资料</w:t>
       </w:r>
@@ -2171,7 +2391,7 @@
       </w:pPr>
       <w:r>
         <w:rPr>
-          <w:rFonts w:hint="eastAsia"/>
+          <w:rFonts w:hint="eastAsia" w:eastAsia="黑体"/>
         </w:rPr>
         <w:t xml:space="preserve">《模拟电子技术基础》（童诗白、华成英）。</w:t>
       </w:r>
@@ -2185,6 +2405,9 @@
         </w:numPr>
       </w:pPr>
       <w:r>
+        <w:rPr>
+          <w:rFonts w:eastAsia="黑体"/>
+        </w:rPr>
         <w:t xml:space="preserve">Wikipedia: Low-pass filter。</w:t>
       </w:r>
     </w:p>
@@ -2197,29 +2420,38 @@
         </w:numPr>
       </w:pPr>
       <w:r>
+        <w:rPr>
+          <w:rFonts w:eastAsia="黑体"/>
+        </w:rPr>
         <w:t xml:space="preserve">TI </w:t>
       </w:r>
       <w:r>
         <w:rPr>
-          <w:rFonts w:hint="eastAsia"/>
+          <w:rFonts w:hint="eastAsia" w:eastAsia="黑体"/>
         </w:rPr>
         <w:t xml:space="preserve">应用笔记</w:t>
       </w:r>
       <w:r>
+        <w:rPr>
+          <w:rFonts w:eastAsia="黑体"/>
+        </w:rPr>
         <w:t xml:space="preserve"> </w:t>
       </w:r>
       <w:r>
         <w:rPr>
-          <w:rFonts w:hint="eastAsia"/>
+          <w:rFonts w:hint="eastAsia" w:eastAsia="黑体"/>
         </w:rPr>
         <w:t xml:space="preserve">SLOA049（一阶</w:t>
       </w:r>
       <w:r>
+        <w:rPr>
+          <w:rFonts w:eastAsia="黑体"/>
+        </w:rPr>
         <w:t xml:space="preserve"> RC </w:t>
       </w:r>
       <w:r>
         <w:rPr>
-          <w:rFonts w:hint="eastAsia"/>
+          <w:rFonts w:hint="eastAsia" w:eastAsia="黑体"/>
         </w:rPr>
         <w:t xml:space="preserve">滤波）。</w:t>
       </w:r>
@@ -2233,11 +2465,11 @@
       </w:pPr>
       <w:r>
         <w:rPr>
-          <w:rFonts w:ascii="Times New Roman" w:hAnsi="Times New Roman"/>
+          <w:rFonts w:ascii="Times New Roman" w:hAnsi="Times New Roman" w:eastAsia="黑体"/>
           <w:color w:val="555555"/>
           <w:sz w:val="21"/>
         </w:rPr>
-        <w:t>材料收集者：杜文杰</w:t>
+        <w:t>材料收集者：杜文杰，WX手机：19519196569，QQ:3478827729</w:t>
       </w:r>
     </w:p>
     <w:sectPr>
@@ -2257,7 +2489,7 @@
 </file>
 
 <file path=word/footer1.xml><?xml version="1.0" encoding="utf-8"?>
-<w:ftr xmlns:m="http://schemas.openxmlformats.org/officeDocument/2006/math" xmlns:mc="http://schemas.openxmlformats.org/markup-compatibility/2006" xmlns:mo="http://schemas.microsoft.com/office/mac/office/2008/main" xmlns:mv="urn:schemas-microsoft-com:mac:vml" xmlns:o="urn:schemas-microsoft-com:office:office" xmlns:r="http://schemas.openxmlformats.org/officeDocument/2006/relationships" xmlns:v="urn:schemas-microsoft-com:vml" xmlns:w10="urn:schemas-microsoft-com:office:word" xmlns:w14="http://schemas.microsoft.com/office/word/2010/wordml" xmlns:w="http://schemas.openxmlformats.org/wordprocessingml/2006/main" xmlns:wne="http://schemas.microsoft.com/office/word/2006/wordml" xmlns:wp14="http://schemas.microsoft.com/office/word/2010/wordprocessingDrawing" xmlns:wp="http://schemas.openxmlformats.org/drawingml/2006/wordprocessingDrawing" xmlns:wpc="http://schemas.microsoft.com/office/word/2010/wordprocessingCanvas" xmlns:wpg="http://schemas.microsoft.com/office/word/2010/wordprocessingGroup" xmlns:wpi="http://schemas.microsoft.com/office/word/2010/wordprocessingInk" xmlns:wps="http://schemas.microsoft.com/office/word/2010/wordprocessingShape" mc:Ignorable="w14 wp14">
+<w:ftr xmlns:mc="http://schemas.openxmlformats.org/markup-compatibility/2006" xmlns:w="http://schemas.openxmlformats.org/wordprocessingml/2006/main" xmlns:m="http://schemas.openxmlformats.org/officeDocument/2006/math" xmlns:mo="http://schemas.microsoft.com/office/mac/office/2008/main" xmlns:mv="urn:schemas-microsoft-com:mac:vml" xmlns:o="urn:schemas-microsoft-com:office:office" xmlns:r="http://schemas.openxmlformats.org/officeDocument/2006/relationships" xmlns:v="urn:schemas-microsoft-com:vml" xmlns:w10="urn:schemas-microsoft-com:office:word" xmlns:w14="http://schemas.microsoft.com/office/word/2010/wordml" xmlns:wne="http://schemas.microsoft.com/office/word/2006/wordml" xmlns:wp14="http://schemas.microsoft.com/office/word/2010/wordprocessingDrawing" xmlns:wp="http://schemas.openxmlformats.org/drawingml/2006/wordprocessingDrawing" xmlns:wpc="http://schemas.microsoft.com/office/word/2010/wordprocessingCanvas" xmlns:wpg="http://schemas.microsoft.com/office/word/2010/wordprocessingGroup" xmlns:wpi="http://schemas.microsoft.com/office/word/2010/wordprocessingInk" xmlns:wps="http://schemas.microsoft.com/office/word/2010/wordprocessingShape" mc:Ignorable="w14 wp14">
   <w:p>
     <w:pPr>
       <w:pStyle w:val="Footer"/>
@@ -2265,12 +2497,14 @@
     </w:pPr>
     <w:r>
       <w:rPr>
+        <w:rFonts w:eastAsia="黑体"/>
         <w:sz w:val="18"/>
       </w:rPr>
       <w:t xml:space="preserve">第 </w:t>
     </w:r>
     <w:r>
       <w:rPr>
+        <w:rFonts w:eastAsia="黑体"/>
         <w:sz w:val="18"/>
       </w:rPr>
       <w:fldChar w:fldCharType="begin"/>
@@ -2279,6 +2513,7 @@
     </w:r>
     <w:r>
       <w:rPr>
+        <w:rFonts w:eastAsia="黑体"/>
         <w:sz w:val="18"/>
       </w:rPr>
       <w:t xml:space="preserve"> 页</w:t>
@@ -2292,6 +2527,9 @@
   <w:footnote w:type="continuationSeparator" w:id="0">
     <w:p>
       <w:r>
+        <w:rPr>
+          <w:rFonts w:eastAsia="黑体"/>
+        </w:rPr>
         <w:continuationSeparator/>
       </w:r>
     </w:p>
@@ -2299,6 +2537,9 @@
   <w:footnote w:type="separator" w:id="-1">
     <w:p>
       <w:r>
+        <w:rPr>
+          <w:rFonts w:eastAsia="黑体"/>
+        </w:rPr>
         <w:separator/>
       </w:r>
     </w:p>
@@ -2307,7 +2548,7 @@
 </file>
 
 <file path=word/header1.xml><?xml version="1.0" encoding="utf-8"?>
-<w:hdr xmlns:m="http://schemas.openxmlformats.org/officeDocument/2006/math" xmlns:mc="http://schemas.openxmlformats.org/markup-compatibility/2006" xmlns:mo="http://schemas.microsoft.com/office/mac/office/2008/main" xmlns:mv="urn:schemas-microsoft-com:mac:vml" xmlns:o="urn:schemas-microsoft-com:office:office" xmlns:r="http://schemas.openxmlformats.org/officeDocument/2006/relationships" xmlns:v="urn:schemas-microsoft-com:vml" xmlns:w10="urn:schemas-microsoft-com:office:word" xmlns:w14="http://schemas.microsoft.com/office/word/2010/wordml" xmlns:w="http://schemas.openxmlformats.org/wordprocessingml/2006/main" xmlns:wne="http://schemas.microsoft.com/office/word/2006/wordml" xmlns:wp14="http://schemas.microsoft.com/office/word/2010/wordprocessingDrawing" xmlns:wp="http://schemas.openxmlformats.org/drawingml/2006/wordprocessingDrawing" xmlns:wpc="http://schemas.microsoft.com/office/word/2010/wordprocessingCanvas" xmlns:wpg="http://schemas.microsoft.com/office/word/2010/wordprocessingGroup" xmlns:wpi="http://schemas.microsoft.com/office/word/2010/wordprocessingInk" xmlns:wps="http://schemas.microsoft.com/office/word/2010/wordprocessingShape" mc:Ignorable="w14 wp14">
+<w:hdr xmlns:mc="http://schemas.openxmlformats.org/markup-compatibility/2006" xmlns:w="http://schemas.openxmlformats.org/wordprocessingml/2006/main" xmlns:m="http://schemas.openxmlformats.org/officeDocument/2006/math" xmlns:mo="http://schemas.microsoft.com/office/mac/office/2008/main" xmlns:mv="urn:schemas-microsoft-com:mac:vml" xmlns:o="urn:schemas-microsoft-com:office:office" xmlns:r="http://schemas.openxmlformats.org/officeDocument/2006/relationships" xmlns:v="urn:schemas-microsoft-com:vml" xmlns:w10="urn:schemas-microsoft-com:office:word" xmlns:w14="http://schemas.microsoft.com/office/word/2010/wordml" xmlns:wne="http://schemas.microsoft.com/office/word/2006/wordml" xmlns:wp14="http://schemas.microsoft.com/office/word/2010/wordprocessingDrawing" xmlns:wp="http://schemas.openxmlformats.org/drawingml/2006/wordprocessingDrawing" xmlns:wpc="http://schemas.microsoft.com/office/word/2010/wordprocessingCanvas" xmlns:wpg="http://schemas.microsoft.com/office/word/2010/wordprocessingGroup" xmlns:wpi="http://schemas.microsoft.com/office/word/2010/wordprocessingInk" xmlns:wps="http://schemas.microsoft.com/office/word/2010/wordprocessingShape" mc:Ignorable="w14 wp14">
   <w:p>
     <w:pPr>
       <w:pStyle w:val="Header"/>
@@ -2315,7 +2556,7 @@
     </w:pPr>
     <w:r>
       <w:rPr>
-        <w:rFonts w:ascii="Times New Roman" w:hAnsi="Times New Roman"/>
+        <w:rFonts w:ascii="Times New Roman" w:hAnsi="Times New Roman" w:eastAsia="黑体"/>
         <w:sz w:val="18"/>
         <w:rFonts w:eastAsia="黑体"/>
         <w:rFonts w:eastAsia="黑体"/>
@@ -2327,7 +2568,7 @@
 </file>
 
 <file path=word/numbering.xml><?xml version="1.0" encoding="utf-8"?>
-<w:numbering xmlns:m="http://schemas.openxmlformats.org/officeDocument/2006/math" xmlns:mc="http://schemas.openxmlformats.org/markup-compatibility/2006" xmlns:mo="http://schemas.microsoft.com/office/mac/office/2008/main" xmlns:mv="urn:schemas-microsoft-com:mac:vml" xmlns:o="urn:schemas-microsoft-com:office:office" xmlns:r="http://schemas.openxmlformats.org/officeDocument/2006/relationships" xmlns:v="urn:schemas-microsoft-com:vml" xmlns:w="http://schemas.openxmlformats.org/wordprocessingml/2006/main" xmlns:w10="urn:schemas-microsoft-com:office:word" xmlns:w14="http://schemas.microsoft.com/office/word/2010/wordml" xmlns:wne="http://schemas.microsoft.com/office/word/2006/wordml" xmlns:wp="http://schemas.openxmlformats.org/drawingml/2006/wordprocessingDrawing" xmlns:wp14="http://schemas.microsoft.com/office/word/2010/wordprocessingDrawing" xmlns:wpc="http://schemas.microsoft.com/office/word/2010/wordprocessingCanvas" xmlns:wpg="http://schemas.microsoft.com/office/word/2010/wordprocessingGroup" xmlns:wpi="http://schemas.microsoft.com/office/word/2010/wordprocessingInk" xmlns:wps="http://schemas.microsoft.com/office/word/2010/wordprocessingShape" mc:Ignorable="w14 wp14">
+<w:numbering xmlns:mc="http://schemas.openxmlformats.org/markup-compatibility/2006" xmlns:w="http://schemas.openxmlformats.org/wordprocessingml/2006/main" xmlns:m="http://schemas.openxmlformats.org/officeDocument/2006/math" xmlns:mo="http://schemas.microsoft.com/office/mac/office/2008/main" xmlns:mv="urn:schemas-microsoft-com:mac:vml" xmlns:o="urn:schemas-microsoft-com:office:office" xmlns:r="http://schemas.openxmlformats.org/officeDocument/2006/relationships" xmlns:v="urn:schemas-microsoft-com:vml" xmlns:w10="urn:schemas-microsoft-com:office:word" xmlns:w14="http://schemas.microsoft.com/office/word/2010/wordml" xmlns:wne="http://schemas.microsoft.com/office/word/2006/wordml" xmlns:wp="http://schemas.openxmlformats.org/drawingml/2006/wordprocessingDrawing" xmlns:wp14="http://schemas.microsoft.com/office/word/2010/wordprocessingDrawing" xmlns:wpc="http://schemas.microsoft.com/office/word/2010/wordprocessingCanvas" xmlns:wpg="http://schemas.microsoft.com/office/word/2010/wordprocessingGroup" xmlns:wpi="http://schemas.microsoft.com/office/word/2010/wordprocessingInk" xmlns:wps="http://schemas.microsoft.com/office/word/2010/wordprocessingShape" mc:Ignorable="w14 wp14">
   <w:abstractNum w:abstractNumId="0">
     <w:nsid w:val="FFFFFF7C"/>
     <w:multiLevelType w:val="singleLevel"/>
@@ -2414,7 +2655,7 @@
         <w:ind w:hanging="360" w:left="1440"/>
       </w:pPr>
       <w:rPr>
-        <w:rFonts w:ascii="Symbol" w:hAnsi="Symbol" w:hint="default"/>
+        <w:rFonts w:ascii="Symbol" w:hAnsi="Symbol" w:hint="default" w:eastAsia="黑体"/>
       </w:rPr>
     </w:lvl>
   </w:abstractNum>
@@ -2435,7 +2676,7 @@
         <w:ind w:hanging="360" w:left="1080"/>
       </w:pPr>
       <w:rPr>
-        <w:rFonts w:ascii="Symbol" w:hAnsi="Symbol" w:hint="default"/>
+        <w:rFonts w:ascii="Symbol" w:hAnsi="Symbol" w:hint="default" w:eastAsia="黑体"/>
       </w:rPr>
     </w:lvl>
   </w:abstractNum>
@@ -2456,7 +2697,7 @@
         <w:ind w:hanging="360" w:left="720"/>
       </w:pPr>
       <w:rPr>
-        <w:rFonts w:ascii="Symbol" w:hAnsi="Symbol" w:hint="default"/>
+        <w:rFonts w:ascii="Symbol" w:hAnsi="Symbol" w:hint="default" w:eastAsia="黑体"/>
       </w:rPr>
     </w:lvl>
   </w:abstractNum>
@@ -2495,7 +2736,7 @@
         <w:ind w:hanging="360" w:left="360"/>
       </w:pPr>
       <w:rPr>
-        <w:rFonts w:ascii="Symbol" w:hAnsi="Symbol" w:hint="default"/>
+        <w:rFonts w:ascii="Symbol" w:hAnsi="Symbol" w:hint="default" w:eastAsia="黑体"/>
       </w:rPr>
     </w:lvl>
   </w:abstractNum>
@@ -2586,7 +2827,7 @@
         <w:ind w:left="720" w:hanging="360"/>
       </w:pPr>
       <w:rPr>
-        <w:rFonts w:ascii="Symbol" w:hAnsi="Symbol" w:cs="Symbol" w:hint="default"/>
+        <w:rFonts w:ascii="Symbol" w:hAnsi="Symbol" w:cs="Symbol" w:hint="default" w:eastAsia="黑体"/>
       </w:rPr>
     </w:lvl>
     <w:lvl w:ilvl="1">
@@ -2597,7 +2838,7 @@
         <w:ind w:left="1440" w:hanging="360"/>
       </w:pPr>
       <w:rPr>
-        <w:rFonts w:ascii="Courier New" w:hAnsi="Courier New" w:cs="Courier New" w:hint="default"/>
+        <w:rFonts w:ascii="Courier New" w:hAnsi="Courier New" w:cs="Courier New" w:hint="default" w:eastAsia="黑体"/>
       </w:rPr>
     </w:lvl>
     <w:lvl w:ilvl="2">
@@ -2608,7 +2849,7 @@
         <w:ind w:left="2160" w:hanging="360"/>
       </w:pPr>
       <w:rPr>
-        <w:rFonts w:ascii="Wingdings" w:hAnsi="Wingdings" w:cs="Wingdings" w:hint="default"/>
+        <w:rFonts w:ascii="Wingdings" w:hAnsi="Wingdings" w:cs="Wingdings" w:hint="default" w:eastAsia="黑体"/>
       </w:rPr>
     </w:lvl>
     <w:lvl w:ilvl="3">
@@ -2619,7 +2860,7 @@
         <w:ind w:left="2880" w:hanging="360"/>
       </w:pPr>
       <w:rPr>
-        <w:rFonts w:ascii="Symbol" w:hAnsi="Symbol" w:cs="Symbol" w:hint="default"/>
+        <w:rFonts w:ascii="Symbol" w:hAnsi="Symbol" w:cs="Symbol" w:hint="default" w:eastAsia="黑体"/>
       </w:rPr>
     </w:lvl>
     <w:lvl w:ilvl="4">
@@ -2630,7 +2871,7 @@
         <w:ind w:left="3600" w:hanging="360"/>
       </w:pPr>
       <w:rPr>
-        <w:rFonts w:ascii="Courier New" w:hAnsi="Courier New" w:cs="Courier New" w:hint="default"/>
+        <w:rFonts w:ascii="Courier New" w:hAnsi="Courier New" w:cs="Courier New" w:hint="default" w:eastAsia="黑体"/>
       </w:rPr>
     </w:lvl>
     <w:lvl w:ilvl="5">
@@ -2641,7 +2882,7 @@
         <w:ind w:left="4320" w:hanging="360"/>
       </w:pPr>
       <w:rPr>
-        <w:rFonts w:ascii="Wingdings" w:hAnsi="Wingdings" w:cs="Wingdings" w:hint="default"/>
+        <w:rFonts w:ascii="Wingdings" w:hAnsi="Wingdings" w:cs="Wingdings" w:hint="default" w:eastAsia="黑体"/>
       </w:rPr>
     </w:lvl>
     <w:lvl w:ilvl="6">
@@ -2652,7 +2893,7 @@
         <w:ind w:left="5040" w:hanging="360"/>
       </w:pPr>
       <w:rPr>
-        <w:rFonts w:ascii="Symbol" w:hAnsi="Symbol" w:cs="Symbol" w:hint="default"/>
+        <w:rFonts w:ascii="Symbol" w:hAnsi="Symbol" w:cs="Symbol" w:hint="default" w:eastAsia="黑体"/>
       </w:rPr>
     </w:lvl>
     <w:lvl w:ilvl="7">
@@ -2663,7 +2904,7 @@
         <w:ind w:left="5760" w:hanging="360"/>
       </w:pPr>
       <w:rPr>
-        <w:rFonts w:ascii="Courier New" w:hAnsi="Courier New" w:cs="Courier New" w:hint="default"/>
+        <w:rFonts w:ascii="Courier New" w:hAnsi="Courier New" w:cs="Courier New" w:hint="default" w:eastAsia="黑体"/>
       </w:rPr>
     </w:lvl>
     <w:lvl w:ilvl="8">
@@ -2674,7 +2915,7 @@
         <w:ind w:left="6480" w:hanging="360"/>
       </w:pPr>
       <w:rPr>
-        <w:rFonts w:ascii="Wingdings" w:hAnsi="Wingdings" w:cs="Wingdings" w:hint="default"/>
+        <w:rFonts w:ascii="Wingdings" w:hAnsi="Wingdings" w:cs="Wingdings" w:hint="default" w:eastAsia="黑体"/>
       </w:rPr>
     </w:lvl>
   </w:abstractNum>
@@ -2730,11 +2971,11 @@
 </file>
 
 <file path=word/styles.xml><?xml version="1.0" encoding="utf-8"?>
-<w:styles xmlns:mc="http://schemas.openxmlformats.org/markup-compatibility/2006" xmlns:r="http://schemas.openxmlformats.org/officeDocument/2006/relationships" xmlns:w="http://schemas.openxmlformats.org/wordprocessingml/2006/main" xmlns:w14="http://schemas.microsoft.com/office/word/2010/wordml" mc:Ignorable="w14">
+<w:styles xmlns:mc="http://schemas.openxmlformats.org/markup-compatibility/2006" xmlns:w="http://schemas.openxmlformats.org/wordprocessingml/2006/main" xmlns:r="http://schemas.openxmlformats.org/officeDocument/2006/relationships" xmlns:w14="http://schemas.microsoft.com/office/word/2010/wordml" mc:Ignorable="w14">
   <w:docDefaults>
     <w:rPrDefault>
       <w:rPr>
-        <w:rFonts w:asciiTheme="minorHAnsi" w:cstheme="minorBidi" w:eastAsiaTheme="minorEastAsia" w:hAnsiTheme="minorHAnsi"/>
+        <w:rFonts w:asciiTheme="minorHAnsi" w:cstheme="minorBidi" w:hAnsiTheme="minorHAnsi" w:eastAsia="黑体"/>
         <w:sz w:val="22"/>
         <w:szCs w:val="22"/>
         <w:lang w:bidi="ar-SA" w:eastAsia="en-US" w:val="en-US"/>
@@ -2956,7 +3197,7 @@
       <w:outlineLvl w:val="0"/>
     </w:pPr>
     <w:rPr>
-      <w:rFonts w:ascii="Times New Roman" w:asciiTheme="majorHAnsi" w:cstheme="majorBidi" w:eastAsia="黑体" w:eastAsiaTheme="majorEastAsia" w:hAnsi="Times New Roman" w:hAnsiTheme="majorHAnsi"/>
+      <w:rFonts w:ascii="Times New Roman" w:asciiTheme="majorHAnsi" w:cstheme="majorBidi" w:eastAsia="黑体" w:hAnsi="Times New Roman" w:hAnsiTheme="majorHAnsi"/>
       <w:b/>
       <w:bCs/>
       <w:color w:val="1F3864"/>
@@ -2980,7 +3221,7 @@
       <w:outlineLvl w:val="1"/>
     </w:pPr>
     <w:rPr>
-      <w:rFonts w:ascii="Times New Roman" w:asciiTheme="majorHAnsi" w:cstheme="majorBidi" w:eastAsia="黑体" w:eastAsiaTheme="majorEastAsia" w:hAnsi="Times New Roman" w:hAnsiTheme="majorHAnsi"/>
+      <w:rFonts w:ascii="Times New Roman" w:asciiTheme="majorHAnsi" w:cstheme="majorBidi" w:eastAsia="黑体" w:hAnsi="Times New Roman" w:hAnsiTheme="majorHAnsi"/>
       <w:b/>
       <w:bCs/>
       <w:color w:val="2E4E7E"/>
@@ -3004,7 +3245,7 @@
       <w:outlineLvl w:val="2"/>
     </w:pPr>
     <w:rPr>
-      <w:rFonts w:ascii="Times New Roman" w:asciiTheme="majorHAnsi" w:cstheme="majorBidi" w:eastAsia="黑体" w:eastAsiaTheme="majorEastAsia" w:hAnsi="Times New Roman" w:hAnsiTheme="majorHAnsi"/>
+      <w:rFonts w:ascii="Times New Roman" w:asciiTheme="majorHAnsi" w:cstheme="majorBidi" w:eastAsia="黑体" w:hAnsi="Times New Roman" w:hAnsiTheme="majorHAnsi"/>
       <w:b/>
       <w:bCs/>
       <w:color w:val="2E4E7E"/>
@@ -3028,7 +3269,7 @@
       <w:outlineLvl w:val="3"/>
     </w:pPr>
     <w:rPr>
-      <w:rFonts w:ascii="Times New Roman" w:asciiTheme="majorHAnsi" w:cstheme="majorBidi" w:eastAsia="黑体" w:eastAsiaTheme="majorEastAsia" w:hAnsi="Times New Roman" w:hAnsiTheme="majorHAnsi"/>
+      <w:rFonts w:ascii="Times New Roman" w:asciiTheme="majorHAnsi" w:cstheme="majorBidi" w:eastAsia="黑体" w:hAnsi="Times New Roman" w:hAnsiTheme="majorHAnsi"/>
       <w:b/>
       <w:bCs/>
       <w:i/>
@@ -3054,7 +3295,7 @@
       <w:outlineLvl w:val="4"/>
     </w:pPr>
     <w:rPr>
-      <w:rFonts w:ascii="Times New Roman" w:asciiTheme="majorHAnsi" w:cstheme="majorBidi" w:eastAsia="黑体" w:eastAsiaTheme="majorEastAsia" w:hAnsi="Times New Roman" w:hAnsiTheme="majorHAnsi"/>
+      <w:rFonts w:ascii="Times New Roman" w:asciiTheme="majorHAnsi" w:cstheme="majorBidi" w:eastAsia="黑体" w:hAnsi="Times New Roman" w:hAnsiTheme="majorHAnsi"/>
       <w:b/>
       <w:color w:val="333333"/>
       <w:sz w:val="22"/>
@@ -3077,7 +3318,7 @@
       <w:outlineLvl w:val="5"/>
     </w:pPr>
     <w:rPr>
-      <w:rFonts w:asciiTheme="majorHAnsi" w:cstheme="majorBidi" w:eastAsiaTheme="majorEastAsia" w:hAnsiTheme="majorHAnsi"/>
+      <w:rFonts w:asciiTheme="majorHAnsi" w:cstheme="majorBidi" w:hAnsiTheme="majorHAnsi" w:eastAsia="黑体"/>
       <w:i/>
       <w:iCs/>
       <w:color w:themeColor="accent1" w:themeShade="7F" w:val="243F60"/>
@@ -3100,7 +3341,7 @@
       <w:outlineLvl w:val="6"/>
     </w:pPr>
     <w:rPr>
-      <w:rFonts w:asciiTheme="majorHAnsi" w:cstheme="majorBidi" w:eastAsiaTheme="majorEastAsia" w:hAnsiTheme="majorHAnsi"/>
+      <w:rFonts w:asciiTheme="majorHAnsi" w:cstheme="majorBidi" w:hAnsiTheme="majorHAnsi" w:eastAsia="黑体"/>
       <w:i/>
       <w:iCs/>
       <w:color w:themeColor="text1" w:themeTint="BF" w:val="404040"/>
@@ -3123,7 +3364,7 @@
       <w:outlineLvl w:val="7"/>
     </w:pPr>
     <w:rPr>
-      <w:rFonts w:asciiTheme="majorHAnsi" w:cstheme="majorBidi" w:eastAsiaTheme="majorEastAsia" w:hAnsiTheme="majorHAnsi"/>
+      <w:rFonts w:asciiTheme="majorHAnsi" w:cstheme="majorBidi" w:hAnsiTheme="majorHAnsi" w:eastAsia="黑体"/>
       <w:color w:themeColor="accent1" w:val="4F81BD"/>
       <w:sz w:val="20"/>
       <w:szCs w:val="20"/>
@@ -3146,7 +3387,7 @@
       <w:outlineLvl w:val="8"/>
     </w:pPr>
     <w:rPr>
-      <w:rFonts w:asciiTheme="majorHAnsi" w:cstheme="majorBidi" w:eastAsiaTheme="majorEastAsia" w:hAnsiTheme="majorHAnsi"/>
+      <w:rFonts w:asciiTheme="majorHAnsi" w:cstheme="majorBidi" w:hAnsiTheme="majorHAnsi" w:eastAsia="黑体"/>
       <w:i/>
       <w:iCs/>
       <w:color w:themeColor="text1" w:themeTint="BF" w:val="404040"/>
@@ -3197,7 +3438,7 @@
     <w:uiPriority w:val="9"/>
     <w:rsid w:val="00FC693F"/>
     <w:rPr>
-      <w:rFonts w:asciiTheme="majorHAnsi" w:cstheme="majorBidi" w:eastAsiaTheme="majorEastAsia" w:hAnsiTheme="majorHAnsi"/>
+      <w:rFonts w:asciiTheme="majorHAnsi" w:cstheme="majorBidi" w:hAnsiTheme="majorHAnsi" w:eastAsia="黑体"/>
       <w:b/>
       <w:bCs/>
       <w:color w:themeColor="accent1" w:themeShade="BF" w:val="365F91"/>
@@ -3212,7 +3453,7 @@
     <w:uiPriority w:val="9"/>
     <w:rsid w:val="00FC693F"/>
     <w:rPr>
-      <w:rFonts w:asciiTheme="majorHAnsi" w:cstheme="majorBidi" w:eastAsiaTheme="majorEastAsia" w:hAnsiTheme="majorHAnsi"/>
+      <w:rFonts w:asciiTheme="majorHAnsi" w:cstheme="majorBidi" w:hAnsiTheme="majorHAnsi" w:eastAsia="黑体"/>
       <w:b/>
       <w:bCs/>
       <w:color w:themeColor="accent1" w:val="4F81BD"/>
@@ -3227,7 +3468,7 @@
     <w:uiPriority w:val="9"/>
     <w:rsid w:val="00FC693F"/>
     <w:rPr>
-      <w:rFonts w:asciiTheme="majorHAnsi" w:cstheme="majorBidi" w:eastAsiaTheme="majorEastAsia" w:hAnsiTheme="majorHAnsi"/>
+      <w:rFonts w:asciiTheme="majorHAnsi" w:cstheme="majorBidi" w:hAnsiTheme="majorHAnsi" w:eastAsia="黑体"/>
       <w:b/>
       <w:bCs/>
       <w:color w:themeColor="accent1" w:val="4F81BD"/>
@@ -3250,7 +3491,7 @@
       <w:contextualSpacing/>
     </w:pPr>
     <w:rPr>
-      <w:rFonts w:ascii="Times New Roman" w:asciiTheme="majorHAnsi" w:cstheme="majorBidi" w:eastAsia="黑体" w:eastAsiaTheme="majorEastAsia" w:hAnsi="Times New Roman" w:hAnsiTheme="majorHAnsi"/>
+      <w:rFonts w:ascii="Times New Roman" w:asciiTheme="majorHAnsi" w:cstheme="majorBidi" w:eastAsia="黑体" w:hAnsi="Times New Roman" w:hAnsiTheme="majorHAnsi"/>
       <w:b/>
       <w:color w:val="1F3864"/>
       <w:spacing w:val="5"/>
@@ -3266,7 +3507,7 @@
     <w:uiPriority w:val="10"/>
     <w:rsid w:val="00FC693F"/>
     <w:rPr>
-      <w:rFonts w:asciiTheme="majorHAnsi" w:cstheme="majorBidi" w:eastAsiaTheme="majorEastAsia" w:hAnsiTheme="majorHAnsi"/>
+      <w:rFonts w:asciiTheme="majorHAnsi" w:cstheme="majorBidi" w:hAnsiTheme="majorHAnsi" w:eastAsia="黑体"/>
       <w:color w:themeColor="text2" w:themeShade="BF" w:val="17365D"/>
       <w:spacing w:val="5"/>
       <w:kern w:val="28"/>
@@ -3288,7 +3529,7 @@
       </w:numPr>
     </w:pPr>
     <w:rPr>
-      <w:rFonts w:asciiTheme="majorHAnsi" w:cstheme="majorBidi" w:eastAsiaTheme="majorEastAsia" w:hAnsiTheme="majorHAnsi"/>
+      <w:rFonts w:asciiTheme="majorHAnsi" w:cstheme="majorBidi" w:hAnsiTheme="majorHAnsi" w:eastAsia="黑体"/>
       <w:i/>
       <w:iCs/>
       <w:color w:themeColor="accent1" w:val="4F81BD"/>
@@ -3304,7 +3545,7 @@
     <w:uiPriority w:val="11"/>
     <w:rsid w:val="00FC693F"/>
     <w:rPr>
-      <w:rFonts w:asciiTheme="majorHAnsi" w:cstheme="majorBidi" w:eastAsiaTheme="majorEastAsia" w:hAnsiTheme="majorHAnsi"/>
+      <w:rFonts w:asciiTheme="majorHAnsi" w:cstheme="majorBidi" w:hAnsiTheme="majorHAnsi" w:eastAsia="黑体"/>
       <w:i/>
       <w:iCs/>
       <w:color w:themeColor="accent1" w:val="4F81BD"/>
@@ -3371,6 +3612,7 @@
       <w:spacing w:after="120"/>
     </w:pPr>
     <w:rPr>
+      <w:rFonts w:eastAsia="黑体"/>
       <w:sz w:val="16"/>
       <w:szCs w:val="16"/>
     </w:rPr>
@@ -3382,6 +3624,7 @@
     <w:uiPriority w:val="99"/>
     <w:rsid w:val="00AA1D8D"/>
     <w:rPr>
+      <w:rFonts w:eastAsia="黑体"/>
       <w:sz w:val="16"/>
       <w:szCs w:val="16"/>
     </w:rPr>
@@ -3551,7 +3794,7 @@
       </w:tabs>
     </w:pPr>
     <w:rPr>
-      <w:rFonts w:ascii="Courier" w:hAnsi="Courier"/>
+      <w:rFonts w:ascii="Courier" w:hAnsi="Courier" w:eastAsia="黑体"/>
       <w:sz w:val="20"/>
       <w:szCs w:val="20"/>
     </w:rPr>
@@ -3563,7 +3806,7 @@
     <w:uiPriority w:val="99"/>
     <w:rsid w:val="0029639D"/>
     <w:rPr>
-      <w:rFonts w:ascii="Courier" w:hAnsi="Courier"/>
+      <w:rFonts w:ascii="Courier" w:hAnsi="Courier" w:eastAsia="黑体"/>
       <w:sz w:val="20"/>
       <w:szCs w:val="20"/>
     </w:rPr>
@@ -3599,6 +3842,7 @@
     <w:uiPriority w:val="29"/>
     <w:rsid w:val="00FC693F"/>
     <w:rPr>
+      <w:rFonts w:eastAsia="黑体"/>
       <w:i/>
       <w:iCs/>
       <w:color w:themeColor="text1" w:val="000000"/>
@@ -3612,7 +3856,7 @@
     <w:semiHidden/>
     <w:rsid w:val="00FC693F"/>
     <w:rPr>
-      <w:rFonts w:asciiTheme="majorHAnsi" w:cstheme="majorBidi" w:eastAsiaTheme="majorEastAsia" w:hAnsiTheme="majorHAnsi"/>
+      <w:rFonts w:asciiTheme="majorHAnsi" w:cstheme="majorBidi" w:hAnsiTheme="majorHAnsi" w:eastAsia="黑体"/>
       <w:b/>
       <w:bCs/>
       <w:i/>
@@ -3628,7 +3872,7 @@
     <w:semiHidden/>
     <w:rsid w:val="00FC693F"/>
     <w:rPr>
-      <w:rFonts w:asciiTheme="majorHAnsi" w:cstheme="majorBidi" w:eastAsiaTheme="majorEastAsia" w:hAnsiTheme="majorHAnsi"/>
+      <w:rFonts w:asciiTheme="majorHAnsi" w:cstheme="majorBidi" w:hAnsiTheme="majorHAnsi" w:eastAsia="黑体"/>
       <w:color w:themeColor="accent1" w:themeShade="7F" w:val="243F60"/>
     </w:rPr>
   </w:style>
@@ -3640,7 +3884,7 @@
     <w:semiHidden/>
     <w:rsid w:val="00FC693F"/>
     <w:rPr>
-      <w:rFonts w:asciiTheme="majorHAnsi" w:cstheme="majorBidi" w:eastAsiaTheme="majorEastAsia" w:hAnsiTheme="majorHAnsi"/>
+      <w:rFonts w:asciiTheme="majorHAnsi" w:cstheme="majorBidi" w:hAnsiTheme="majorHAnsi" w:eastAsia="黑体"/>
       <w:i/>
       <w:iCs/>
       <w:color w:themeColor="accent1" w:themeShade="7F" w:val="243F60"/>
@@ -3654,7 +3898,7 @@
     <w:semiHidden/>
     <w:rsid w:val="00FC693F"/>
     <w:rPr>
-      <w:rFonts w:asciiTheme="majorHAnsi" w:cstheme="majorBidi" w:eastAsiaTheme="majorEastAsia" w:hAnsiTheme="majorHAnsi"/>
+      <w:rFonts w:asciiTheme="majorHAnsi" w:cstheme="majorBidi" w:hAnsiTheme="majorHAnsi" w:eastAsia="黑体"/>
       <w:i/>
       <w:iCs/>
       <w:color w:themeColor="text1" w:themeTint="BF" w:val="404040"/>
@@ -3668,7 +3912,7 @@
     <w:semiHidden/>
     <w:rsid w:val="00FC693F"/>
     <w:rPr>
-      <w:rFonts w:asciiTheme="majorHAnsi" w:cstheme="majorBidi" w:eastAsiaTheme="majorEastAsia" w:hAnsiTheme="majorHAnsi"/>
+      <w:rFonts w:asciiTheme="majorHAnsi" w:cstheme="majorBidi" w:hAnsiTheme="majorHAnsi" w:eastAsia="黑体"/>
       <w:color w:themeColor="accent1" w:val="4F81BD"/>
       <w:sz w:val="20"/>
       <w:szCs w:val="20"/>
@@ -3682,7 +3926,7 @@
     <w:semiHidden/>
     <w:rsid w:val="00FC693F"/>
     <w:rPr>
-      <w:rFonts w:asciiTheme="majorHAnsi" w:cstheme="majorBidi" w:eastAsiaTheme="majorEastAsia" w:hAnsiTheme="majorHAnsi"/>
+      <w:rFonts w:asciiTheme="majorHAnsi" w:cstheme="majorBidi" w:hAnsiTheme="majorHAnsi" w:eastAsia="黑体"/>
       <w:i/>
       <w:iCs/>
       <w:color w:themeColor="text1" w:themeTint="BF" w:val="404040"/>
@@ -3703,6 +3947,7 @@
       <w:spacing w:line="240" w:lineRule="auto"/>
     </w:pPr>
     <w:rPr>
+      <w:rFonts w:eastAsia="黑体"/>
       <w:b/>
       <w:bCs/>
       <w:color w:themeColor="accent1" w:val="4F81BD"/>
@@ -3717,6 +3962,7 @@
     <w:qFormat/>
     <w:rsid w:val="00FC693F"/>
     <w:rPr>
+      <w:rFonts w:eastAsia="黑体"/>
       <w:b/>
       <w:bCs/>
     </w:rPr>
@@ -3728,6 +3974,7 @@
     <w:qFormat/>
     <w:rsid w:val="00FC693F"/>
     <w:rPr>
+      <w:rFonts w:eastAsia="黑体"/>
       <w:i/>
       <w:iCs/>
     </w:rPr>
@@ -3748,6 +3995,7 @@
       <w:ind w:left="936" w:right="936"/>
     </w:pPr>
     <w:rPr>
+      <w:rFonts w:eastAsia="黑体"/>
       <w:b/>
       <w:bCs/>
       <w:i/>
@@ -3762,6 +4010,7 @@
     <w:uiPriority w:val="30"/>
     <w:rsid w:val="00FC693F"/>
     <w:rPr>
+      <w:rFonts w:eastAsia="黑体"/>
       <w:b/>
       <w:bCs/>
       <w:i/>
@@ -3776,6 +4025,7 @@
     <w:qFormat/>
     <w:rsid w:val="00FC693F"/>
     <w:rPr>
+      <w:rFonts w:eastAsia="黑体"/>
       <w:i/>
       <w:iCs/>
       <w:color w:themeColor="text1" w:themeTint="7F" w:val="808080"/>
@@ -3788,6 +4038,7 @@
     <w:qFormat/>
     <w:rsid w:val="00FC693F"/>
     <w:rPr>
+      <w:rFonts w:eastAsia="黑体"/>
       <w:b/>
       <w:bCs/>
       <w:i/>
@@ -3802,6 +4053,7 @@
     <w:qFormat/>
     <w:rsid w:val="00FC693F"/>
     <w:rPr>
+      <w:rFonts w:eastAsia="黑体"/>
       <w:smallCaps/>
       <w:color w:themeColor="accent2" w:val="C0504D"/>
       <w:u w:val="single"/>
@@ -3814,6 +4066,7 @@
     <w:qFormat/>
     <w:rsid w:val="00FC693F"/>
     <w:rPr>
+      <w:rFonts w:eastAsia="黑体"/>
       <w:b/>
       <w:bCs/>
       <w:smallCaps/>
@@ -3829,6 +4082,7 @@
     <w:qFormat/>
     <w:rsid w:val="00FC693F"/>
     <w:rPr>
+      <w:rFonts w:eastAsia="黑体"/>
       <w:b/>
       <w:bCs/>
       <w:smallCaps/>
@@ -3883,6 +4137,7 @@
       <w:spacing w:after="0" w:line="240" w:lineRule="auto"/>
     </w:pPr>
     <w:rPr>
+      <w:rFonts w:eastAsia="黑体"/>
       <w:color w:themeColor="text1" w:themeShade="BF" w:val="000000"/>
     </w:rPr>
     <w:tblPr>
@@ -3905,6 +4160,7 @@
         <w:spacing w:after="0" w:before="0" w:line="240" w:lineRule="auto"/>
       </w:pPr>
       <w:rPr>
+        <w:rFonts w:eastAsia="黑体"/>
         <w:b/>
         <w:bCs/>
       </w:rPr>
@@ -3925,6 +4181,7 @@
         <w:spacing w:after="0" w:before="0" w:line="240" w:lineRule="auto"/>
       </w:pPr>
       <w:rPr>
+        <w:rFonts w:eastAsia="黑体"/>
         <w:b/>
         <w:bCs/>
       </w:rPr>
@@ -3942,12 +4199,14 @@
     </w:tblStylePr>
     <w:tblStylePr w:type="firstCol">
       <w:rPr>
+        <w:rFonts w:eastAsia="黑体"/>
         <w:b/>
         <w:bCs/>
       </w:rPr>
     </w:tblStylePr>
     <w:tblStylePr w:type="lastCol">
       <w:rPr>
+        <w:rFonts w:eastAsia="黑体"/>
         <w:b/>
         <w:bCs/>
       </w:rPr>
@@ -3986,6 +4245,7 @@
       <w:spacing w:after="0" w:line="240" w:lineRule="auto"/>
     </w:pPr>
     <w:rPr>
+      <w:rFonts w:eastAsia="黑体"/>
       <w:color w:themeColor="accent1" w:themeShade="BF" w:val="365F91"/>
     </w:rPr>
     <w:tblPr>
@@ -4008,6 +4268,7 @@
         <w:spacing w:after="0" w:before="0" w:line="240" w:lineRule="auto"/>
       </w:pPr>
       <w:rPr>
+        <w:rFonts w:eastAsia="黑体"/>
         <w:b/>
         <w:bCs/>
       </w:rPr>
@@ -4028,6 +4289,7 @@
         <w:spacing w:after="0" w:before="0" w:line="240" w:lineRule="auto"/>
       </w:pPr>
       <w:rPr>
+        <w:rFonts w:eastAsia="黑体"/>
         <w:b/>
         <w:bCs/>
       </w:rPr>
@@ -4045,12 +4307,14 @@
     </w:tblStylePr>
     <w:tblStylePr w:type="firstCol">
       <w:rPr>
+        <w:rFonts w:eastAsia="黑体"/>
         <w:b/>
         <w:bCs/>
       </w:rPr>
     </w:tblStylePr>
     <w:tblStylePr w:type="lastCol">
       <w:rPr>
+        <w:rFonts w:eastAsia="黑体"/>
         <w:b/>
         <w:bCs/>
       </w:rPr>
@@ -4089,6 +4353,7 @@
       <w:spacing w:after="0" w:line="240" w:lineRule="auto"/>
     </w:pPr>
     <w:rPr>
+      <w:rFonts w:eastAsia="黑体"/>
       <w:color w:themeColor="accent2" w:themeShade="BF" w:val="943634"/>
     </w:rPr>
     <w:tblPr>
@@ -4111,6 +4376,7 @@
         <w:spacing w:after="0" w:before="0" w:line="240" w:lineRule="auto"/>
       </w:pPr>
       <w:rPr>
+        <w:rFonts w:eastAsia="黑体"/>
         <w:b/>
         <w:bCs/>
       </w:rPr>
@@ -4131,6 +4397,7 @@
         <w:spacing w:after="0" w:before="0" w:line="240" w:lineRule="auto"/>
       </w:pPr>
       <w:rPr>
+        <w:rFonts w:eastAsia="黑体"/>
         <w:b/>
         <w:bCs/>
       </w:rPr>
@@ -4148,12 +4415,14 @@
     </w:tblStylePr>
     <w:tblStylePr w:type="firstCol">
       <w:rPr>
+        <w:rFonts w:eastAsia="黑体"/>
         <w:b/>
         <w:bCs/>
       </w:rPr>
     </w:tblStylePr>
     <w:tblStylePr w:type="lastCol">
       <w:rPr>
+        <w:rFonts w:eastAsia="黑体"/>
         <w:b/>
         <w:bCs/>
       </w:rPr>
@@ -4192,6 +4461,7 @@
       <w:spacing w:after="0" w:line="240" w:lineRule="auto"/>
     </w:pPr>
     <w:rPr>
+      <w:rFonts w:eastAsia="黑体"/>
       <w:color w:themeColor="accent3" w:themeShade="BF" w:val="76923C"/>
     </w:rPr>
     <w:tblPr>
@@ -4214,6 +4484,7 @@
         <w:spacing w:after="0" w:before="0" w:line="240" w:lineRule="auto"/>
       </w:pPr>
       <w:rPr>
+        <w:rFonts w:eastAsia="黑体"/>
         <w:b/>
         <w:bCs/>
       </w:rPr>
@@ -4234,6 +4505,7 @@
         <w:spacing w:after="0" w:before="0" w:line="240" w:lineRule="auto"/>
       </w:pPr>
       <w:rPr>
+        <w:rFonts w:eastAsia="黑体"/>
         <w:b/>
         <w:bCs/>
       </w:rPr>
@@ -4251,12 +4523,14 @@
     </w:tblStylePr>
     <w:tblStylePr w:type="firstCol">
       <w:rPr>
+        <w:rFonts w:eastAsia="黑体"/>
         <w:b/>
         <w:bCs/>
       </w:rPr>
     </w:tblStylePr>
     <w:tblStylePr w:type="lastCol">
       <w:rPr>
+        <w:rFonts w:eastAsia="黑体"/>
         <w:b/>
         <w:bCs/>
       </w:rPr>
@@ -4295,6 +4569,7 @@
       <w:spacing w:after="0" w:line="240" w:lineRule="auto"/>
     </w:pPr>
     <w:rPr>
+      <w:rFonts w:eastAsia="黑体"/>
       <w:color w:themeColor="accent4" w:themeShade="BF" w:val="5F497A"/>
     </w:rPr>
     <w:tblPr>
@@ -4317,6 +4592,7 @@
         <w:spacing w:after="0" w:before="0" w:line="240" w:lineRule="auto"/>
       </w:pPr>
       <w:rPr>
+        <w:rFonts w:eastAsia="黑体"/>
         <w:b/>
         <w:bCs/>
       </w:rPr>
@@ -4337,6 +4613,7 @@
         <w:spacing w:after="0" w:before="0" w:line="240" w:lineRule="auto"/>
       </w:pPr>
       <w:rPr>
+        <w:rFonts w:eastAsia="黑体"/>
         <w:b/>
         <w:bCs/>
       </w:rPr>
@@ -4354,12 +4631,14 @@
     </w:tblStylePr>
     <w:tblStylePr w:type="firstCol">
       <w:rPr>
+        <w:rFonts w:eastAsia="黑体"/>
         <w:b/>
         <w:bCs/>
       </w:rPr>
     </w:tblStylePr>
     <w:tblStylePr w:type="lastCol">
       <w:rPr>
+        <w:rFonts w:eastAsia="黑体"/>
         <w:b/>
         <w:bCs/>
       </w:rPr>
@@ -4398,6 +4677,7 @@
       <w:spacing w:after="0" w:line="240" w:lineRule="auto"/>
     </w:pPr>
     <w:rPr>
+      <w:rFonts w:eastAsia="黑体"/>
       <w:color w:themeColor="accent5" w:themeShade="BF" w:val="31849B"/>
     </w:rPr>
     <w:tblPr>
@@ -4420,6 +4700,7 @@
         <w:spacing w:after="0" w:before="0" w:line="240" w:lineRule="auto"/>
       </w:pPr>
       <w:rPr>
+        <w:rFonts w:eastAsia="黑体"/>
         <w:b/>
         <w:bCs/>
       </w:rPr>
@@ -4440,6 +4721,7 @@
         <w:spacing w:after="0" w:before="0" w:line="240" w:lineRule="auto"/>
       </w:pPr>
       <w:rPr>
+        <w:rFonts w:eastAsia="黑体"/>
         <w:b/>
         <w:bCs/>
       </w:rPr>
@@ -4457,12 +4739,14 @@
     </w:tblStylePr>
     <w:tblStylePr w:type="firstCol">
       <w:rPr>
+        <w:rFonts w:eastAsia="黑体"/>
         <w:b/>
         <w:bCs/>
       </w:rPr>
     </w:tblStylePr>
     <w:tblStylePr w:type="lastCol">
       <w:rPr>
+        <w:rFonts w:eastAsia="黑体"/>
         <w:b/>
         <w:bCs/>
       </w:rPr>
@@ -4501,6 +4785,7 @@
       <w:spacing w:after="0" w:line="240" w:lineRule="auto"/>
     </w:pPr>
     <w:rPr>
+      <w:rFonts w:eastAsia="黑体"/>
       <w:color w:themeColor="accent6" w:themeShade="BF" w:val="E36C0A"/>
     </w:rPr>
     <w:tblPr>
@@ -4523,6 +4808,7 @@
         <w:spacing w:after="0" w:before="0" w:line="240" w:lineRule="auto"/>
       </w:pPr>
       <w:rPr>
+        <w:rFonts w:eastAsia="黑体"/>
         <w:b/>
         <w:bCs/>
       </w:rPr>
@@ -4543,6 +4829,7 @@
         <w:spacing w:after="0" w:before="0" w:line="240" w:lineRule="auto"/>
       </w:pPr>
       <w:rPr>
+        <w:rFonts w:eastAsia="黑体"/>
         <w:b/>
         <w:bCs/>
       </w:rPr>
@@ -4560,12 +4847,14 @@
     </w:tblStylePr>
     <w:tblStylePr w:type="firstCol">
       <w:rPr>
+        <w:rFonts w:eastAsia="黑体"/>
         <w:b/>
         <w:bCs/>
       </w:rPr>
     </w:tblStylePr>
     <w:tblStylePr w:type="lastCol">
       <w:rPr>
+        <w:rFonts w:eastAsia="黑体"/>
         <w:b/>
         <w:bCs/>
       </w:rPr>
@@ -4625,6 +4914,7 @@
         <w:spacing w:after="0" w:before="0" w:line="240" w:lineRule="auto"/>
       </w:pPr>
       <w:rPr>
+        <w:rFonts w:eastAsia="黑体"/>
         <w:b/>
         <w:bCs/>
         <w:color w:themeColor="background1" w:val="FFFFFF"/>
@@ -4639,6 +4929,7 @@
         <w:spacing w:after="0" w:before="0" w:line="240" w:lineRule="auto"/>
       </w:pPr>
       <w:rPr>
+        <w:rFonts w:eastAsia="黑体"/>
         <w:b/>
         <w:bCs/>
       </w:rPr>
@@ -4654,12 +4945,14 @@
     </w:tblStylePr>
     <w:tblStylePr w:type="firstCol">
       <w:rPr>
+        <w:rFonts w:eastAsia="黑体"/>
         <w:b/>
         <w:bCs/>
       </w:rPr>
     </w:tblStylePr>
     <w:tblStylePr w:type="lastCol">
       <w:rPr>
+        <w:rFonts w:eastAsia="黑体"/>
         <w:b/>
         <w:bCs/>
       </w:rPr>
@@ -4717,6 +5010,7 @@
         <w:spacing w:after="0" w:before="0" w:line="240" w:lineRule="auto"/>
       </w:pPr>
       <w:rPr>
+        <w:rFonts w:eastAsia="黑体"/>
         <w:b/>
         <w:bCs/>
         <w:color w:themeColor="background1" w:val="FFFFFF"/>
@@ -4731,6 +5025,7 @@
         <w:spacing w:after="0" w:before="0" w:line="240" w:lineRule="auto"/>
       </w:pPr>
       <w:rPr>
+        <w:rFonts w:eastAsia="黑体"/>
         <w:b/>
         <w:bCs/>
       </w:rPr>
@@ -4746,12 +5041,14 @@
     </w:tblStylePr>
     <w:tblStylePr w:type="firstCol">
       <w:rPr>
+        <w:rFonts w:eastAsia="黑体"/>
         <w:b/>
         <w:bCs/>
       </w:rPr>
     </w:tblStylePr>
     <w:tblStylePr w:type="lastCol">
       <w:rPr>
+        <w:rFonts w:eastAsia="黑体"/>
         <w:b/>
         <w:bCs/>
       </w:rPr>
@@ -4809,6 +5106,7 @@
         <w:spacing w:after="0" w:before="0" w:line="240" w:lineRule="auto"/>
       </w:pPr>
       <w:rPr>
+        <w:rFonts w:eastAsia="黑体"/>
         <w:b/>
         <w:bCs/>
         <w:color w:themeColor="background1" w:val="FFFFFF"/>
@@ -4823,6 +5121,7 @@
         <w:spacing w:after="0" w:before="0" w:line="240" w:lineRule="auto"/>
       </w:pPr>
       <w:rPr>
+        <w:rFonts w:eastAsia="黑体"/>
         <w:b/>
         <w:bCs/>
       </w:rPr>
@@ -4838,12 +5137,14 @@
     </w:tblStylePr>
     <w:tblStylePr w:type="firstCol">
       <w:rPr>
+        <w:rFonts w:eastAsia="黑体"/>
         <w:b/>
         <w:bCs/>
       </w:rPr>
     </w:tblStylePr>
     <w:tblStylePr w:type="lastCol">
       <w:rPr>
+        <w:rFonts w:eastAsia="黑体"/>
         <w:b/>
         <w:bCs/>
       </w:rPr>
@@ -4901,6 +5202,7 @@
         <w:spacing w:after="0" w:before="0" w:line="240" w:lineRule="auto"/>
       </w:pPr>
       <w:rPr>
+        <w:rFonts w:eastAsia="黑体"/>
         <w:b/>
         <w:bCs/>
         <w:color w:themeColor="background1" w:val="FFFFFF"/>
@@ -4915,6 +5217,7 @@
         <w:spacing w:after="0" w:before="0" w:line="240" w:lineRule="auto"/>
       </w:pPr>
       <w:rPr>
+        <w:rFonts w:eastAsia="黑体"/>
         <w:b/>
         <w:bCs/>
       </w:rPr>
@@ -4930,12 +5233,14 @@
     </w:tblStylePr>
     <w:tblStylePr w:type="firstCol">
       <w:rPr>
+        <w:rFonts w:eastAsia="黑体"/>
         <w:b/>
         <w:bCs/>
       </w:rPr>
     </w:tblStylePr>
     <w:tblStylePr w:type="lastCol">
       <w:rPr>
+        <w:rFonts w:eastAsia="黑体"/>
         <w:b/>
         <w:bCs/>
       </w:rPr>
@@ -4993,6 +5298,7 @@
         <w:spacing w:after="0" w:before="0" w:line="240" w:lineRule="auto"/>
       </w:pPr>
       <w:rPr>
+        <w:rFonts w:eastAsia="黑体"/>
         <w:b/>
         <w:bCs/>
         <w:color w:themeColor="background1" w:val="FFFFFF"/>
@@ -5007,6 +5313,7 @@
         <w:spacing w:after="0" w:before="0" w:line="240" w:lineRule="auto"/>
       </w:pPr>
       <w:rPr>
+        <w:rFonts w:eastAsia="黑体"/>
         <w:b/>
         <w:bCs/>
       </w:rPr>
@@ -5022,12 +5329,14 @@
     </w:tblStylePr>
     <w:tblStylePr w:type="firstCol">
       <w:rPr>
+        <w:rFonts w:eastAsia="黑体"/>
         <w:b/>
         <w:bCs/>
       </w:rPr>
     </w:tblStylePr>
     <w:tblStylePr w:type="lastCol">
       <w:rPr>
+        <w:rFonts w:eastAsia="黑体"/>
         <w:b/>
         <w:bCs/>
       </w:rPr>
@@ -5085,6 +5394,7 @@
         <w:spacing w:after="0" w:before="0" w:line="240" w:lineRule="auto"/>
       </w:pPr>
       <w:rPr>
+        <w:rFonts w:eastAsia="黑体"/>
         <w:b/>
         <w:bCs/>
         <w:color w:themeColor="background1" w:val="FFFFFF"/>
@@ -5099,6 +5409,7 @@
         <w:spacing w:after="0" w:before="0" w:line="240" w:lineRule="auto"/>
       </w:pPr>
       <w:rPr>
+        <w:rFonts w:eastAsia="黑体"/>
         <w:b/>
         <w:bCs/>
       </w:rPr>
@@ -5114,12 +5425,14 @@
     </w:tblStylePr>
     <w:tblStylePr w:type="firstCol">
       <w:rPr>
+        <w:rFonts w:eastAsia="黑体"/>
         <w:b/>
         <w:bCs/>
       </w:rPr>
     </w:tblStylePr>
     <w:tblStylePr w:type="lastCol">
       <w:rPr>
+        <w:rFonts w:eastAsia="黑体"/>
         <w:b/>
         <w:bCs/>
       </w:rPr>
@@ -5177,6 +5490,7 @@
         <w:spacing w:after="0" w:before="0" w:line="240" w:lineRule="auto"/>
       </w:pPr>
       <w:rPr>
+        <w:rFonts w:eastAsia="黑体"/>
         <w:b/>
         <w:bCs/>
         <w:color w:themeColor="background1" w:val="FFFFFF"/>
@@ -5191,6 +5505,7 @@
         <w:spacing w:after="0" w:before="0" w:line="240" w:lineRule="auto"/>
       </w:pPr>
       <w:rPr>
+        <w:rFonts w:eastAsia="黑体"/>
         <w:b/>
         <w:bCs/>
       </w:rPr>
@@ -5206,12 +5521,14 @@
     </w:tblStylePr>
     <w:tblStylePr w:type="firstCol">
       <w:rPr>
+        <w:rFonts w:eastAsia="黑体"/>
         <w:b/>
         <w:bCs/>
       </w:rPr>
     </w:tblStylePr>
     <w:tblStylePr w:type="lastCol">
       <w:rPr>
+        <w:rFonts w:eastAsia="黑体"/>
         <w:b/>
         <w:bCs/>
       </w:rPr>
@@ -5271,7 +5588,7 @@
         <w:spacing w:after="0" w:before="0" w:line="240" w:lineRule="auto"/>
       </w:pPr>
       <w:rPr>
-        <w:rFonts w:asciiTheme="majorHAnsi" w:cstheme="majorBidi" w:eastAsiaTheme="majorEastAsia" w:hAnsiTheme="majorHAnsi"/>
+        <w:rFonts w:asciiTheme="majorHAnsi" w:cstheme="majorBidi" w:hAnsiTheme="majorHAnsi" w:eastAsia="黑体"/>
         <w:b/>
         <w:bCs/>
       </w:rPr>
@@ -5292,7 +5609,7 @@
         <w:spacing w:after="0" w:before="0" w:line="240" w:lineRule="auto"/>
       </w:pPr>
       <w:rPr>
-        <w:rFonts w:asciiTheme="majorHAnsi" w:cstheme="majorBidi" w:eastAsiaTheme="majorEastAsia" w:hAnsiTheme="majorHAnsi"/>
+        <w:rFonts w:asciiTheme="majorHAnsi" w:cstheme="majorBidi" w:hAnsiTheme="majorHAnsi" w:eastAsia="黑体"/>
         <w:b/>
         <w:bCs/>
       </w:rPr>
@@ -5310,14 +5627,14 @@
     </w:tblStylePr>
     <w:tblStylePr w:type="firstCol">
       <w:rPr>
-        <w:rFonts w:asciiTheme="majorHAnsi" w:cstheme="majorBidi" w:eastAsiaTheme="majorEastAsia" w:hAnsiTheme="majorHAnsi"/>
+        <w:rFonts w:asciiTheme="majorHAnsi" w:cstheme="majorBidi" w:hAnsiTheme="majorHAnsi" w:eastAsia="黑体"/>
         <w:b/>
         <w:bCs/>
       </w:rPr>
     </w:tblStylePr>
     <w:tblStylePr w:type="lastCol">
       <w:rPr>
-        <w:rFonts w:asciiTheme="majorHAnsi" w:cstheme="majorBidi" w:eastAsiaTheme="majorEastAsia" w:hAnsiTheme="majorHAnsi"/>
+        <w:rFonts w:asciiTheme="majorHAnsi" w:cstheme="majorBidi" w:hAnsiTheme="majorHAnsi" w:eastAsia="黑体"/>
         <w:b/>
         <w:bCs/>
       </w:rPr>
@@ -5401,7 +5718,7 @@
         <w:spacing w:after="0" w:before="0" w:line="240" w:lineRule="auto"/>
       </w:pPr>
       <w:rPr>
-        <w:rFonts w:asciiTheme="majorHAnsi" w:cstheme="majorBidi" w:eastAsiaTheme="majorEastAsia" w:hAnsiTheme="majorHAnsi"/>
+        <w:rFonts w:asciiTheme="majorHAnsi" w:cstheme="majorBidi" w:hAnsiTheme="majorHAnsi" w:eastAsia="黑体"/>
         <w:b/>
         <w:bCs/>
       </w:rPr>
@@ -5422,7 +5739,7 @@
         <w:spacing w:after="0" w:before="0" w:line="240" w:lineRule="auto"/>
       </w:pPr>
       <w:rPr>
-        <w:rFonts w:asciiTheme="majorHAnsi" w:cstheme="majorBidi" w:eastAsiaTheme="majorEastAsia" w:hAnsiTheme="majorHAnsi"/>
+        <w:rFonts w:asciiTheme="majorHAnsi" w:cstheme="majorBidi" w:hAnsiTheme="majorHAnsi" w:eastAsia="黑体"/>
         <w:b/>
         <w:bCs/>
       </w:rPr>
@@ -5440,14 +5757,14 @@
     </w:tblStylePr>
     <w:tblStylePr w:type="firstCol">
       <w:rPr>
-        <w:rFonts w:asciiTheme="majorHAnsi" w:cstheme="majorBidi" w:eastAsiaTheme="majorEastAsia" w:hAnsiTheme="majorHAnsi"/>
+        <w:rFonts w:asciiTheme="majorHAnsi" w:cstheme="majorBidi" w:hAnsiTheme="majorHAnsi" w:eastAsia="黑体"/>
         <w:b/>
         <w:bCs/>
       </w:rPr>
     </w:tblStylePr>
     <w:tblStylePr w:type="lastCol">
       <w:rPr>
-        <w:rFonts w:asciiTheme="majorHAnsi" w:cstheme="majorBidi" w:eastAsiaTheme="majorEastAsia" w:hAnsiTheme="majorHAnsi"/>
+        <w:rFonts w:asciiTheme="majorHAnsi" w:cstheme="majorBidi" w:hAnsiTheme="majorHAnsi" w:eastAsia="黑体"/>
         <w:b/>
         <w:bCs/>
       </w:rPr>
@@ -5531,7 +5848,7 @@
         <w:spacing w:after="0" w:before="0" w:line="240" w:lineRule="auto"/>
       </w:pPr>
       <w:rPr>
-        <w:rFonts w:asciiTheme="majorHAnsi" w:cstheme="majorBidi" w:eastAsiaTheme="majorEastAsia" w:hAnsiTheme="majorHAnsi"/>
+        <w:rFonts w:asciiTheme="majorHAnsi" w:cstheme="majorBidi" w:hAnsiTheme="majorHAnsi" w:eastAsia="黑体"/>
         <w:b/>
         <w:bCs/>
       </w:rPr>
@@ -5552,7 +5869,7 @@
         <w:spacing w:after="0" w:before="0" w:line="240" w:lineRule="auto"/>
       </w:pPr>
       <w:rPr>
-        <w:rFonts w:asciiTheme="majorHAnsi" w:cstheme="majorBidi" w:eastAsiaTheme="majorEastAsia" w:hAnsiTheme="majorHAnsi"/>
+        <w:rFonts w:asciiTheme="majorHAnsi" w:cstheme="majorBidi" w:hAnsiTheme="majorHAnsi" w:eastAsia="黑体"/>
         <w:b/>
         <w:bCs/>
       </w:rPr>
@@ -5570,14 +5887,14 @@
     </w:tblStylePr>
     <w:tblStylePr w:type="firstCol">
       <w:rPr>
-        <w:rFonts w:asciiTheme="majorHAnsi" w:cstheme="majorBidi" w:eastAsiaTheme="majorEastAsia" w:hAnsiTheme="majorHAnsi"/>
+        <w:rFonts w:asciiTheme="majorHAnsi" w:cstheme="majorBidi" w:hAnsiTheme="majorHAnsi" w:eastAsia="黑体"/>
         <w:b/>
         <w:bCs/>
       </w:rPr>
     </w:tblStylePr>
     <w:tblStylePr w:type="lastCol">
       <w:rPr>
-        <w:rFonts w:asciiTheme="majorHAnsi" w:cstheme="majorBidi" w:eastAsiaTheme="majorEastAsia" w:hAnsiTheme="majorHAnsi"/>
+        <w:rFonts w:asciiTheme="majorHAnsi" w:cstheme="majorBidi" w:hAnsiTheme="majorHAnsi" w:eastAsia="黑体"/>
         <w:b/>
         <w:bCs/>
       </w:rPr>
@@ -5661,7 +5978,7 @@
         <w:spacing w:after="0" w:before="0" w:line="240" w:lineRule="auto"/>
       </w:pPr>
       <w:rPr>
-        <w:rFonts w:asciiTheme="majorHAnsi" w:cstheme="majorBidi" w:eastAsiaTheme="majorEastAsia" w:hAnsiTheme="majorHAnsi"/>
+        <w:rFonts w:asciiTheme="majorHAnsi" w:cstheme="majorBidi" w:hAnsiTheme="majorHAnsi" w:eastAsia="黑体"/>
         <w:b/>
         <w:bCs/>
       </w:rPr>
@@ -5682,7 +5999,7 @@
         <w:spacing w:after="0" w:before="0" w:line="240" w:lineRule="auto"/>
       </w:pPr>
       <w:rPr>
-        <w:rFonts w:asciiTheme="majorHAnsi" w:cstheme="majorBidi" w:eastAsiaTheme="majorEastAsia" w:hAnsiTheme="majorHAnsi"/>
+        <w:rFonts w:asciiTheme="majorHAnsi" w:cstheme="majorBidi" w:hAnsiTheme="majorHAnsi" w:eastAsia="黑体"/>
         <w:b/>
         <w:bCs/>
       </w:rPr>
@@ -5700,14 +6017,14 @@
     </w:tblStylePr>
     <w:tblStylePr w:type="firstCol">
       <w:rPr>
-        <w:rFonts w:asciiTheme="majorHAnsi" w:cstheme="majorBidi" w:eastAsiaTheme="majorEastAsia" w:hAnsiTheme="majorHAnsi"/>
+        <w:rFonts w:asciiTheme="majorHAnsi" w:cstheme="majorBidi" w:hAnsiTheme="majorHAnsi" w:eastAsia="黑体"/>
         <w:b/>
         <w:bCs/>
       </w:rPr>
     </w:tblStylePr>
     <w:tblStylePr w:type="lastCol">
       <w:rPr>
-        <w:rFonts w:asciiTheme="majorHAnsi" w:cstheme="majorBidi" w:eastAsiaTheme="majorEastAsia" w:hAnsiTheme="majorHAnsi"/>
+        <w:rFonts w:asciiTheme="majorHAnsi" w:cstheme="majorBidi" w:hAnsiTheme="majorHAnsi" w:eastAsia="黑体"/>
         <w:b/>
         <w:bCs/>
       </w:rPr>
@@ -5791,7 +6108,7 @@
         <w:spacing w:after="0" w:before="0" w:line="240" w:lineRule="auto"/>
       </w:pPr>
       <w:rPr>
-        <w:rFonts w:asciiTheme="majorHAnsi" w:cstheme="majorBidi" w:eastAsiaTheme="majorEastAsia" w:hAnsiTheme="majorHAnsi"/>
+        <w:rFonts w:asciiTheme="majorHAnsi" w:cstheme="majorBidi" w:hAnsiTheme="majorHAnsi" w:eastAsia="黑体"/>
         <w:b/>
         <w:bCs/>
       </w:rPr>
@@ -5812,7 +6129,7 @@
         <w:spacing w:after="0" w:before="0" w:line="240" w:lineRule="auto"/>
       </w:pPr>
       <w:rPr>
-        <w:rFonts w:asciiTheme="majorHAnsi" w:cstheme="majorBidi" w:eastAsiaTheme="majorEastAsia" w:hAnsiTheme="majorHAnsi"/>
+        <w:rFonts w:asciiTheme="majorHAnsi" w:cstheme="majorBidi" w:hAnsiTheme="majorHAnsi" w:eastAsia="黑体"/>
         <w:b/>
         <w:bCs/>
       </w:rPr>
@@ -5830,14 +6147,14 @@
     </w:tblStylePr>
     <w:tblStylePr w:type="firstCol">
       <w:rPr>
-        <w:rFonts w:asciiTheme="majorHAnsi" w:cstheme="majorBidi" w:eastAsiaTheme="majorEastAsia" w:hAnsiTheme="majorHAnsi"/>
+        <w:rFonts w:asciiTheme="majorHAnsi" w:cstheme="majorBidi" w:hAnsiTheme="majorHAnsi" w:eastAsia="黑体"/>
         <w:b/>
         <w:bCs/>
       </w:rPr>
     </w:tblStylePr>
     <w:tblStylePr w:type="lastCol">
       <w:rPr>
-        <w:rFonts w:asciiTheme="majorHAnsi" w:cstheme="majorBidi" w:eastAsiaTheme="majorEastAsia" w:hAnsiTheme="majorHAnsi"/>
+        <w:rFonts w:asciiTheme="majorHAnsi" w:cstheme="majorBidi" w:hAnsiTheme="majorHAnsi" w:eastAsia="黑体"/>
         <w:b/>
         <w:bCs/>
       </w:rPr>
@@ -5921,7 +6238,7 @@
         <w:spacing w:after="0" w:before="0" w:line="240" w:lineRule="auto"/>
       </w:pPr>
       <w:rPr>
-        <w:rFonts w:asciiTheme="majorHAnsi" w:cstheme="majorBidi" w:eastAsiaTheme="majorEastAsia" w:hAnsiTheme="majorHAnsi"/>
+        <w:rFonts w:asciiTheme="majorHAnsi" w:cstheme="majorBidi" w:hAnsiTheme="majorHAnsi" w:eastAsia="黑体"/>
         <w:b/>
         <w:bCs/>
       </w:rPr>
@@ -5942,7 +6259,7 @@
         <w:spacing w:after="0" w:before="0" w:line="240" w:lineRule="auto"/>
       </w:pPr>
       <w:rPr>
-        <w:rFonts w:asciiTheme="majorHAnsi" w:cstheme="majorBidi" w:eastAsiaTheme="majorEastAsia" w:hAnsiTheme="majorHAnsi"/>
+        <w:rFonts w:asciiTheme="majorHAnsi" w:cstheme="majorBidi" w:hAnsiTheme="majorHAnsi" w:eastAsia="黑体"/>
         <w:b/>
         <w:bCs/>
       </w:rPr>
@@ -5960,14 +6277,14 @@
     </w:tblStylePr>
     <w:tblStylePr w:type="firstCol">
       <w:rPr>
-        <w:rFonts w:asciiTheme="majorHAnsi" w:cstheme="majorBidi" w:eastAsiaTheme="majorEastAsia" w:hAnsiTheme="majorHAnsi"/>
+        <w:rFonts w:asciiTheme="majorHAnsi" w:cstheme="majorBidi" w:hAnsiTheme="majorHAnsi" w:eastAsia="黑体"/>
         <w:b/>
         <w:bCs/>
       </w:rPr>
     </w:tblStylePr>
     <w:tblStylePr w:type="lastCol">
       <w:rPr>
-        <w:rFonts w:asciiTheme="majorHAnsi" w:cstheme="majorBidi" w:eastAsiaTheme="majorEastAsia" w:hAnsiTheme="majorHAnsi"/>
+        <w:rFonts w:asciiTheme="majorHAnsi" w:cstheme="majorBidi" w:hAnsiTheme="majorHAnsi" w:eastAsia="黑体"/>
         <w:b/>
         <w:bCs/>
       </w:rPr>
@@ -6051,7 +6368,7 @@
         <w:spacing w:after="0" w:before="0" w:line="240" w:lineRule="auto"/>
       </w:pPr>
       <w:rPr>
-        <w:rFonts w:asciiTheme="majorHAnsi" w:cstheme="majorBidi" w:eastAsiaTheme="majorEastAsia" w:hAnsiTheme="majorHAnsi"/>
+        <w:rFonts w:asciiTheme="majorHAnsi" w:cstheme="majorBidi" w:hAnsiTheme="majorHAnsi" w:eastAsia="黑体"/>
         <w:b/>
         <w:bCs/>
       </w:rPr>
@@ -6072,7 +6389,7 @@
         <w:spacing w:after="0" w:before="0" w:line="240" w:lineRule="auto"/>
       </w:pPr>
       <w:rPr>
-        <w:rFonts w:asciiTheme="majorHAnsi" w:cstheme="majorBidi" w:eastAsiaTheme="majorEastAsia" w:hAnsiTheme="majorHAnsi"/>
+        <w:rFonts w:asciiTheme="majorHAnsi" w:cstheme="majorBidi" w:hAnsiTheme="majorHAnsi" w:eastAsia="黑体"/>
         <w:b/>
         <w:bCs/>
       </w:rPr>
@@ -6090,14 +6407,14 @@
     </w:tblStylePr>
     <w:tblStylePr w:type="firstCol">
       <w:rPr>
-        <w:rFonts w:asciiTheme="majorHAnsi" w:cstheme="majorBidi" w:eastAsiaTheme="majorEastAsia" w:hAnsiTheme="majorHAnsi"/>
+        <w:rFonts w:asciiTheme="majorHAnsi" w:cstheme="majorBidi" w:hAnsiTheme="majorHAnsi" w:eastAsia="黑体"/>
         <w:b/>
         <w:bCs/>
       </w:rPr>
     </w:tblStylePr>
     <w:tblStylePr w:type="lastCol">
       <w:rPr>
-        <w:rFonts w:asciiTheme="majorHAnsi" w:cstheme="majorBidi" w:eastAsiaTheme="majorEastAsia" w:hAnsiTheme="majorHAnsi"/>
+        <w:rFonts w:asciiTheme="majorHAnsi" w:cstheme="majorBidi" w:hAnsiTheme="majorHAnsi" w:eastAsia="黑体"/>
         <w:b/>
         <w:bCs/>
       </w:rPr>
@@ -6180,6 +6497,7 @@
         <w:spacing w:after="0" w:before="0" w:line="240" w:lineRule="auto"/>
       </w:pPr>
       <w:rPr>
+        <w:rFonts w:eastAsia="黑体"/>
         <w:b/>
         <w:bCs/>
         <w:color w:themeColor="background1" w:val="FFFFFF"/>
@@ -6202,6 +6520,7 @@
         <w:spacing w:after="0" w:before="0" w:line="240" w:lineRule="auto"/>
       </w:pPr>
       <w:rPr>
+        <w:rFonts w:eastAsia="黑体"/>
         <w:b/>
         <w:bCs/>
       </w:rPr>
@@ -6219,12 +6538,14 @@
     </w:tblStylePr>
     <w:tblStylePr w:type="firstCol">
       <w:rPr>
+        <w:rFonts w:eastAsia="黑体"/>
         <w:b/>
         <w:bCs/>
       </w:rPr>
     </w:tblStylePr>
     <w:tblStylePr w:type="lastCol">
       <w:rPr>
+        <w:rFonts w:eastAsia="黑体"/>
         <w:b/>
         <w:bCs/>
       </w:rPr>
@@ -6286,6 +6607,7 @@
         <w:spacing w:after="0" w:before="0" w:line="240" w:lineRule="auto"/>
       </w:pPr>
       <w:rPr>
+        <w:rFonts w:eastAsia="黑体"/>
         <w:b/>
         <w:bCs/>
         <w:color w:themeColor="background1" w:val="FFFFFF"/>
@@ -6308,6 +6630,7 @@
         <w:spacing w:after="0" w:before="0" w:line="240" w:lineRule="auto"/>
       </w:pPr>
       <w:rPr>
+        <w:rFonts w:eastAsia="黑体"/>
         <w:b/>
         <w:bCs/>
       </w:rPr>
@@ -6325,12 +6648,14 @@
     </w:tblStylePr>
     <w:tblStylePr w:type="firstCol">
       <w:rPr>
+        <w:rFonts w:eastAsia="黑体"/>
         <w:b/>
         <w:bCs/>
       </w:rPr>
     </w:tblStylePr>
     <w:tblStylePr w:type="lastCol">
       <w:rPr>
+        <w:rFonts w:eastAsia="黑体"/>
         <w:b/>
         <w:bCs/>
       </w:rPr>
@@ -6392,6 +6717,7 @@
         <w:spacing w:after="0" w:before="0" w:line="240" w:lineRule="auto"/>
       </w:pPr>
       <w:rPr>
+        <w:rFonts w:eastAsia="黑体"/>
         <w:b/>
         <w:bCs/>
         <w:color w:themeColor="background1" w:val="FFFFFF"/>
@@ -6414,6 +6740,7 @@
         <w:spacing w:after="0" w:before="0" w:line="240" w:lineRule="auto"/>
       </w:pPr>
       <w:rPr>
+        <w:rFonts w:eastAsia="黑体"/>
         <w:b/>
         <w:bCs/>
       </w:rPr>
@@ -6431,12 +6758,14 @@
     </w:tblStylePr>
     <w:tblStylePr w:type="firstCol">
       <w:rPr>
+        <w:rFonts w:eastAsia="黑体"/>
         <w:b/>
         <w:bCs/>
       </w:rPr>
     </w:tblStylePr>
     <w:tblStylePr w:type="lastCol">
       <w:rPr>
+        <w:rFonts w:eastAsia="黑体"/>
         <w:b/>
         <w:bCs/>
       </w:rPr>
@@ -6498,6 +6827,7 @@
         <w:spacing w:after="0" w:before="0" w:line="240" w:lineRule="auto"/>
       </w:pPr>
       <w:rPr>
+        <w:rFonts w:eastAsia="黑体"/>
         <w:b/>
         <w:bCs/>
         <w:color w:themeColor="background1" w:val="FFFFFF"/>
@@ -6520,6 +6850,7 @@
         <w:spacing w:after="0" w:before="0" w:line="240" w:lineRule="auto"/>
       </w:pPr>
       <w:rPr>
+        <w:rFonts w:eastAsia="黑体"/>
         <w:b/>
         <w:bCs/>
       </w:rPr>
@@ -6537,12 +6868,14 @@
     </w:tblStylePr>
     <w:tblStylePr w:type="firstCol">
       <w:rPr>
+        <w:rFonts w:eastAsia="黑体"/>
         <w:b/>
         <w:bCs/>
       </w:rPr>
     </w:tblStylePr>
     <w:tblStylePr w:type="lastCol">
       <w:rPr>
+        <w:rFonts w:eastAsia="黑体"/>
         <w:b/>
         <w:bCs/>
       </w:rPr>
@@ -6604,6 +6937,7 @@
         <w:spacing w:after="0" w:before="0" w:line="240" w:lineRule="auto"/>
       </w:pPr>
       <w:rPr>
+        <w:rFonts w:eastAsia="黑体"/>
         <w:b/>
         <w:bCs/>
         <w:color w:themeColor="background1" w:val="FFFFFF"/>
@@ -6626,6 +6960,7 @@
         <w:spacing w:after="0" w:before="0" w:line="240" w:lineRule="auto"/>
       </w:pPr>
       <w:rPr>
+        <w:rFonts w:eastAsia="黑体"/>
         <w:b/>
         <w:bCs/>
       </w:rPr>
@@ -6643,12 +6978,14 @@
     </w:tblStylePr>
     <w:tblStylePr w:type="firstCol">
       <w:rPr>
+        <w:rFonts w:eastAsia="黑体"/>
         <w:b/>
         <w:bCs/>
       </w:rPr>
     </w:tblStylePr>
     <w:tblStylePr w:type="lastCol">
       <w:rPr>
+        <w:rFonts w:eastAsia="黑体"/>
         <w:b/>
         <w:bCs/>
       </w:rPr>
@@ -6710,6 +7047,7 @@
         <w:spacing w:after="0" w:before="0" w:line="240" w:lineRule="auto"/>
       </w:pPr>
       <w:rPr>
+        <w:rFonts w:eastAsia="黑体"/>
         <w:b/>
         <w:bCs/>
         <w:color w:themeColor="background1" w:val="FFFFFF"/>
@@ -6732,6 +7070,7 @@
         <w:spacing w:after="0" w:before="0" w:line="240" w:lineRule="auto"/>
       </w:pPr>
       <w:rPr>
+        <w:rFonts w:eastAsia="黑体"/>
         <w:b/>
         <w:bCs/>
       </w:rPr>
@@ -6749,12 +7088,14 @@
     </w:tblStylePr>
     <w:tblStylePr w:type="firstCol">
       <w:rPr>
+        <w:rFonts w:eastAsia="黑体"/>
         <w:b/>
         <w:bCs/>
       </w:rPr>
     </w:tblStylePr>
     <w:tblStylePr w:type="lastCol">
       <w:rPr>
+        <w:rFonts w:eastAsia="黑体"/>
         <w:b/>
         <w:bCs/>
       </w:rPr>
@@ -6816,6 +7157,7 @@
         <w:spacing w:after="0" w:before="0" w:line="240" w:lineRule="auto"/>
       </w:pPr>
       <w:rPr>
+        <w:rFonts w:eastAsia="黑体"/>
         <w:b/>
         <w:bCs/>
         <w:color w:themeColor="background1" w:val="FFFFFF"/>
@@ -6838,6 +7180,7 @@
         <w:spacing w:after="0" w:before="0" w:line="240" w:lineRule="auto"/>
       </w:pPr>
       <w:rPr>
+        <w:rFonts w:eastAsia="黑体"/>
         <w:b/>
         <w:bCs/>
       </w:rPr>
@@ -6855,12 +7198,14 @@
     </w:tblStylePr>
     <w:tblStylePr w:type="firstCol">
       <w:rPr>
+        <w:rFonts w:eastAsia="黑体"/>
         <w:b/>
         <w:bCs/>
       </w:rPr>
     </w:tblStylePr>
     <w:tblStylePr w:type="lastCol">
       <w:rPr>
+        <w:rFonts w:eastAsia="黑体"/>
         <w:b/>
         <w:bCs/>
       </w:rPr>
@@ -6919,6 +7264,7 @@
         <w:spacing w:after="0" w:before="0" w:line="240" w:lineRule="auto"/>
       </w:pPr>
       <w:rPr>
+        <w:rFonts w:eastAsia="黑体"/>
         <w:b/>
         <w:bCs/>
         <w:color w:themeColor="background1" w:val="FFFFFF"/>
@@ -6941,6 +7287,7 @@
         <w:spacing w:after="0" w:before="0" w:line="240" w:lineRule="auto"/>
       </w:pPr>
       <w:rPr>
+        <w:rFonts w:eastAsia="黑体"/>
         <w:color w:val="auto"/>
       </w:rPr>
       <w:tblPr/>
@@ -6958,6 +7305,7 @@
     </w:tblStylePr>
     <w:tblStylePr w:type="firstCol">
       <w:rPr>
+        <w:rFonts w:eastAsia="黑体"/>
         <w:b/>
         <w:bCs/>
         <w:color w:themeColor="background1" w:val="FFFFFF"/>
@@ -6977,6 +7325,7 @@
     </w:tblStylePr>
     <w:tblStylePr w:type="lastCol">
       <w:rPr>
+        <w:rFonts w:eastAsia="黑体"/>
         <w:b/>
         <w:bCs/>
         <w:color w:themeColor="background1" w:val="FFFFFF"/>
@@ -7025,6 +7374,7 @@
     </w:tblStylePr>
     <w:tblStylePr w:type="nwCell">
       <w:rPr>
+        <w:rFonts w:eastAsia="黑体"/>
         <w:color w:themeColor="background1" w:val="FFFFFF"/>
       </w:rPr>
       <w:tblPr/>
@@ -7068,6 +7418,7 @@
         <w:spacing w:after="0" w:before="0" w:line="240" w:lineRule="auto"/>
       </w:pPr>
       <w:rPr>
+        <w:rFonts w:eastAsia="黑体"/>
         <w:b/>
         <w:bCs/>
         <w:color w:themeColor="background1" w:val="FFFFFF"/>
@@ -7090,6 +7441,7 @@
         <w:spacing w:after="0" w:before="0" w:line="240" w:lineRule="auto"/>
       </w:pPr>
       <w:rPr>
+        <w:rFonts w:eastAsia="黑体"/>
         <w:color w:val="auto"/>
       </w:rPr>
       <w:tblPr/>
@@ -7107,6 +7459,7 @@
     </w:tblStylePr>
     <w:tblStylePr w:type="firstCol">
       <w:rPr>
+        <w:rFonts w:eastAsia="黑体"/>
         <w:b/>
         <w:bCs/>
         <w:color w:themeColor="background1" w:val="FFFFFF"/>
@@ -7126,6 +7479,7 @@
     </w:tblStylePr>
     <w:tblStylePr w:type="lastCol">
       <w:rPr>
+        <w:rFonts w:eastAsia="黑体"/>
         <w:b/>
         <w:bCs/>
         <w:color w:themeColor="background1" w:val="FFFFFF"/>
@@ -7174,6 +7528,7 @@
     </w:tblStylePr>
     <w:tblStylePr w:type="nwCell">
       <w:rPr>
+        <w:rFonts w:eastAsia="黑体"/>
         <w:color w:themeColor="background1" w:val="FFFFFF"/>
       </w:rPr>
       <w:tblPr/>
@@ -7217,6 +7572,7 @@
         <w:spacing w:after="0" w:before="0" w:line="240" w:lineRule="auto"/>
       </w:pPr>
       <w:rPr>
+        <w:rFonts w:eastAsia="黑体"/>
         <w:b/>
         <w:bCs/>
         <w:color w:themeColor="background1" w:val="FFFFFF"/>
@@ -7239,6 +7595,7 @@
         <w:spacing w:after="0" w:before="0" w:line="240" w:lineRule="auto"/>
       </w:pPr>
       <w:rPr>
+        <w:rFonts w:eastAsia="黑体"/>
         <w:color w:val="auto"/>
       </w:rPr>
       <w:tblPr/>
@@ -7256,6 +7613,7 @@
     </w:tblStylePr>
     <w:tblStylePr w:type="firstCol">
       <w:rPr>
+        <w:rFonts w:eastAsia="黑体"/>
         <w:b/>
         <w:bCs/>
         <w:color w:themeColor="background1" w:val="FFFFFF"/>
@@ -7275,6 +7633,7 @@
     </w:tblStylePr>
     <w:tblStylePr w:type="lastCol">
       <w:rPr>
+        <w:rFonts w:eastAsia="黑体"/>
         <w:b/>
         <w:bCs/>
         <w:color w:themeColor="background1" w:val="FFFFFF"/>
@@ -7323,6 +7682,7 @@
     </w:tblStylePr>
     <w:tblStylePr w:type="nwCell">
       <w:rPr>
+        <w:rFonts w:eastAsia="黑体"/>
         <w:color w:themeColor="background1" w:val="FFFFFF"/>
       </w:rPr>
       <w:tblPr/>
@@ -7366,6 +7726,7 @@
         <w:spacing w:after="0" w:before="0" w:line="240" w:lineRule="auto"/>
       </w:pPr>
       <w:rPr>
+        <w:rFonts w:eastAsia="黑体"/>
         <w:b/>
         <w:bCs/>
         <w:color w:themeColor="background1" w:val="FFFFFF"/>
@@ -7388,6 +7749,7 @@
         <w:spacing w:after="0" w:before="0" w:line="240" w:lineRule="auto"/>
       </w:pPr>
       <w:rPr>
+        <w:rFonts w:eastAsia="黑体"/>
         <w:color w:val="auto"/>
       </w:rPr>
       <w:tblPr/>
@@ -7405,6 +7767,7 @@
     </w:tblStylePr>
     <w:tblStylePr w:type="firstCol">
       <w:rPr>
+        <w:rFonts w:eastAsia="黑体"/>
         <w:b/>
         <w:bCs/>
         <w:color w:themeColor="background1" w:val="FFFFFF"/>
@@ -7424,6 +7787,7 @@
     </w:tblStylePr>
     <w:tblStylePr w:type="lastCol">
       <w:rPr>
+        <w:rFonts w:eastAsia="黑体"/>
         <w:b/>
         <w:bCs/>
         <w:color w:themeColor="background1" w:val="FFFFFF"/>
@@ -7472,6 +7836,7 @@
     </w:tblStylePr>
     <w:tblStylePr w:type="nwCell">
       <w:rPr>
+        <w:rFonts w:eastAsia="黑体"/>
         <w:color w:themeColor="background1" w:val="FFFFFF"/>
       </w:rPr>
       <w:tblPr/>
@@ -7515,6 +7880,7 @@
         <w:spacing w:after="0" w:before="0" w:line="240" w:lineRule="auto"/>
       </w:pPr>
       <w:rPr>
+        <w:rFonts w:eastAsia="黑体"/>
         <w:b/>
         <w:bCs/>
         <w:color w:themeColor="background1" w:val="FFFFFF"/>
@@ -7537,6 +7903,7 @@
         <w:spacing w:after="0" w:before="0" w:line="240" w:lineRule="auto"/>
       </w:pPr>
       <w:rPr>
+        <w:rFonts w:eastAsia="黑体"/>
         <w:color w:val="auto"/>
       </w:rPr>
       <w:tblPr/>
@@ -7554,6 +7921,7 @@
     </w:tblStylePr>
     <w:tblStylePr w:type="firstCol">
       <w:rPr>
+        <w:rFonts w:eastAsia="黑体"/>
         <w:b/>
         <w:bCs/>
         <w:color w:themeColor="background1" w:val="FFFFFF"/>
@@ -7573,6 +7941,7 @@
     </w:tblStylePr>
     <w:tblStylePr w:type="lastCol">
       <w:rPr>
+        <w:rFonts w:eastAsia="黑体"/>
         <w:b/>
         <w:bCs/>
         <w:color w:themeColor="background1" w:val="FFFFFF"/>
@@ -7621,6 +7990,7 @@
     </w:tblStylePr>
     <w:tblStylePr w:type="nwCell">
       <w:rPr>
+        <w:rFonts w:eastAsia="黑体"/>
         <w:color w:themeColor="background1" w:val="FFFFFF"/>
       </w:rPr>
       <w:tblPr/>
@@ -7664,6 +8034,7 @@
         <w:spacing w:after="0" w:before="0" w:line="240" w:lineRule="auto"/>
       </w:pPr>
       <w:rPr>
+        <w:rFonts w:eastAsia="黑体"/>
         <w:b/>
         <w:bCs/>
         <w:color w:themeColor="background1" w:val="FFFFFF"/>
@@ -7686,6 +8057,7 @@
         <w:spacing w:after="0" w:before="0" w:line="240" w:lineRule="auto"/>
       </w:pPr>
       <w:rPr>
+        <w:rFonts w:eastAsia="黑体"/>
         <w:color w:val="auto"/>
       </w:rPr>
       <w:tblPr/>
@@ -7703,6 +8075,7 @@
     </w:tblStylePr>
     <w:tblStylePr w:type="firstCol">
       <w:rPr>
+        <w:rFonts w:eastAsia="黑体"/>
         <w:b/>
         <w:bCs/>
         <w:color w:themeColor="background1" w:val="FFFFFF"/>
@@ -7722,6 +8095,7 @@
     </w:tblStylePr>
     <w:tblStylePr w:type="lastCol">
       <w:rPr>
+        <w:rFonts w:eastAsia="黑体"/>
         <w:b/>
         <w:bCs/>
         <w:color w:themeColor="background1" w:val="FFFFFF"/>
@@ -7770,6 +8144,7 @@
     </w:tblStylePr>
     <w:tblStylePr w:type="nwCell">
       <w:rPr>
+        <w:rFonts w:eastAsia="黑体"/>
         <w:color w:themeColor="background1" w:val="FFFFFF"/>
       </w:rPr>
       <w:tblPr/>
@@ -7813,6 +8188,7 @@
         <w:spacing w:after="0" w:before="0" w:line="240" w:lineRule="auto"/>
       </w:pPr>
       <w:rPr>
+        <w:rFonts w:eastAsia="黑体"/>
         <w:b/>
         <w:bCs/>
         <w:color w:themeColor="background1" w:val="FFFFFF"/>
@@ -7835,6 +8211,7 @@
         <w:spacing w:after="0" w:before="0" w:line="240" w:lineRule="auto"/>
       </w:pPr>
       <w:rPr>
+        <w:rFonts w:eastAsia="黑体"/>
         <w:color w:val="auto"/>
       </w:rPr>
       <w:tblPr/>
@@ -7852,6 +8229,7 @@
     </w:tblStylePr>
     <w:tblStylePr w:type="firstCol">
       <w:rPr>
+        <w:rFonts w:eastAsia="黑体"/>
         <w:b/>
         <w:bCs/>
         <w:color w:themeColor="background1" w:val="FFFFFF"/>
@@ -7871,6 +8249,7 @@
     </w:tblStylePr>
     <w:tblStylePr w:type="lastCol">
       <w:rPr>
+        <w:rFonts w:eastAsia="黑体"/>
         <w:b/>
         <w:bCs/>
         <w:color w:themeColor="background1" w:val="FFFFFF"/>
@@ -7919,6 +8298,7 @@
     </w:tblStylePr>
     <w:tblStylePr w:type="nwCell">
       <w:rPr>
+        <w:rFonts w:eastAsia="黑体"/>
         <w:color w:themeColor="background1" w:val="FFFFFF"/>
       </w:rPr>
       <w:tblPr/>
@@ -7943,6 +8323,7 @@
       <w:spacing w:after="0" w:line="240" w:lineRule="auto"/>
     </w:pPr>
     <w:rPr>
+      <w:rFonts w:eastAsia="黑体"/>
       <w:color w:themeColor="text1" w:val="000000"/>
     </w:rPr>
     <w:tblPr>
@@ -7962,7 +8343,7 @@
     </w:tblPr>
     <w:tblStylePr w:type="firstRow">
       <w:rPr>
-        <w:rFonts w:asciiTheme="majorHAnsi" w:cstheme="majorBidi" w:eastAsiaTheme="majorEastAsia" w:hAnsiTheme="majorHAnsi"/>
+        <w:rFonts w:asciiTheme="majorHAnsi" w:cstheme="majorBidi" w:hAnsiTheme="majorHAnsi" w:eastAsia="黑体"/>
       </w:rPr>
       <w:tblPr/>
       <w:tcPr>
@@ -7974,6 +8355,7 @@
     </w:tblStylePr>
     <w:tblStylePr w:type="lastRow">
       <w:rPr>
+        <w:rFonts w:eastAsia="黑体"/>
         <w:b/>
         <w:bCs/>
         <w:color w:themeColor="text2" w:val="1F497D"/>
@@ -7988,12 +8370,14 @@
     </w:tblStylePr>
     <w:tblStylePr w:type="firstCol">
       <w:rPr>
+        <w:rFonts w:eastAsia="黑体"/>
         <w:b/>
         <w:bCs/>
       </w:rPr>
     </w:tblStylePr>
     <w:tblStylePr w:type="lastCol">
       <w:rPr>
+        <w:rFonts w:eastAsia="黑体"/>
         <w:b/>
         <w:bCs/>
       </w:rPr>
@@ -8027,6 +8411,7 @@
       <w:spacing w:after="0" w:line="240" w:lineRule="auto"/>
     </w:pPr>
     <w:rPr>
+      <w:rFonts w:eastAsia="黑体"/>
       <w:color w:themeColor="text1" w:val="000000"/>
     </w:rPr>
     <w:tblPr>
@@ -8046,7 +8431,7 @@
     </w:tblPr>
     <w:tblStylePr w:type="firstRow">
       <w:rPr>
-        <w:rFonts w:asciiTheme="majorHAnsi" w:cstheme="majorBidi" w:eastAsiaTheme="majorEastAsia" w:hAnsiTheme="majorHAnsi"/>
+        <w:rFonts w:asciiTheme="majorHAnsi" w:cstheme="majorBidi" w:hAnsiTheme="majorHAnsi" w:eastAsia="黑体"/>
       </w:rPr>
       <w:tblPr/>
       <w:tcPr>
@@ -8058,6 +8443,7 @@
     </w:tblStylePr>
     <w:tblStylePr w:type="lastRow">
       <w:rPr>
+        <w:rFonts w:eastAsia="黑体"/>
         <w:b/>
         <w:bCs/>
         <w:color w:themeColor="text2" w:val="1F497D"/>
@@ -8072,12 +8458,14 @@
     </w:tblStylePr>
     <w:tblStylePr w:type="firstCol">
       <w:rPr>
+        <w:rFonts w:eastAsia="黑体"/>
         <w:b/>
         <w:bCs/>
       </w:rPr>
     </w:tblStylePr>
     <w:tblStylePr w:type="lastCol">
       <w:rPr>
+        <w:rFonts w:eastAsia="黑体"/>
         <w:b/>
         <w:bCs/>
       </w:rPr>
@@ -8111,6 +8499,7 @@
       <w:spacing w:after="0" w:line="240" w:lineRule="auto"/>
     </w:pPr>
     <w:rPr>
+      <w:rFonts w:eastAsia="黑体"/>
       <w:color w:themeColor="text1" w:val="000000"/>
     </w:rPr>
     <w:tblPr>
@@ -8130,7 +8519,7 @@
     </w:tblPr>
     <w:tblStylePr w:type="firstRow">
       <w:rPr>
-        <w:rFonts w:asciiTheme="majorHAnsi" w:cstheme="majorBidi" w:eastAsiaTheme="majorEastAsia" w:hAnsiTheme="majorHAnsi"/>
+        <w:rFonts w:asciiTheme="majorHAnsi" w:cstheme="majorBidi" w:hAnsiTheme="majorHAnsi" w:eastAsia="黑体"/>
       </w:rPr>
       <w:tblPr/>
       <w:tcPr>
@@ -8142,6 +8531,7 @@
     </w:tblStylePr>
     <w:tblStylePr w:type="lastRow">
       <w:rPr>
+        <w:rFonts w:eastAsia="黑体"/>
         <w:b/>
         <w:bCs/>
         <w:color w:themeColor="text2" w:val="1F497D"/>
@@ -8156,12 +8546,14 @@
     </w:tblStylePr>
     <w:tblStylePr w:type="firstCol">
       <w:rPr>
+        <w:rFonts w:eastAsia="黑体"/>
         <w:b/>
         <w:bCs/>
       </w:rPr>
     </w:tblStylePr>
     <w:tblStylePr w:type="lastCol">
       <w:rPr>
+        <w:rFonts w:eastAsia="黑体"/>
         <w:b/>
         <w:bCs/>
       </w:rPr>
@@ -8195,6 +8587,7 @@
       <w:spacing w:after="0" w:line="240" w:lineRule="auto"/>
     </w:pPr>
     <w:rPr>
+      <w:rFonts w:eastAsia="黑体"/>
       <w:color w:themeColor="text1" w:val="000000"/>
     </w:rPr>
     <w:tblPr>
@@ -8214,7 +8607,7 @@
     </w:tblPr>
     <w:tblStylePr w:type="firstRow">
       <w:rPr>
-        <w:rFonts w:asciiTheme="majorHAnsi" w:cstheme="majorBidi" w:eastAsiaTheme="majorEastAsia" w:hAnsiTheme="majorHAnsi"/>
+        <w:rFonts w:asciiTheme="majorHAnsi" w:cstheme="majorBidi" w:hAnsiTheme="majorHAnsi" w:eastAsia="黑体"/>
       </w:rPr>
       <w:tblPr/>
       <w:tcPr>
@@ -8226,6 +8619,7 @@
     </w:tblStylePr>
     <w:tblStylePr w:type="lastRow">
       <w:rPr>
+        <w:rFonts w:eastAsia="黑体"/>
         <w:b/>
         <w:bCs/>
         <w:color w:themeColor="text2" w:val="1F497D"/>
@@ -8240,12 +8634,14 @@
     </w:tblStylePr>
     <w:tblStylePr w:type="firstCol">
       <w:rPr>
+        <w:rFonts w:eastAsia="黑体"/>
         <w:b/>
         <w:bCs/>
       </w:rPr>
     </w:tblStylePr>
     <w:tblStylePr w:type="lastCol">
       <w:rPr>
+        <w:rFonts w:eastAsia="黑体"/>
         <w:b/>
         <w:bCs/>
       </w:rPr>
@@ -8279,6 +8675,7 @@
       <w:spacing w:after="0" w:line="240" w:lineRule="auto"/>
     </w:pPr>
     <w:rPr>
+      <w:rFonts w:eastAsia="黑体"/>
       <w:color w:themeColor="text1" w:val="000000"/>
     </w:rPr>
     <w:tblPr>
@@ -8298,7 +8695,7 @@
     </w:tblPr>
     <w:tblStylePr w:type="firstRow">
       <w:rPr>
-        <w:rFonts w:asciiTheme="majorHAnsi" w:cstheme="majorBidi" w:eastAsiaTheme="majorEastAsia" w:hAnsiTheme="majorHAnsi"/>
+        <w:rFonts w:asciiTheme="majorHAnsi" w:cstheme="majorBidi" w:hAnsiTheme="majorHAnsi" w:eastAsia="黑体"/>
       </w:rPr>
       <w:tblPr/>
       <w:tcPr>
@@ -8310,6 +8707,7 @@
     </w:tblStylePr>
     <w:tblStylePr w:type="lastRow">
       <w:rPr>
+        <w:rFonts w:eastAsia="黑体"/>
         <w:b/>
         <w:bCs/>
         <w:color w:themeColor="text2" w:val="1F497D"/>
@@ -8324,12 +8722,14 @@
     </w:tblStylePr>
     <w:tblStylePr w:type="firstCol">
       <w:rPr>
+        <w:rFonts w:eastAsia="黑体"/>
         <w:b/>
         <w:bCs/>
       </w:rPr>
     </w:tblStylePr>
     <w:tblStylePr w:type="lastCol">
       <w:rPr>
+        <w:rFonts w:eastAsia="黑体"/>
         <w:b/>
         <w:bCs/>
       </w:rPr>
@@ -8363,6 +8763,7 @@
       <w:spacing w:after="0" w:line="240" w:lineRule="auto"/>
     </w:pPr>
     <w:rPr>
+      <w:rFonts w:eastAsia="黑体"/>
       <w:color w:themeColor="text1" w:val="000000"/>
     </w:rPr>
     <w:tblPr>
@@ -8382,7 +8783,7 @@
     </w:tblPr>
     <w:tblStylePr w:type="firstRow">
       <w:rPr>
-        <w:rFonts w:asciiTheme="majorHAnsi" w:cstheme="majorBidi" w:eastAsiaTheme="majorEastAsia" w:hAnsiTheme="majorHAnsi"/>
+        <w:rFonts w:asciiTheme="majorHAnsi" w:cstheme="majorBidi" w:hAnsiTheme="majorHAnsi" w:eastAsia="黑体"/>
       </w:rPr>
       <w:tblPr/>
       <w:tcPr>
@@ -8394,6 +8795,7 @@
     </w:tblStylePr>
     <w:tblStylePr w:type="lastRow">
       <w:rPr>
+        <w:rFonts w:eastAsia="黑体"/>
         <w:b/>
         <w:bCs/>
         <w:color w:themeColor="text2" w:val="1F497D"/>
@@ -8408,12 +8810,14 @@
     </w:tblStylePr>
     <w:tblStylePr w:type="firstCol">
       <w:rPr>
+        <w:rFonts w:eastAsia="黑体"/>
         <w:b/>
         <w:bCs/>
       </w:rPr>
     </w:tblStylePr>
     <w:tblStylePr w:type="lastCol">
       <w:rPr>
+        <w:rFonts w:eastAsia="黑体"/>
         <w:b/>
         <w:bCs/>
       </w:rPr>
@@ -8447,6 +8851,7 @@
       <w:spacing w:after="0" w:line="240" w:lineRule="auto"/>
     </w:pPr>
     <w:rPr>
+      <w:rFonts w:eastAsia="黑体"/>
       <w:color w:themeColor="text1" w:val="000000"/>
     </w:rPr>
     <w:tblPr>
@@ -8466,7 +8871,7 @@
     </w:tblPr>
     <w:tblStylePr w:type="firstRow">
       <w:rPr>
-        <w:rFonts w:asciiTheme="majorHAnsi" w:cstheme="majorBidi" w:eastAsiaTheme="majorEastAsia" w:hAnsiTheme="majorHAnsi"/>
+        <w:rFonts w:asciiTheme="majorHAnsi" w:cstheme="majorBidi" w:hAnsiTheme="majorHAnsi" w:eastAsia="黑体"/>
       </w:rPr>
       <w:tblPr/>
       <w:tcPr>
@@ -8478,6 +8883,7 @@
     </w:tblStylePr>
     <w:tblStylePr w:type="lastRow">
       <w:rPr>
+        <w:rFonts w:eastAsia="黑体"/>
         <w:b/>
         <w:bCs/>
         <w:color w:themeColor="text2" w:val="1F497D"/>
@@ -8492,12 +8898,14 @@
     </w:tblStylePr>
     <w:tblStylePr w:type="firstCol">
       <w:rPr>
+        <w:rFonts w:eastAsia="黑体"/>
         <w:b/>
         <w:bCs/>
       </w:rPr>
     </w:tblStylePr>
     <w:tblStylePr w:type="lastCol">
       <w:rPr>
+        <w:rFonts w:eastAsia="黑体"/>
         <w:b/>
         <w:bCs/>
       </w:rPr>
@@ -8531,7 +8939,7 @@
       <w:spacing w:after="0" w:line="240" w:lineRule="auto"/>
     </w:pPr>
     <w:rPr>
-      <w:rFonts w:asciiTheme="majorHAnsi" w:cstheme="majorBidi" w:eastAsiaTheme="majorEastAsia" w:hAnsiTheme="majorHAnsi"/>
+      <w:rFonts w:asciiTheme="majorHAnsi" w:cstheme="majorBidi" w:hAnsiTheme="majorHAnsi" w:eastAsia="黑体"/>
       <w:color w:themeColor="text1" w:val="000000"/>
     </w:rPr>
     <w:tblPr>
@@ -8553,6 +8961,7 @@
     </w:tblPr>
     <w:tblStylePr w:type="firstRow">
       <w:rPr>
+        <w:rFonts w:eastAsia="黑体"/>
         <w:sz w:val="24"/>
         <w:szCs w:val="24"/>
       </w:rPr>
@@ -8659,7 +9068,7 @@
       <w:spacing w:after="0" w:line="240" w:lineRule="auto"/>
     </w:pPr>
     <w:rPr>
-      <w:rFonts w:asciiTheme="majorHAnsi" w:cstheme="majorBidi" w:eastAsiaTheme="majorEastAsia" w:hAnsiTheme="majorHAnsi"/>
+      <w:rFonts w:asciiTheme="majorHAnsi" w:cstheme="majorBidi" w:hAnsiTheme="majorHAnsi" w:eastAsia="黑体"/>
       <w:color w:themeColor="text1" w:val="000000"/>
     </w:rPr>
     <w:tblPr>
@@ -8681,6 +9090,7 @@
     </w:tblPr>
     <w:tblStylePr w:type="firstRow">
       <w:rPr>
+        <w:rFonts w:eastAsia="黑体"/>
         <w:sz w:val="24"/>
         <w:szCs w:val="24"/>
       </w:rPr>
@@ -8787,7 +9197,7 @@
       <w:spacing w:after="0" w:line="240" w:lineRule="auto"/>
     </w:pPr>
     <w:rPr>
-      <w:rFonts w:asciiTheme="majorHAnsi" w:cstheme="majorBidi" w:eastAsiaTheme="majorEastAsia" w:hAnsiTheme="majorHAnsi"/>
+      <w:rFonts w:asciiTheme="majorHAnsi" w:cstheme="majorBidi" w:hAnsiTheme="majorHAnsi" w:eastAsia="黑体"/>
       <w:color w:themeColor="text1" w:val="000000"/>
     </w:rPr>
     <w:tblPr>
@@ -8809,6 +9219,7 @@
     </w:tblPr>
     <w:tblStylePr w:type="firstRow">
       <w:rPr>
+        <w:rFonts w:eastAsia="黑体"/>
         <w:sz w:val="24"/>
         <w:szCs w:val="24"/>
       </w:rPr>
@@ -8915,7 +9326,7 @@
       <w:spacing w:after="0" w:line="240" w:lineRule="auto"/>
     </w:pPr>
     <w:rPr>
-      <w:rFonts w:asciiTheme="majorHAnsi" w:cstheme="majorBidi" w:eastAsiaTheme="majorEastAsia" w:hAnsiTheme="majorHAnsi"/>
+      <w:rFonts w:asciiTheme="majorHAnsi" w:cstheme="majorBidi" w:hAnsiTheme="majorHAnsi" w:eastAsia="黑体"/>
       <w:color w:themeColor="text1" w:val="000000"/>
     </w:rPr>
     <w:tblPr>
@@ -8937,6 +9348,7 @@
     </w:tblPr>
     <w:tblStylePr w:type="firstRow">
       <w:rPr>
+        <w:rFonts w:eastAsia="黑体"/>
         <w:sz w:val="24"/>
         <w:szCs w:val="24"/>
       </w:rPr>
@@ -9043,7 +9455,7 @@
       <w:spacing w:after="0" w:line="240" w:lineRule="auto"/>
     </w:pPr>
     <w:rPr>
-      <w:rFonts w:asciiTheme="majorHAnsi" w:cstheme="majorBidi" w:eastAsiaTheme="majorEastAsia" w:hAnsiTheme="majorHAnsi"/>
+      <w:rFonts w:asciiTheme="majorHAnsi" w:cstheme="majorBidi" w:hAnsiTheme="majorHAnsi" w:eastAsia="黑体"/>
       <w:color w:themeColor="text1" w:val="000000"/>
     </w:rPr>
     <w:tblPr>
@@ -9065,6 +9477,7 @@
     </w:tblPr>
     <w:tblStylePr w:type="firstRow">
       <w:rPr>
+        <w:rFonts w:eastAsia="黑体"/>
         <w:sz w:val="24"/>
         <w:szCs w:val="24"/>
       </w:rPr>
@@ -9171,7 +9584,7 @@
       <w:spacing w:after="0" w:line="240" w:lineRule="auto"/>
     </w:pPr>
     <w:rPr>
-      <w:rFonts w:asciiTheme="majorHAnsi" w:cstheme="majorBidi" w:eastAsiaTheme="majorEastAsia" w:hAnsiTheme="majorHAnsi"/>
+      <w:rFonts w:asciiTheme="majorHAnsi" w:cstheme="majorBidi" w:hAnsiTheme="majorHAnsi" w:eastAsia="黑体"/>
       <w:color w:themeColor="text1" w:val="000000"/>
     </w:rPr>
     <w:tblPr>
@@ -9193,6 +9606,7 @@
     </w:tblPr>
     <w:tblStylePr w:type="firstRow">
       <w:rPr>
+        <w:rFonts w:eastAsia="黑体"/>
         <w:sz w:val="24"/>
         <w:szCs w:val="24"/>
       </w:rPr>
@@ -9299,7 +9713,7 @@
       <w:spacing w:after="0" w:line="240" w:lineRule="auto"/>
     </w:pPr>
     <w:rPr>
-      <w:rFonts w:asciiTheme="majorHAnsi" w:cstheme="majorBidi" w:eastAsiaTheme="majorEastAsia" w:hAnsiTheme="majorHAnsi"/>
+      <w:rFonts w:asciiTheme="majorHAnsi" w:cstheme="majorBidi" w:hAnsiTheme="majorHAnsi" w:eastAsia="黑体"/>
       <w:color w:themeColor="text1" w:val="000000"/>
     </w:rPr>
     <w:tblPr>
@@ -9321,6 +9735,7 @@
     </w:tblPr>
     <w:tblStylePr w:type="firstRow">
       <w:rPr>
+        <w:rFonts w:eastAsia="黑体"/>
         <w:sz w:val="24"/>
         <w:szCs w:val="24"/>
       </w:rPr>
@@ -9450,12 +9865,14 @@
     </w:tcPr>
     <w:tblStylePr w:type="firstRow">
       <w:rPr>
+        <w:rFonts w:eastAsia="黑体"/>
         <w:b/>
         <w:bCs/>
       </w:rPr>
     </w:tblStylePr>
     <w:tblStylePr w:type="lastRow">
       <w:rPr>
+        <w:rFonts w:eastAsia="黑体"/>
         <w:b/>
         <w:bCs/>
       </w:rPr>
@@ -9468,12 +9885,14 @@
     </w:tblStylePr>
     <w:tblStylePr w:type="firstCol">
       <w:rPr>
+        <w:rFonts w:eastAsia="黑体"/>
         <w:b/>
         <w:bCs/>
       </w:rPr>
     </w:tblStylePr>
     <w:tblStylePr w:type="lastCol">
       <w:rPr>
+        <w:rFonts w:eastAsia="黑体"/>
         <w:b/>
         <w:bCs/>
       </w:rPr>
@@ -9523,12 +9942,14 @@
     </w:tcPr>
     <w:tblStylePr w:type="firstRow">
       <w:rPr>
+        <w:rFonts w:eastAsia="黑体"/>
         <w:b/>
         <w:bCs/>
       </w:rPr>
     </w:tblStylePr>
     <w:tblStylePr w:type="lastRow">
       <w:rPr>
+        <w:rFonts w:eastAsia="黑体"/>
         <w:b/>
         <w:bCs/>
       </w:rPr>
@@ -9541,12 +9962,14 @@
     </w:tblStylePr>
     <w:tblStylePr w:type="firstCol">
       <w:rPr>
+        <w:rFonts w:eastAsia="黑体"/>
         <w:b/>
         <w:bCs/>
       </w:rPr>
     </w:tblStylePr>
     <w:tblStylePr w:type="lastCol">
       <w:rPr>
+        <w:rFonts w:eastAsia="黑体"/>
         <w:b/>
         <w:bCs/>
       </w:rPr>
@@ -9596,12 +10019,14 @@
     </w:tcPr>
     <w:tblStylePr w:type="firstRow">
       <w:rPr>
+        <w:rFonts w:eastAsia="黑体"/>
         <w:b/>
         <w:bCs/>
       </w:rPr>
     </w:tblStylePr>
     <w:tblStylePr w:type="lastRow">
       <w:rPr>
+        <w:rFonts w:eastAsia="黑体"/>
         <w:b/>
         <w:bCs/>
       </w:rPr>
@@ -9614,12 +10039,14 @@
     </w:tblStylePr>
     <w:tblStylePr w:type="firstCol">
       <w:rPr>
+        <w:rFonts w:eastAsia="黑体"/>
         <w:b/>
         <w:bCs/>
       </w:rPr>
     </w:tblStylePr>
     <w:tblStylePr w:type="lastCol">
       <w:rPr>
+        <w:rFonts w:eastAsia="黑体"/>
         <w:b/>
         <w:bCs/>
       </w:rPr>
@@ -9669,12 +10096,14 @@
     </w:tcPr>
     <w:tblStylePr w:type="firstRow">
       <w:rPr>
+        <w:rFonts w:eastAsia="黑体"/>
         <w:b/>
         <w:bCs/>
       </w:rPr>
     </w:tblStylePr>
     <w:tblStylePr w:type="lastRow">
       <w:rPr>
+        <w:rFonts w:eastAsia="黑体"/>
         <w:b/>
         <w:bCs/>
       </w:rPr>
@@ -9687,12 +10116,14 @@
     </w:tblStylePr>
     <w:tblStylePr w:type="firstCol">
       <w:rPr>
+        <w:rFonts w:eastAsia="黑体"/>
         <w:b/>
         <w:bCs/>
       </w:rPr>
     </w:tblStylePr>
     <w:tblStylePr w:type="lastCol">
       <w:rPr>
+        <w:rFonts w:eastAsia="黑体"/>
         <w:b/>
         <w:bCs/>
       </w:rPr>
@@ -9742,12 +10173,14 @@
     </w:tcPr>
     <w:tblStylePr w:type="firstRow">
       <w:rPr>
+        <w:rFonts w:eastAsia="黑体"/>
         <w:b/>
         <w:bCs/>
       </w:rPr>
     </w:tblStylePr>
     <w:tblStylePr w:type="lastRow">
       <w:rPr>
+        <w:rFonts w:eastAsia="黑体"/>
         <w:b/>
         <w:bCs/>
       </w:rPr>
@@ -9760,12 +10193,14 @@
     </w:tblStylePr>
     <w:tblStylePr w:type="firstCol">
       <w:rPr>
+        <w:rFonts w:eastAsia="黑体"/>
         <w:b/>
         <w:bCs/>
       </w:rPr>
     </w:tblStylePr>
     <w:tblStylePr w:type="lastCol">
       <w:rPr>
+        <w:rFonts w:eastAsia="黑体"/>
         <w:b/>
         <w:bCs/>
       </w:rPr>
@@ -9815,12 +10250,14 @@
     </w:tcPr>
     <w:tblStylePr w:type="firstRow">
       <w:rPr>
+        <w:rFonts w:eastAsia="黑体"/>
         <w:b/>
         <w:bCs/>
       </w:rPr>
     </w:tblStylePr>
     <w:tblStylePr w:type="lastRow">
       <w:rPr>
+        <w:rFonts w:eastAsia="黑体"/>
         <w:b/>
         <w:bCs/>
       </w:rPr>
@@ -9833,12 +10270,14 @@
     </w:tblStylePr>
     <w:tblStylePr w:type="firstCol">
       <w:rPr>
+        <w:rFonts w:eastAsia="黑体"/>
         <w:b/>
         <w:bCs/>
       </w:rPr>
     </w:tblStylePr>
     <w:tblStylePr w:type="lastCol">
       <w:rPr>
+        <w:rFonts w:eastAsia="黑体"/>
         <w:b/>
         <w:bCs/>
       </w:rPr>
@@ -9888,12 +10327,14 @@
     </w:tcPr>
     <w:tblStylePr w:type="firstRow">
       <w:rPr>
+        <w:rFonts w:eastAsia="黑体"/>
         <w:b/>
         <w:bCs/>
       </w:rPr>
     </w:tblStylePr>
     <w:tblStylePr w:type="lastRow">
       <w:rPr>
+        <w:rFonts w:eastAsia="黑体"/>
         <w:b/>
         <w:bCs/>
       </w:rPr>
@@ -9906,12 +10347,14 @@
     </w:tblStylePr>
     <w:tblStylePr w:type="firstCol">
       <w:rPr>
+        <w:rFonts w:eastAsia="黑体"/>
         <w:b/>
         <w:bCs/>
       </w:rPr>
     </w:tblStylePr>
     <w:tblStylePr w:type="lastCol">
       <w:rPr>
+        <w:rFonts w:eastAsia="黑体"/>
         <w:b/>
         <w:bCs/>
       </w:rPr>
@@ -9938,7 +10381,7 @@
       <w:spacing w:after="0" w:line="240" w:lineRule="auto"/>
     </w:pPr>
     <w:rPr>
-      <w:rFonts w:asciiTheme="majorHAnsi" w:cstheme="majorBidi" w:eastAsiaTheme="majorEastAsia" w:hAnsiTheme="majorHAnsi"/>
+      <w:rFonts w:asciiTheme="majorHAnsi" w:cstheme="majorBidi" w:hAnsiTheme="majorHAnsi" w:eastAsia="黑体"/>
       <w:color w:themeColor="text1" w:val="000000"/>
     </w:rPr>
     <w:tblPr>
@@ -9965,6 +10408,7 @@
     </w:tcPr>
     <w:tblStylePr w:type="firstRow">
       <w:rPr>
+        <w:rFonts w:eastAsia="黑体"/>
         <w:b/>
         <w:bCs/>
         <w:color w:themeColor="text1" w:val="000000"/>
@@ -9976,6 +10420,7 @@
     </w:tblStylePr>
     <w:tblStylePr w:type="lastRow">
       <w:rPr>
+        <w:rFonts w:eastAsia="黑体"/>
         <w:b/>
         <w:bCs/>
         <w:color w:themeColor="text1" w:val="000000"/>
@@ -9995,6 +10440,7 @@
     </w:tblStylePr>
     <w:tblStylePr w:type="firstCol">
       <w:rPr>
+        <w:rFonts w:eastAsia="黑体"/>
         <w:b/>
         <w:bCs/>
         <w:color w:themeColor="text1" w:val="000000"/>
@@ -10014,6 +10460,7 @@
     </w:tblStylePr>
     <w:tblStylePr w:type="lastCol">
       <w:rPr>
+        <w:rFonts w:eastAsia="黑体"/>
         <w:b w:val="0"/>
         <w:bCs w:val="0"/>
         <w:color w:themeColor="text1" w:val="000000"/>
@@ -10063,7 +10510,7 @@
       <w:spacing w:after="0" w:line="240" w:lineRule="auto"/>
     </w:pPr>
     <w:rPr>
-      <w:rFonts w:asciiTheme="majorHAnsi" w:cstheme="majorBidi" w:eastAsiaTheme="majorEastAsia" w:hAnsiTheme="majorHAnsi"/>
+      <w:rFonts w:asciiTheme="majorHAnsi" w:cstheme="majorBidi" w:hAnsiTheme="majorHAnsi" w:eastAsia="黑体"/>
       <w:color w:themeColor="text1" w:val="000000"/>
     </w:rPr>
     <w:tblPr>
@@ -10090,6 +10537,7 @@
     </w:tcPr>
     <w:tblStylePr w:type="firstRow">
       <w:rPr>
+        <w:rFonts w:eastAsia="黑体"/>
         <w:b/>
         <w:bCs/>
         <w:color w:themeColor="text1" w:val="000000"/>
@@ -10101,6 +10549,7 @@
     </w:tblStylePr>
     <w:tblStylePr w:type="lastRow">
       <w:rPr>
+        <w:rFonts w:eastAsia="黑体"/>
         <w:b/>
         <w:bCs/>
         <w:color w:themeColor="text1" w:val="000000"/>
@@ -10120,6 +10569,7 @@
     </w:tblStylePr>
     <w:tblStylePr w:type="firstCol">
       <w:rPr>
+        <w:rFonts w:eastAsia="黑体"/>
         <w:b/>
         <w:bCs/>
         <w:color w:themeColor="text1" w:val="000000"/>
@@ -10139,6 +10589,7 @@
     </w:tblStylePr>
     <w:tblStylePr w:type="lastCol">
       <w:rPr>
+        <w:rFonts w:eastAsia="黑体"/>
         <w:b w:val="0"/>
         <w:bCs w:val="0"/>
         <w:color w:themeColor="text1" w:val="000000"/>
@@ -10188,7 +10639,7 @@
       <w:spacing w:after="0" w:line="240" w:lineRule="auto"/>
     </w:pPr>
     <w:rPr>
-      <w:rFonts w:asciiTheme="majorHAnsi" w:cstheme="majorBidi" w:eastAsiaTheme="majorEastAsia" w:hAnsiTheme="majorHAnsi"/>
+      <w:rFonts w:asciiTheme="majorHAnsi" w:cstheme="majorBidi" w:hAnsiTheme="majorHAnsi" w:eastAsia="黑体"/>
       <w:color w:themeColor="text1" w:val="000000"/>
     </w:rPr>
     <w:tblPr>
@@ -10215,6 +10666,7 @@
     </w:tcPr>
     <w:tblStylePr w:type="firstRow">
       <w:rPr>
+        <w:rFonts w:eastAsia="黑体"/>
         <w:b/>
         <w:bCs/>
         <w:color w:themeColor="text1" w:val="000000"/>
@@ -10226,6 +10678,7 @@
     </w:tblStylePr>
     <w:tblStylePr w:type="lastRow">
       <w:rPr>
+        <w:rFonts w:eastAsia="黑体"/>
         <w:b/>
         <w:bCs/>
         <w:color w:themeColor="text1" w:val="000000"/>
@@ -10245,6 +10698,7 @@
     </w:tblStylePr>
     <w:tblStylePr w:type="firstCol">
       <w:rPr>
+        <w:rFonts w:eastAsia="黑体"/>
         <w:b/>
         <w:bCs/>
         <w:color w:themeColor="text1" w:val="000000"/>
@@ -10264,6 +10718,7 @@
     </w:tblStylePr>
     <w:tblStylePr w:type="lastCol">
       <w:rPr>
+        <w:rFonts w:eastAsia="黑体"/>
         <w:b w:val="0"/>
         <w:bCs w:val="0"/>
         <w:color w:themeColor="text1" w:val="000000"/>
@@ -10313,7 +10768,7 @@
       <w:spacing w:after="0" w:line="240" w:lineRule="auto"/>
     </w:pPr>
     <w:rPr>
-      <w:rFonts w:asciiTheme="majorHAnsi" w:cstheme="majorBidi" w:eastAsiaTheme="majorEastAsia" w:hAnsiTheme="majorHAnsi"/>
+      <w:rFonts w:asciiTheme="majorHAnsi" w:cstheme="majorBidi" w:hAnsiTheme="majorHAnsi" w:eastAsia="黑体"/>
       <w:color w:themeColor="text1" w:val="000000"/>
     </w:rPr>
     <w:tblPr>
@@ -10340,6 +10795,7 @@
     </w:tcPr>
     <w:tblStylePr w:type="firstRow">
       <w:rPr>
+        <w:rFonts w:eastAsia="黑体"/>
         <w:b/>
         <w:bCs/>
         <w:color w:themeColor="text1" w:val="000000"/>
@@ -10351,6 +10807,7 @@
     </w:tblStylePr>
     <w:tblStylePr w:type="lastRow">
       <w:rPr>
+        <w:rFonts w:eastAsia="黑体"/>
         <w:b/>
         <w:bCs/>
         <w:color w:themeColor="text1" w:val="000000"/>
@@ -10370,6 +10827,7 @@
     </w:tblStylePr>
     <w:tblStylePr w:type="firstCol">
       <w:rPr>
+        <w:rFonts w:eastAsia="黑体"/>
         <w:b/>
         <w:bCs/>
         <w:color w:themeColor="text1" w:val="000000"/>
@@ -10389,6 +10847,7 @@
     </w:tblStylePr>
     <w:tblStylePr w:type="lastCol">
       <w:rPr>
+        <w:rFonts w:eastAsia="黑体"/>
         <w:b w:val="0"/>
         <w:bCs w:val="0"/>
         <w:color w:themeColor="text1" w:val="000000"/>
@@ -10438,7 +10897,7 @@
       <w:spacing w:after="0" w:line="240" w:lineRule="auto"/>
     </w:pPr>
     <w:rPr>
-      <w:rFonts w:asciiTheme="majorHAnsi" w:cstheme="majorBidi" w:eastAsiaTheme="majorEastAsia" w:hAnsiTheme="majorHAnsi"/>
+      <w:rFonts w:asciiTheme="majorHAnsi" w:cstheme="majorBidi" w:hAnsiTheme="majorHAnsi" w:eastAsia="黑体"/>
       <w:color w:themeColor="text1" w:val="000000"/>
     </w:rPr>
     <w:tblPr>
@@ -10465,6 +10924,7 @@
     </w:tcPr>
     <w:tblStylePr w:type="firstRow">
       <w:rPr>
+        <w:rFonts w:eastAsia="黑体"/>
         <w:b/>
         <w:bCs/>
         <w:color w:themeColor="text1" w:val="000000"/>
@@ -10476,6 +10936,7 @@
     </w:tblStylePr>
     <w:tblStylePr w:type="lastRow">
       <w:rPr>
+        <w:rFonts w:eastAsia="黑体"/>
         <w:b/>
         <w:bCs/>
         <w:color w:themeColor="text1" w:val="000000"/>
@@ -10495,6 +10956,7 @@
     </w:tblStylePr>
     <w:tblStylePr w:type="firstCol">
       <w:rPr>
+        <w:rFonts w:eastAsia="黑体"/>
         <w:b/>
         <w:bCs/>
         <w:color w:themeColor="text1" w:val="000000"/>
@@ -10514,6 +10976,7 @@
     </w:tblStylePr>
     <w:tblStylePr w:type="lastCol">
       <w:rPr>
+        <w:rFonts w:eastAsia="黑体"/>
         <w:b w:val="0"/>
         <w:bCs w:val="0"/>
         <w:color w:themeColor="text1" w:val="000000"/>
@@ -10563,7 +11026,7 @@
       <w:spacing w:after="0" w:line="240" w:lineRule="auto"/>
     </w:pPr>
     <w:rPr>
-      <w:rFonts w:asciiTheme="majorHAnsi" w:cstheme="majorBidi" w:eastAsiaTheme="majorEastAsia" w:hAnsiTheme="majorHAnsi"/>
+      <w:rFonts w:asciiTheme="majorHAnsi" w:cstheme="majorBidi" w:hAnsiTheme="majorHAnsi" w:eastAsia="黑体"/>
       <w:color w:themeColor="text1" w:val="000000"/>
     </w:rPr>
     <w:tblPr>
@@ -10590,6 +11053,7 @@
     </w:tcPr>
     <w:tblStylePr w:type="firstRow">
       <w:rPr>
+        <w:rFonts w:eastAsia="黑体"/>
         <w:b/>
         <w:bCs/>
         <w:color w:themeColor="text1" w:val="000000"/>
@@ -10601,6 +11065,7 @@
     </w:tblStylePr>
     <w:tblStylePr w:type="lastRow">
       <w:rPr>
+        <w:rFonts w:eastAsia="黑体"/>
         <w:b/>
         <w:bCs/>
         <w:color w:themeColor="text1" w:val="000000"/>
@@ -10620,6 +11085,7 @@
     </w:tblStylePr>
     <w:tblStylePr w:type="firstCol">
       <w:rPr>
+        <w:rFonts w:eastAsia="黑体"/>
         <w:b/>
         <w:bCs/>
         <w:color w:themeColor="text1" w:val="000000"/>
@@ -10639,6 +11105,7 @@
     </w:tblStylePr>
     <w:tblStylePr w:type="lastCol">
       <w:rPr>
+        <w:rFonts w:eastAsia="黑体"/>
         <w:b w:val="0"/>
         <w:bCs w:val="0"/>
         <w:color w:themeColor="text1" w:val="000000"/>
@@ -10688,7 +11155,7 @@
       <w:spacing w:after="0" w:line="240" w:lineRule="auto"/>
     </w:pPr>
     <w:rPr>
-      <w:rFonts w:asciiTheme="majorHAnsi" w:cstheme="majorBidi" w:eastAsiaTheme="majorEastAsia" w:hAnsiTheme="majorHAnsi"/>
+      <w:rFonts w:asciiTheme="majorHAnsi" w:cstheme="majorBidi" w:hAnsiTheme="majorHAnsi" w:eastAsia="黑体"/>
       <w:color w:themeColor="text1" w:val="000000"/>
     </w:rPr>
     <w:tblPr>
@@ -10715,6 +11182,7 @@
     </w:tcPr>
     <w:tblStylePr w:type="firstRow">
       <w:rPr>
+        <w:rFonts w:eastAsia="黑体"/>
         <w:b/>
         <w:bCs/>
         <w:color w:themeColor="text1" w:val="000000"/>
@@ -10726,6 +11194,7 @@
     </w:tblStylePr>
     <w:tblStylePr w:type="lastRow">
       <w:rPr>
+        <w:rFonts w:eastAsia="黑体"/>
         <w:b/>
         <w:bCs/>
         <w:color w:themeColor="text1" w:val="000000"/>
@@ -10745,6 +11214,7 @@
     </w:tblStylePr>
     <w:tblStylePr w:type="firstCol">
       <w:rPr>
+        <w:rFonts w:eastAsia="黑体"/>
         <w:b/>
         <w:bCs/>
         <w:color w:themeColor="text1" w:val="000000"/>
@@ -10764,6 +11234,7 @@
     </w:tblStylePr>
     <w:tblStylePr w:type="lastCol">
       <w:rPr>
+        <w:rFonts w:eastAsia="黑体"/>
         <w:b w:val="0"/>
         <w:bCs w:val="0"/>
         <w:color w:themeColor="text1" w:val="000000"/>
@@ -10836,6 +11307,7 @@
     </w:tcPr>
     <w:tblStylePr w:type="firstRow">
       <w:rPr>
+        <w:rFonts w:eastAsia="黑体"/>
         <w:b/>
         <w:bCs/>
         <w:i w:val="0"/>
@@ -10857,6 +11329,7 @@
     </w:tblStylePr>
     <w:tblStylePr w:type="lastRow">
       <w:rPr>
+        <w:rFonts w:eastAsia="黑体"/>
         <w:b/>
         <w:bCs/>
         <w:i w:val="0"/>
@@ -10878,6 +11351,7 @@
     </w:tblStylePr>
     <w:tblStylePr w:type="firstCol">
       <w:rPr>
+        <w:rFonts w:eastAsia="黑体"/>
         <w:b/>
         <w:bCs/>
         <w:i w:val="0"/>
@@ -10897,6 +11371,7 @@
     </w:tblStylePr>
     <w:tblStylePr w:type="lastCol">
       <w:rPr>
+        <w:rFonts w:eastAsia="黑体"/>
         <w:b/>
         <w:bCs/>
         <w:i w:val="0"/>
@@ -10977,6 +11452,7 @@
     </w:tcPr>
     <w:tblStylePr w:type="firstRow">
       <w:rPr>
+        <w:rFonts w:eastAsia="黑体"/>
         <w:b/>
         <w:bCs/>
         <w:i w:val="0"/>
@@ -10998,6 +11474,7 @@
     </w:tblStylePr>
     <w:tblStylePr w:type="lastRow">
       <w:rPr>
+        <w:rFonts w:eastAsia="黑体"/>
         <w:b/>
         <w:bCs/>
         <w:i w:val="0"/>
@@ -11019,6 +11496,7 @@
     </w:tblStylePr>
     <w:tblStylePr w:type="firstCol">
       <w:rPr>
+        <w:rFonts w:eastAsia="黑体"/>
         <w:b/>
         <w:bCs/>
         <w:i w:val="0"/>
@@ -11038,6 +11516,7 @@
     </w:tblStylePr>
     <w:tblStylePr w:type="lastCol">
       <w:rPr>
+        <w:rFonts w:eastAsia="黑体"/>
         <w:b/>
         <w:bCs/>
         <w:i w:val="0"/>
@@ -11118,6 +11597,7 @@
     </w:tcPr>
     <w:tblStylePr w:type="firstRow">
       <w:rPr>
+        <w:rFonts w:eastAsia="黑体"/>
         <w:b/>
         <w:bCs/>
         <w:i w:val="0"/>
@@ -11139,6 +11619,7 @@
     </w:tblStylePr>
     <w:tblStylePr w:type="lastRow">
       <w:rPr>
+        <w:rFonts w:eastAsia="黑体"/>
         <w:b/>
         <w:bCs/>
         <w:i w:val="0"/>
@@ -11160,6 +11641,7 @@
     </w:tblStylePr>
     <w:tblStylePr w:type="firstCol">
       <w:rPr>
+        <w:rFonts w:eastAsia="黑体"/>
         <w:b/>
         <w:bCs/>
         <w:i w:val="0"/>
@@ -11179,6 +11661,7 @@
     </w:tblStylePr>
     <w:tblStylePr w:type="lastCol">
       <w:rPr>
+        <w:rFonts w:eastAsia="黑体"/>
         <w:b/>
         <w:bCs/>
         <w:i w:val="0"/>
@@ -11259,6 +11742,7 @@
     </w:tcPr>
     <w:tblStylePr w:type="firstRow">
       <w:rPr>
+        <w:rFonts w:eastAsia="黑体"/>
         <w:b/>
         <w:bCs/>
         <w:i w:val="0"/>
@@ -11280,6 +11764,7 @@
     </w:tblStylePr>
     <w:tblStylePr w:type="lastRow">
       <w:rPr>
+        <w:rFonts w:eastAsia="黑体"/>
         <w:b/>
         <w:bCs/>
         <w:i w:val="0"/>
@@ -11301,6 +11786,7 @@
     </w:tblStylePr>
     <w:tblStylePr w:type="firstCol">
       <w:rPr>
+        <w:rFonts w:eastAsia="黑体"/>
         <w:b/>
         <w:bCs/>
         <w:i w:val="0"/>
@@ -11320,6 +11806,7 @@
     </w:tblStylePr>
     <w:tblStylePr w:type="lastCol">
       <w:rPr>
+        <w:rFonts w:eastAsia="黑体"/>
         <w:b/>
         <w:bCs/>
         <w:i w:val="0"/>
@@ -11400,6 +11887,7 @@
     </w:tcPr>
     <w:tblStylePr w:type="firstRow">
       <w:rPr>
+        <w:rFonts w:eastAsia="黑体"/>
         <w:b/>
         <w:bCs/>
         <w:i w:val="0"/>
@@ -11421,6 +11909,7 @@
     </w:tblStylePr>
     <w:tblStylePr w:type="lastRow">
       <w:rPr>
+        <w:rFonts w:eastAsia="黑体"/>
         <w:b/>
         <w:bCs/>
         <w:i w:val="0"/>
@@ -11442,6 +11931,7 @@
     </w:tblStylePr>
     <w:tblStylePr w:type="firstCol">
       <w:rPr>
+        <w:rFonts w:eastAsia="黑体"/>
         <w:b/>
         <w:bCs/>
         <w:i w:val="0"/>
@@ -11461,6 +11951,7 @@
     </w:tblStylePr>
     <w:tblStylePr w:type="lastCol">
       <w:rPr>
+        <w:rFonts w:eastAsia="黑体"/>
         <w:b/>
         <w:bCs/>
         <w:i w:val="0"/>
@@ -11541,6 +12032,7 @@
     </w:tcPr>
     <w:tblStylePr w:type="firstRow">
       <w:rPr>
+        <w:rFonts w:eastAsia="黑体"/>
         <w:b/>
         <w:bCs/>
         <w:i w:val="0"/>
@@ -11562,6 +12054,7 @@
     </w:tblStylePr>
     <w:tblStylePr w:type="lastRow">
       <w:rPr>
+        <w:rFonts w:eastAsia="黑体"/>
         <w:b/>
         <w:bCs/>
         <w:i w:val="0"/>
@@ -11583,6 +12076,7 @@
     </w:tblStylePr>
     <w:tblStylePr w:type="firstCol">
       <w:rPr>
+        <w:rFonts w:eastAsia="黑体"/>
         <w:b/>
         <w:bCs/>
         <w:i w:val="0"/>
@@ -11602,6 +12096,7 @@
     </w:tblStylePr>
     <w:tblStylePr w:type="lastCol">
       <w:rPr>
+        <w:rFonts w:eastAsia="黑体"/>
         <w:b/>
         <w:bCs/>
         <w:i w:val="0"/>
@@ -11682,6 +12177,7 @@
     </w:tcPr>
     <w:tblStylePr w:type="firstRow">
       <w:rPr>
+        <w:rFonts w:eastAsia="黑体"/>
         <w:b/>
         <w:bCs/>
         <w:i w:val="0"/>
@@ -11703,6 +12199,7 @@
     </w:tblStylePr>
     <w:tblStylePr w:type="lastRow">
       <w:rPr>
+        <w:rFonts w:eastAsia="黑体"/>
         <w:b/>
         <w:bCs/>
         <w:i w:val="0"/>
@@ -11724,6 +12221,7 @@
     </w:tblStylePr>
     <w:tblStylePr w:type="firstCol">
       <w:rPr>
+        <w:rFonts w:eastAsia="黑体"/>
         <w:b/>
         <w:bCs/>
         <w:i w:val="0"/>
@@ -11743,6 +12241,7 @@
     </w:tblStylePr>
     <w:tblStylePr w:type="lastCol">
       <w:rPr>
+        <w:rFonts w:eastAsia="黑体"/>
         <w:b/>
         <w:bCs/>
         <w:i w:val="0"/>
@@ -11800,6 +12299,7 @@
       <w:spacing w:after="0" w:line="240" w:lineRule="auto"/>
     </w:pPr>
     <w:rPr>
+      <w:rFonts w:eastAsia="黑体"/>
       <w:color w:themeColor="background1" w:val="FFFFFF"/>
     </w:rPr>
     <w:tblPr>
@@ -11818,6 +12318,7 @@
     </w:tcPr>
     <w:tblStylePr w:type="firstRow">
       <w:rPr>
+        <w:rFonts w:eastAsia="黑体"/>
         <w:b/>
         <w:bCs/>
       </w:rPr>
@@ -11914,6 +12415,7 @@
       <w:spacing w:after="0" w:line="240" w:lineRule="auto"/>
     </w:pPr>
     <w:rPr>
+      <w:rFonts w:eastAsia="黑体"/>
       <w:color w:themeColor="background1" w:val="FFFFFF"/>
     </w:rPr>
     <w:tblPr>
@@ -11932,6 +12434,7 @@
     </w:tcPr>
     <w:tblStylePr w:type="firstRow">
       <w:rPr>
+        <w:rFonts w:eastAsia="黑体"/>
         <w:b/>
         <w:bCs/>
       </w:rPr>
@@ -12028,6 +12531,7 @@
       <w:spacing w:after="0" w:line="240" w:lineRule="auto"/>
     </w:pPr>
     <w:rPr>
+      <w:rFonts w:eastAsia="黑体"/>
       <w:color w:themeColor="background1" w:val="FFFFFF"/>
     </w:rPr>
     <w:tblPr>
@@ -12046,6 +12550,7 @@
     </w:tcPr>
     <w:tblStylePr w:type="firstRow">
       <w:rPr>
+        <w:rFonts w:eastAsia="黑体"/>
         <w:b/>
         <w:bCs/>
       </w:rPr>
@@ -12142,6 +12647,7 @@
       <w:spacing w:after="0" w:line="240" w:lineRule="auto"/>
     </w:pPr>
     <w:rPr>
+      <w:rFonts w:eastAsia="黑体"/>
       <w:color w:themeColor="background1" w:val="FFFFFF"/>
     </w:rPr>
     <w:tblPr>
@@ -12160,6 +12666,7 @@
     </w:tcPr>
     <w:tblStylePr w:type="firstRow">
       <w:rPr>
+        <w:rFonts w:eastAsia="黑体"/>
         <w:b/>
         <w:bCs/>
       </w:rPr>
@@ -12256,6 +12763,7 @@
       <w:spacing w:after="0" w:line="240" w:lineRule="auto"/>
     </w:pPr>
     <w:rPr>
+      <w:rFonts w:eastAsia="黑体"/>
       <w:color w:themeColor="background1" w:val="FFFFFF"/>
     </w:rPr>
     <w:tblPr>
@@ -12274,6 +12782,7 @@
     </w:tcPr>
     <w:tblStylePr w:type="firstRow">
       <w:rPr>
+        <w:rFonts w:eastAsia="黑体"/>
         <w:b/>
         <w:bCs/>
       </w:rPr>
@@ -12370,6 +12879,7 @@
       <w:spacing w:after="0" w:line="240" w:lineRule="auto"/>
     </w:pPr>
     <w:rPr>
+      <w:rFonts w:eastAsia="黑体"/>
       <w:color w:themeColor="background1" w:val="FFFFFF"/>
     </w:rPr>
     <w:tblPr>
@@ -12388,6 +12898,7 @@
     </w:tcPr>
     <w:tblStylePr w:type="firstRow">
       <w:rPr>
+        <w:rFonts w:eastAsia="黑体"/>
         <w:b/>
         <w:bCs/>
       </w:rPr>
@@ -12484,6 +12995,7 @@
       <w:spacing w:after="0" w:line="240" w:lineRule="auto"/>
     </w:pPr>
     <w:rPr>
+      <w:rFonts w:eastAsia="黑体"/>
       <w:color w:themeColor="background1" w:val="FFFFFF"/>
     </w:rPr>
     <w:tblPr>
@@ -12502,6 +13014,7 @@
     </w:tcPr>
     <w:tblStylePr w:type="firstRow">
       <w:rPr>
+        <w:rFonts w:eastAsia="黑体"/>
         <w:b/>
         <w:bCs/>
       </w:rPr>
@@ -12598,6 +13111,7 @@
       <w:spacing w:after="0" w:line="240" w:lineRule="auto"/>
     </w:pPr>
     <w:rPr>
+      <w:rFonts w:eastAsia="黑体"/>
       <w:color w:themeColor="text1" w:val="000000"/>
     </w:rPr>
     <w:tblPr>
@@ -12624,6 +13138,7 @@
     </w:tcPr>
     <w:tblStylePr w:type="firstRow">
       <w:rPr>
+        <w:rFonts w:eastAsia="黑体"/>
         <w:b/>
         <w:bCs/>
       </w:rPr>
@@ -12642,6 +13157,7 @@
     </w:tblStylePr>
     <w:tblStylePr w:type="lastRow">
       <w:rPr>
+        <w:rFonts w:eastAsia="黑体"/>
         <w:b/>
         <w:bCs/>
         <w:color w:themeColor="background1" w:val="FFFFFF"/>
@@ -12656,6 +13172,7 @@
     </w:tblStylePr>
     <w:tblStylePr w:type="firstCol">
       <w:rPr>
+        <w:rFonts w:eastAsia="黑体"/>
         <w:color w:themeColor="background1" w:val="FFFFFF"/>
       </w:rPr>
       <w:tblPr/>
@@ -12673,6 +13190,7 @@
     </w:tblStylePr>
     <w:tblStylePr w:type="lastCol">
       <w:rPr>
+        <w:rFonts w:eastAsia="黑体"/>
         <w:color w:themeColor="background1" w:val="FFFFFF"/>
       </w:rPr>
       <w:tblPr/>
@@ -12702,11 +13220,13 @@
     </w:tblStylePr>
     <w:tblStylePr w:type="neCell">
       <w:rPr>
+        <w:rFonts w:eastAsia="黑体"/>
         <w:color w:themeColor="text1" w:val="000000"/>
       </w:rPr>
     </w:tblStylePr>
     <w:tblStylePr w:type="nwCell">
       <w:rPr>
+        <w:rFonts w:eastAsia="黑体"/>
         <w:color w:themeColor="text1" w:val="000000"/>
       </w:rPr>
     </w:tblStylePr>
@@ -12720,6 +13240,7 @@
       <w:spacing w:after="0" w:line="240" w:lineRule="auto"/>
     </w:pPr>
     <w:rPr>
+      <w:rFonts w:eastAsia="黑体"/>
       <w:color w:themeColor="text1" w:val="000000"/>
     </w:rPr>
     <w:tblPr>
@@ -12746,6 +13267,7 @@
     </w:tcPr>
     <w:tblStylePr w:type="firstRow">
       <w:rPr>
+        <w:rFonts w:eastAsia="黑体"/>
         <w:b/>
         <w:bCs/>
       </w:rPr>
@@ -12764,6 +13286,7 @@
     </w:tblStylePr>
     <w:tblStylePr w:type="lastRow">
       <w:rPr>
+        <w:rFonts w:eastAsia="黑体"/>
         <w:b/>
         <w:bCs/>
         <w:color w:themeColor="background1" w:val="FFFFFF"/>
@@ -12778,6 +13301,7 @@
     </w:tblStylePr>
     <w:tblStylePr w:type="firstCol">
       <w:rPr>
+        <w:rFonts w:eastAsia="黑体"/>
         <w:color w:themeColor="background1" w:val="FFFFFF"/>
       </w:rPr>
       <w:tblPr/>
@@ -12795,6 +13319,7 @@
     </w:tblStylePr>
     <w:tblStylePr w:type="lastCol">
       <w:rPr>
+        <w:rFonts w:eastAsia="黑体"/>
         <w:color w:themeColor="background1" w:val="FFFFFF"/>
       </w:rPr>
       <w:tblPr/>
@@ -12824,11 +13349,13 @@
     </w:tblStylePr>
     <w:tblStylePr w:type="neCell">
       <w:rPr>
+        <w:rFonts w:eastAsia="黑体"/>
         <w:color w:themeColor="text1" w:val="000000"/>
       </w:rPr>
     </w:tblStylePr>
     <w:tblStylePr w:type="nwCell">
       <w:rPr>
+        <w:rFonts w:eastAsia="黑体"/>
         <w:color w:themeColor="text1" w:val="000000"/>
       </w:rPr>
     </w:tblStylePr>
@@ -12842,6 +13369,7 @@
       <w:spacing w:after="0" w:line="240" w:lineRule="auto"/>
     </w:pPr>
     <w:rPr>
+      <w:rFonts w:eastAsia="黑体"/>
       <w:color w:themeColor="text1" w:val="000000"/>
     </w:rPr>
     <w:tblPr>
@@ -12868,6 +13396,7 @@
     </w:tcPr>
     <w:tblStylePr w:type="firstRow">
       <w:rPr>
+        <w:rFonts w:eastAsia="黑体"/>
         <w:b/>
         <w:bCs/>
       </w:rPr>
@@ -12886,6 +13415,7 @@
     </w:tblStylePr>
     <w:tblStylePr w:type="lastRow">
       <w:rPr>
+        <w:rFonts w:eastAsia="黑体"/>
         <w:b/>
         <w:bCs/>
         <w:color w:themeColor="background1" w:val="FFFFFF"/>
@@ -12900,6 +13430,7 @@
     </w:tblStylePr>
     <w:tblStylePr w:type="firstCol">
       <w:rPr>
+        <w:rFonts w:eastAsia="黑体"/>
         <w:color w:themeColor="background1" w:val="FFFFFF"/>
       </w:rPr>
       <w:tblPr/>
@@ -12917,6 +13448,7 @@
     </w:tblStylePr>
     <w:tblStylePr w:type="lastCol">
       <w:rPr>
+        <w:rFonts w:eastAsia="黑体"/>
         <w:color w:themeColor="background1" w:val="FFFFFF"/>
       </w:rPr>
       <w:tblPr/>
@@ -12946,11 +13478,13 @@
     </w:tblStylePr>
     <w:tblStylePr w:type="neCell">
       <w:rPr>
+        <w:rFonts w:eastAsia="黑体"/>
         <w:color w:themeColor="text1" w:val="000000"/>
       </w:rPr>
     </w:tblStylePr>
     <w:tblStylePr w:type="nwCell">
       <w:rPr>
+        <w:rFonts w:eastAsia="黑体"/>
         <w:color w:themeColor="text1" w:val="000000"/>
       </w:rPr>
     </w:tblStylePr>
@@ -12964,6 +13498,7 @@
       <w:spacing w:after="0" w:line="240" w:lineRule="auto"/>
     </w:pPr>
     <w:rPr>
+      <w:rFonts w:eastAsia="黑体"/>
       <w:color w:themeColor="text1" w:val="000000"/>
     </w:rPr>
     <w:tblPr>
@@ -12990,6 +13525,7 @@
     </w:tcPr>
     <w:tblStylePr w:type="firstRow">
       <w:rPr>
+        <w:rFonts w:eastAsia="黑体"/>
         <w:b/>
         <w:bCs/>
       </w:rPr>
@@ -13008,6 +13544,7 @@
     </w:tblStylePr>
     <w:tblStylePr w:type="lastRow">
       <w:rPr>
+        <w:rFonts w:eastAsia="黑体"/>
         <w:b/>
         <w:bCs/>
         <w:color w:themeColor="background1" w:val="FFFFFF"/>
@@ -13022,6 +13559,7 @@
     </w:tblStylePr>
     <w:tblStylePr w:type="firstCol">
       <w:rPr>
+        <w:rFonts w:eastAsia="黑体"/>
         <w:color w:themeColor="background1" w:val="FFFFFF"/>
       </w:rPr>
       <w:tblPr/>
@@ -13039,6 +13577,7 @@
     </w:tblStylePr>
     <w:tblStylePr w:type="lastCol">
       <w:rPr>
+        <w:rFonts w:eastAsia="黑体"/>
         <w:color w:themeColor="background1" w:val="FFFFFF"/>
       </w:rPr>
       <w:tblPr/>
@@ -13076,6 +13615,7 @@
       <w:spacing w:after="0" w:line="240" w:lineRule="auto"/>
     </w:pPr>
     <w:rPr>
+      <w:rFonts w:eastAsia="黑体"/>
       <w:color w:themeColor="text1" w:val="000000"/>
     </w:rPr>
     <w:tblPr>
@@ -13102,6 +13642,7 @@
     </w:tcPr>
     <w:tblStylePr w:type="firstRow">
       <w:rPr>
+        <w:rFonts w:eastAsia="黑体"/>
         <w:b/>
         <w:bCs/>
       </w:rPr>
@@ -13120,6 +13661,7 @@
     </w:tblStylePr>
     <w:tblStylePr w:type="lastRow">
       <w:rPr>
+        <w:rFonts w:eastAsia="黑体"/>
         <w:b/>
         <w:bCs/>
         <w:color w:themeColor="background1" w:val="FFFFFF"/>
@@ -13134,6 +13676,7 @@
     </w:tblStylePr>
     <w:tblStylePr w:type="firstCol">
       <w:rPr>
+        <w:rFonts w:eastAsia="黑体"/>
         <w:color w:themeColor="background1" w:val="FFFFFF"/>
       </w:rPr>
       <w:tblPr/>
@@ -13151,6 +13694,7 @@
     </w:tblStylePr>
     <w:tblStylePr w:type="lastCol">
       <w:rPr>
+        <w:rFonts w:eastAsia="黑体"/>
         <w:color w:themeColor="background1" w:val="FFFFFF"/>
       </w:rPr>
       <w:tblPr/>
@@ -13180,11 +13724,13 @@
     </w:tblStylePr>
     <w:tblStylePr w:type="neCell">
       <w:rPr>
+        <w:rFonts w:eastAsia="黑体"/>
         <w:color w:themeColor="text1" w:val="000000"/>
       </w:rPr>
     </w:tblStylePr>
     <w:tblStylePr w:type="nwCell">
       <w:rPr>
+        <w:rFonts w:eastAsia="黑体"/>
         <w:color w:themeColor="text1" w:val="000000"/>
       </w:rPr>
     </w:tblStylePr>
@@ -13198,6 +13744,7 @@
       <w:spacing w:after="0" w:line="240" w:lineRule="auto"/>
     </w:pPr>
     <w:rPr>
+      <w:rFonts w:eastAsia="黑体"/>
       <w:color w:themeColor="text1" w:val="000000"/>
     </w:rPr>
     <w:tblPr>
@@ -13224,6 +13771,7 @@
     </w:tcPr>
     <w:tblStylePr w:type="firstRow">
       <w:rPr>
+        <w:rFonts w:eastAsia="黑体"/>
         <w:b/>
         <w:bCs/>
       </w:rPr>
@@ -13242,6 +13790,7 @@
     </w:tblStylePr>
     <w:tblStylePr w:type="lastRow">
       <w:rPr>
+        <w:rFonts w:eastAsia="黑体"/>
         <w:b/>
         <w:bCs/>
         <w:color w:themeColor="background1" w:val="FFFFFF"/>
@@ -13256,6 +13805,7 @@
     </w:tblStylePr>
     <w:tblStylePr w:type="firstCol">
       <w:rPr>
+        <w:rFonts w:eastAsia="黑体"/>
         <w:color w:themeColor="background1" w:val="FFFFFF"/>
       </w:rPr>
       <w:tblPr/>
@@ -13273,6 +13823,7 @@
     </w:tblStylePr>
     <w:tblStylePr w:type="lastCol">
       <w:rPr>
+        <w:rFonts w:eastAsia="黑体"/>
         <w:color w:themeColor="background1" w:val="FFFFFF"/>
       </w:rPr>
       <w:tblPr/>
@@ -13302,11 +13853,13 @@
     </w:tblStylePr>
     <w:tblStylePr w:type="neCell">
       <w:rPr>
+        <w:rFonts w:eastAsia="黑体"/>
         <w:color w:themeColor="text1" w:val="000000"/>
       </w:rPr>
     </w:tblStylePr>
     <w:tblStylePr w:type="nwCell">
       <w:rPr>
+        <w:rFonts w:eastAsia="黑体"/>
         <w:color w:themeColor="text1" w:val="000000"/>
       </w:rPr>
     </w:tblStylePr>
@@ -13320,6 +13873,7 @@
       <w:spacing w:after="0" w:line="240" w:lineRule="auto"/>
     </w:pPr>
     <w:rPr>
+      <w:rFonts w:eastAsia="黑体"/>
       <w:color w:themeColor="text1" w:val="000000"/>
     </w:rPr>
     <w:tblPr>
@@ -13346,6 +13900,7 @@
     </w:tcPr>
     <w:tblStylePr w:type="firstRow">
       <w:rPr>
+        <w:rFonts w:eastAsia="黑体"/>
         <w:b/>
         <w:bCs/>
       </w:rPr>
@@ -13364,6 +13919,7 @@
     </w:tblStylePr>
     <w:tblStylePr w:type="lastRow">
       <w:rPr>
+        <w:rFonts w:eastAsia="黑体"/>
         <w:b/>
         <w:bCs/>
         <w:color w:themeColor="background1" w:val="FFFFFF"/>
@@ -13378,6 +13934,7 @@
     </w:tblStylePr>
     <w:tblStylePr w:type="firstCol">
       <w:rPr>
+        <w:rFonts w:eastAsia="黑体"/>
         <w:color w:themeColor="background1" w:val="FFFFFF"/>
       </w:rPr>
       <w:tblPr/>
@@ -13395,6 +13952,7 @@
     </w:tblStylePr>
     <w:tblStylePr w:type="lastCol">
       <w:rPr>
+        <w:rFonts w:eastAsia="黑体"/>
         <w:color w:themeColor="background1" w:val="FFFFFF"/>
       </w:rPr>
       <w:tblPr/>
@@ -13424,11 +13982,13 @@
     </w:tblStylePr>
     <w:tblStylePr w:type="neCell">
       <w:rPr>
+        <w:rFonts w:eastAsia="黑体"/>
         <w:color w:themeColor="text1" w:val="000000"/>
       </w:rPr>
     </w:tblStylePr>
     <w:tblStylePr w:type="nwCell">
       <w:rPr>
+        <w:rFonts w:eastAsia="黑体"/>
         <w:color w:themeColor="text1" w:val="000000"/>
       </w:rPr>
     </w:tblStylePr>
@@ -13442,6 +14002,7 @@
       <w:spacing w:after="0" w:line="240" w:lineRule="auto"/>
     </w:pPr>
     <w:rPr>
+      <w:rFonts w:eastAsia="黑体"/>
       <w:color w:themeColor="text1" w:val="000000"/>
     </w:rPr>
     <w:tblPr>
@@ -13460,6 +14021,7 @@
     </w:tcPr>
     <w:tblStylePr w:type="firstRow">
       <w:rPr>
+        <w:rFonts w:eastAsia="黑体"/>
         <w:b/>
         <w:bCs/>
         <w:color w:themeColor="background1" w:val="FFFFFF"/>
@@ -13474,6 +14036,7 @@
     </w:tblStylePr>
     <w:tblStylePr w:type="lastRow">
       <w:rPr>
+        <w:rFonts w:eastAsia="黑体"/>
         <w:b/>
         <w:bCs/>
         <w:color w:themeColor="accent2" w:themeShade="CC" w:val="9E3A38"/>
@@ -13488,12 +14051,14 @@
     </w:tblStylePr>
     <w:tblStylePr w:type="firstCol">
       <w:rPr>
+        <w:rFonts w:eastAsia="黑体"/>
         <w:b/>
         <w:bCs/>
       </w:rPr>
     </w:tblStylePr>
     <w:tblStylePr w:type="lastCol">
       <w:rPr>
+        <w:rFonts w:eastAsia="黑体"/>
         <w:b/>
         <w:bCs/>
       </w:rPr>
@@ -13528,6 +14093,7 @@
       <w:spacing w:after="0" w:line="240" w:lineRule="auto"/>
     </w:pPr>
     <w:rPr>
+      <w:rFonts w:eastAsia="黑体"/>
       <w:color w:themeColor="text1" w:val="000000"/>
     </w:rPr>
     <w:tblPr>
@@ -13546,6 +14112,7 @@
     </w:tcPr>
     <w:tblStylePr w:type="firstRow">
       <w:rPr>
+        <w:rFonts w:eastAsia="黑体"/>
         <w:b/>
         <w:bCs/>
         <w:color w:themeColor="background1" w:val="FFFFFF"/>
@@ -13560,6 +14127,7 @@
     </w:tblStylePr>
     <w:tblStylePr w:type="lastRow">
       <w:rPr>
+        <w:rFonts w:eastAsia="黑体"/>
         <w:b/>
         <w:bCs/>
         <w:color w:themeColor="accent2" w:themeShade="CC" w:val="9E3A38"/>
@@ -13574,12 +14142,14 @@
     </w:tblStylePr>
     <w:tblStylePr w:type="firstCol">
       <w:rPr>
+        <w:rFonts w:eastAsia="黑体"/>
         <w:b/>
         <w:bCs/>
       </w:rPr>
     </w:tblStylePr>
     <w:tblStylePr w:type="lastCol">
       <w:rPr>
+        <w:rFonts w:eastAsia="黑体"/>
         <w:b/>
         <w:bCs/>
       </w:rPr>
@@ -13614,6 +14184,7 @@
       <w:spacing w:after="0" w:line="240" w:lineRule="auto"/>
     </w:pPr>
     <w:rPr>
+      <w:rFonts w:eastAsia="黑体"/>
       <w:color w:themeColor="text1" w:val="000000"/>
     </w:rPr>
     <w:tblPr>
@@ -13632,6 +14203,7 @@
     </w:tcPr>
     <w:tblStylePr w:type="firstRow">
       <w:rPr>
+        <w:rFonts w:eastAsia="黑体"/>
         <w:b/>
         <w:bCs/>
         <w:color w:themeColor="background1" w:val="FFFFFF"/>
@@ -13646,6 +14218,7 @@
     </w:tblStylePr>
     <w:tblStylePr w:type="lastRow">
       <w:rPr>
+        <w:rFonts w:eastAsia="黑体"/>
         <w:b/>
         <w:bCs/>
         <w:color w:themeColor="accent2" w:themeShade="CC" w:val="9E3A38"/>
@@ -13660,12 +14233,14 @@
     </w:tblStylePr>
     <w:tblStylePr w:type="firstCol">
       <w:rPr>
+        <w:rFonts w:eastAsia="黑体"/>
         <w:b/>
         <w:bCs/>
       </w:rPr>
     </w:tblStylePr>
     <w:tblStylePr w:type="lastCol">
       <w:rPr>
+        <w:rFonts w:eastAsia="黑体"/>
         <w:b/>
         <w:bCs/>
       </w:rPr>
@@ -13700,6 +14275,7 @@
       <w:spacing w:after="0" w:line="240" w:lineRule="auto"/>
     </w:pPr>
     <w:rPr>
+      <w:rFonts w:eastAsia="黑体"/>
       <w:color w:themeColor="text1" w:val="000000"/>
     </w:rPr>
     <w:tblPr>
@@ -13718,6 +14294,7 @@
     </w:tcPr>
     <w:tblStylePr w:type="firstRow">
       <w:rPr>
+        <w:rFonts w:eastAsia="黑体"/>
         <w:b/>
         <w:bCs/>
         <w:color w:themeColor="background1" w:val="FFFFFF"/>
@@ -13732,6 +14309,7 @@
     </w:tblStylePr>
     <w:tblStylePr w:type="lastRow">
       <w:rPr>
+        <w:rFonts w:eastAsia="黑体"/>
         <w:b/>
         <w:bCs/>
         <w:color w:themeColor="accent4" w:themeShade="CC" w:val="664E82"/>
@@ -13746,12 +14324,14 @@
     </w:tblStylePr>
     <w:tblStylePr w:type="firstCol">
       <w:rPr>
+        <w:rFonts w:eastAsia="黑体"/>
         <w:b/>
         <w:bCs/>
       </w:rPr>
     </w:tblStylePr>
     <w:tblStylePr w:type="lastCol">
       <w:rPr>
+        <w:rFonts w:eastAsia="黑体"/>
         <w:b/>
         <w:bCs/>
       </w:rPr>
@@ -13786,6 +14366,7 @@
       <w:spacing w:after="0" w:line="240" w:lineRule="auto"/>
     </w:pPr>
     <w:rPr>
+      <w:rFonts w:eastAsia="黑体"/>
       <w:color w:themeColor="text1" w:val="000000"/>
     </w:rPr>
     <w:tblPr>
@@ -13804,6 +14385,7 @@
     </w:tcPr>
     <w:tblStylePr w:type="firstRow">
       <w:rPr>
+        <w:rFonts w:eastAsia="黑体"/>
         <w:b/>
         <w:bCs/>
         <w:color w:themeColor="background1" w:val="FFFFFF"/>
@@ -13818,6 +14400,7 @@
     </w:tblStylePr>
     <w:tblStylePr w:type="lastRow">
       <w:rPr>
+        <w:rFonts w:eastAsia="黑体"/>
         <w:b/>
         <w:bCs/>
         <w:color w:themeColor="accent3" w:themeShade="CC" w:val="7E9C40"/>
@@ -13832,12 +14415,14 @@
     </w:tblStylePr>
     <w:tblStylePr w:type="firstCol">
       <w:rPr>
+        <w:rFonts w:eastAsia="黑体"/>
         <w:b/>
         <w:bCs/>
       </w:rPr>
     </w:tblStylePr>
     <w:tblStylePr w:type="lastCol">
       <w:rPr>
+        <w:rFonts w:eastAsia="黑体"/>
         <w:b/>
         <w:bCs/>
       </w:rPr>
@@ -13872,6 +14457,7 @@
       <w:spacing w:after="0" w:line="240" w:lineRule="auto"/>
     </w:pPr>
     <w:rPr>
+      <w:rFonts w:eastAsia="黑体"/>
       <w:color w:themeColor="text1" w:val="000000"/>
     </w:rPr>
     <w:tblPr>
@@ -13890,6 +14476,7 @@
     </w:tcPr>
     <w:tblStylePr w:type="firstRow">
       <w:rPr>
+        <w:rFonts w:eastAsia="黑体"/>
         <w:b/>
         <w:bCs/>
         <w:color w:themeColor="background1" w:val="FFFFFF"/>
@@ -13904,6 +14491,7 @@
     </w:tblStylePr>
     <w:tblStylePr w:type="lastRow">
       <w:rPr>
+        <w:rFonts w:eastAsia="黑体"/>
         <w:b/>
         <w:bCs/>
         <w:color w:themeColor="accent6" w:themeShade="CC" w:val="F2730A"/>
@@ -13918,12 +14506,14 @@
     </w:tblStylePr>
     <w:tblStylePr w:type="firstCol">
       <w:rPr>
+        <w:rFonts w:eastAsia="黑体"/>
         <w:b/>
         <w:bCs/>
       </w:rPr>
     </w:tblStylePr>
     <w:tblStylePr w:type="lastCol">
       <w:rPr>
+        <w:rFonts w:eastAsia="黑体"/>
         <w:b/>
         <w:bCs/>
       </w:rPr>
@@ -13958,6 +14548,7 @@
       <w:spacing w:after="0" w:line="240" w:lineRule="auto"/>
     </w:pPr>
     <w:rPr>
+      <w:rFonts w:eastAsia="黑体"/>
       <w:color w:themeColor="text1" w:val="000000"/>
     </w:rPr>
     <w:tblPr>
@@ -13976,6 +14567,7 @@
     </w:tcPr>
     <w:tblStylePr w:type="firstRow">
       <w:rPr>
+        <w:rFonts w:eastAsia="黑体"/>
         <w:b/>
         <w:bCs/>
         <w:color w:themeColor="background1" w:val="FFFFFF"/>
@@ -13990,6 +14582,7 @@
     </w:tblStylePr>
     <w:tblStylePr w:type="lastRow">
       <w:rPr>
+        <w:rFonts w:eastAsia="黑体"/>
         <w:b/>
         <w:bCs/>
         <w:color w:themeColor="accent5" w:themeShade="CC" w:val="348DA5"/>
@@ -14004,12 +14597,14 @@
     </w:tblStylePr>
     <w:tblStylePr w:type="firstCol">
       <w:rPr>
+        <w:rFonts w:eastAsia="黑体"/>
         <w:b/>
         <w:bCs/>
       </w:rPr>
     </w:tblStylePr>
     <w:tblStylePr w:type="lastCol">
       <w:rPr>
+        <w:rFonts w:eastAsia="黑体"/>
         <w:b/>
         <w:bCs/>
       </w:rPr>
@@ -14044,6 +14639,7 @@
       <w:spacing w:after="0" w:line="240" w:lineRule="auto"/>
     </w:pPr>
     <w:rPr>
+      <w:rFonts w:eastAsia="黑体"/>
       <w:color w:themeColor="text1" w:val="000000"/>
     </w:rPr>
     <w:tblPr>
@@ -14065,6 +14661,7 @@
     </w:tcPr>
     <w:tblStylePr w:type="firstRow">
       <w:rPr>
+        <w:rFonts w:eastAsia="黑体"/>
         <w:b/>
         <w:bCs/>
       </w:rPr>
@@ -14075,6 +14672,7 @@
     </w:tblStylePr>
     <w:tblStylePr w:type="lastRow">
       <w:rPr>
+        <w:rFonts w:eastAsia="黑体"/>
         <w:b/>
         <w:bCs/>
         <w:color w:themeColor="text1" w:val="000000"/>
@@ -14086,6 +14684,7 @@
     </w:tblStylePr>
     <w:tblStylePr w:type="firstCol">
       <w:rPr>
+        <w:rFonts w:eastAsia="黑体"/>
         <w:color w:themeColor="background1" w:val="FFFFFF"/>
       </w:rPr>
       <w:tblPr/>
@@ -14095,6 +14694,7 @@
     </w:tblStylePr>
     <w:tblStylePr w:type="lastCol">
       <w:rPr>
+        <w:rFonts w:eastAsia="黑体"/>
         <w:color w:themeColor="background1" w:val="FFFFFF"/>
       </w:rPr>
       <w:tblPr/>
@@ -14124,6 +14724,7 @@
       <w:spacing w:after="0" w:line="240" w:lineRule="auto"/>
     </w:pPr>
     <w:rPr>
+      <w:rFonts w:eastAsia="黑体"/>
       <w:color w:themeColor="text1" w:val="000000"/>
     </w:rPr>
     <w:tblPr>
@@ -14145,6 +14746,7 @@
     </w:tcPr>
     <w:tblStylePr w:type="firstRow">
       <w:rPr>
+        <w:rFonts w:eastAsia="黑体"/>
         <w:b/>
         <w:bCs/>
       </w:rPr>
@@ -14155,6 +14757,7 @@
     </w:tblStylePr>
     <w:tblStylePr w:type="lastRow">
       <w:rPr>
+        <w:rFonts w:eastAsia="黑体"/>
         <w:b/>
         <w:bCs/>
         <w:color w:themeColor="text1" w:val="000000"/>
@@ -14166,6 +14769,7 @@
     </w:tblStylePr>
     <w:tblStylePr w:type="firstCol">
       <w:rPr>
+        <w:rFonts w:eastAsia="黑体"/>
         <w:color w:themeColor="background1" w:val="FFFFFF"/>
       </w:rPr>
       <w:tblPr/>
@@ -14175,6 +14779,7 @@
     </w:tblStylePr>
     <w:tblStylePr w:type="lastCol">
       <w:rPr>
+        <w:rFonts w:eastAsia="黑体"/>
         <w:color w:themeColor="background1" w:val="FFFFFF"/>
       </w:rPr>
       <w:tblPr/>
@@ -14204,6 +14809,7 @@
       <w:spacing w:after="0" w:line="240" w:lineRule="auto"/>
     </w:pPr>
     <w:rPr>
+      <w:rFonts w:eastAsia="黑体"/>
       <w:color w:themeColor="text1" w:val="000000"/>
     </w:rPr>
     <w:tblPr>
@@ -14225,6 +14831,7 @@
     </w:tcPr>
     <w:tblStylePr w:type="firstRow">
       <w:rPr>
+        <w:rFonts w:eastAsia="黑体"/>
         <w:b/>
         <w:bCs/>
       </w:rPr>
@@ -14235,6 +14842,7 @@
     </w:tblStylePr>
     <w:tblStylePr w:type="lastRow">
       <w:rPr>
+        <w:rFonts w:eastAsia="黑体"/>
         <w:b/>
         <w:bCs/>
         <w:color w:themeColor="text1" w:val="000000"/>
@@ -14246,6 +14854,7 @@
     </w:tblStylePr>
     <w:tblStylePr w:type="firstCol">
       <w:rPr>
+        <w:rFonts w:eastAsia="黑体"/>
         <w:color w:themeColor="background1" w:val="FFFFFF"/>
       </w:rPr>
       <w:tblPr/>
@@ -14255,6 +14864,7 @@
     </w:tblStylePr>
     <w:tblStylePr w:type="lastCol">
       <w:rPr>
+        <w:rFonts w:eastAsia="黑体"/>
         <w:color w:themeColor="background1" w:val="FFFFFF"/>
       </w:rPr>
       <w:tblPr/>
@@ -14284,6 +14894,7 @@
       <w:spacing w:after="0" w:line="240" w:lineRule="auto"/>
     </w:pPr>
     <w:rPr>
+      <w:rFonts w:eastAsia="黑体"/>
       <w:color w:themeColor="text1" w:val="000000"/>
     </w:rPr>
     <w:tblPr>
@@ -14305,6 +14916,7 @@
     </w:tcPr>
     <w:tblStylePr w:type="firstRow">
       <w:rPr>
+        <w:rFonts w:eastAsia="黑体"/>
         <w:b/>
         <w:bCs/>
       </w:rPr>
@@ -14315,6 +14927,7 @@
     </w:tblStylePr>
     <w:tblStylePr w:type="lastRow">
       <w:rPr>
+        <w:rFonts w:eastAsia="黑体"/>
         <w:b/>
         <w:bCs/>
         <w:color w:themeColor="text1" w:val="000000"/>
@@ -14326,6 +14939,7 @@
     </w:tblStylePr>
     <w:tblStylePr w:type="firstCol">
       <w:rPr>
+        <w:rFonts w:eastAsia="黑体"/>
         <w:color w:themeColor="background1" w:val="FFFFFF"/>
       </w:rPr>
       <w:tblPr/>
@@ -14335,6 +14949,7 @@
     </w:tblStylePr>
     <w:tblStylePr w:type="lastCol">
       <w:rPr>
+        <w:rFonts w:eastAsia="黑体"/>
         <w:color w:themeColor="background1" w:val="FFFFFF"/>
       </w:rPr>
       <w:tblPr/>
@@ -14364,6 +14979,7 @@
       <w:spacing w:after="0" w:line="240" w:lineRule="auto"/>
     </w:pPr>
     <w:rPr>
+      <w:rFonts w:eastAsia="黑体"/>
       <w:color w:themeColor="text1" w:val="000000"/>
     </w:rPr>
     <w:tblPr>
@@ -14385,6 +15001,7 @@
     </w:tcPr>
     <w:tblStylePr w:type="firstRow">
       <w:rPr>
+        <w:rFonts w:eastAsia="黑体"/>
         <w:b/>
         <w:bCs/>
       </w:rPr>
@@ -14395,6 +15012,7 @@
     </w:tblStylePr>
     <w:tblStylePr w:type="lastRow">
       <w:rPr>
+        <w:rFonts w:eastAsia="黑体"/>
         <w:b/>
         <w:bCs/>
         <w:color w:themeColor="text1" w:val="000000"/>
@@ -14406,6 +15024,7 @@
     </w:tblStylePr>
     <w:tblStylePr w:type="firstCol">
       <w:rPr>
+        <w:rFonts w:eastAsia="黑体"/>
         <w:color w:themeColor="background1" w:val="FFFFFF"/>
       </w:rPr>
       <w:tblPr/>
@@ -14415,6 +15034,7 @@
     </w:tblStylePr>
     <w:tblStylePr w:type="lastCol">
       <w:rPr>
+        <w:rFonts w:eastAsia="黑体"/>
         <w:color w:themeColor="background1" w:val="FFFFFF"/>
       </w:rPr>
       <w:tblPr/>
@@ -14444,6 +15064,7 @@
       <w:spacing w:after="0" w:line="240" w:lineRule="auto"/>
     </w:pPr>
     <w:rPr>
+      <w:rFonts w:eastAsia="黑体"/>
       <w:color w:themeColor="text1" w:val="000000"/>
     </w:rPr>
     <w:tblPr>
@@ -14465,6 +15086,7 @@
     </w:tcPr>
     <w:tblStylePr w:type="firstRow">
       <w:rPr>
+        <w:rFonts w:eastAsia="黑体"/>
         <w:b/>
         <w:bCs/>
       </w:rPr>
@@ -14475,6 +15097,7 @@
     </w:tblStylePr>
     <w:tblStylePr w:type="lastRow">
       <w:rPr>
+        <w:rFonts w:eastAsia="黑体"/>
         <w:b/>
         <w:bCs/>
         <w:color w:themeColor="text1" w:val="000000"/>
@@ -14486,6 +15109,7 @@
     </w:tblStylePr>
     <w:tblStylePr w:type="firstCol">
       <w:rPr>
+        <w:rFonts w:eastAsia="黑体"/>
         <w:color w:themeColor="background1" w:val="FFFFFF"/>
       </w:rPr>
       <w:tblPr/>
@@ -14495,6 +15119,7 @@
     </w:tblStylePr>
     <w:tblStylePr w:type="lastCol">
       <w:rPr>
+        <w:rFonts w:eastAsia="黑体"/>
         <w:color w:themeColor="background1" w:val="FFFFFF"/>
       </w:rPr>
       <w:tblPr/>
@@ -14524,6 +15149,7 @@
       <w:spacing w:after="0" w:line="240" w:lineRule="auto"/>
     </w:pPr>
     <w:rPr>
+      <w:rFonts w:eastAsia="黑体"/>
       <w:color w:themeColor="text1" w:val="000000"/>
     </w:rPr>
     <w:tblPr>
@@ -14545,6 +15171,7 @@
     </w:tcPr>
     <w:tblStylePr w:type="firstRow">
       <w:rPr>
+        <w:rFonts w:eastAsia="黑体"/>
         <w:b/>
         <w:bCs/>
       </w:rPr>
@@ -14555,6 +15182,7 @@
     </w:tblStylePr>
     <w:tblStylePr w:type="lastRow">
       <w:rPr>
+        <w:rFonts w:eastAsia="黑体"/>
         <w:b/>
         <w:bCs/>
         <w:color w:themeColor="text1" w:val="000000"/>
@@ -14566,6 +15194,7 @@
     </w:tblStylePr>
     <w:tblStylePr w:type="firstCol">
       <w:rPr>
+        <w:rFonts w:eastAsia="黑体"/>
         <w:color w:themeColor="background1" w:val="FFFFFF"/>
       </w:rPr>
       <w:tblPr/>
@@ -14575,6 +15204,7 @@
     </w:tblStylePr>
     <w:tblStylePr w:type="lastCol">
       <w:rPr>
+        <w:rFonts w:eastAsia="黑体"/>
         <w:color w:themeColor="background1" w:val="FFFFFF"/>
       </w:rPr>
       <w:tblPr/>
@@ -14607,6 +15237,7 @@
     <w:name w:val="KeywordTok"/>
     <w:basedOn w:val="VerbatimChar"/>
     <w:rPr>
+      <w:rFonts w:eastAsia="黑体"/>
       <w:b/>
       <w:color w:val="007020"/>
     </w:rPr>
@@ -14615,6 +15246,7 @@
     <w:name w:val="DataTypeTok"/>
     <w:basedOn w:val="VerbatimChar"/>
     <w:rPr>
+      <w:rFonts w:eastAsia="黑体"/>
       <w:color w:val="902000"/>
     </w:rPr>
   </w:style>
@@ -14622,6 +15254,7 @@
     <w:name w:val="DecValTok"/>
     <w:basedOn w:val="VerbatimChar"/>
     <w:rPr>
+      <w:rFonts w:eastAsia="黑体"/>
       <w:color w:val="40a070"/>
     </w:rPr>
   </w:style>
@@ -14629,6 +15262,7 @@
     <w:name w:val="BaseNTok"/>
     <w:basedOn w:val="VerbatimChar"/>
     <w:rPr>
+      <w:rFonts w:eastAsia="黑体"/>
       <w:color w:val="40a070"/>
     </w:rPr>
   </w:style>
@@ -14636,6 +15270,7 @@
     <w:name w:val="FloatTok"/>
     <w:basedOn w:val="VerbatimChar"/>
     <w:rPr>
+      <w:rFonts w:eastAsia="黑体"/>
       <w:color w:val="40a070"/>
     </w:rPr>
   </w:style>
@@ -14643,6 +15278,7 @@
     <w:name w:val="ConstantTok"/>
     <w:basedOn w:val="VerbatimChar"/>
     <w:rPr>
+      <w:rFonts w:eastAsia="黑体"/>
       <w:color w:val="880000"/>
     </w:rPr>
   </w:style>
@@ -14650,6 +15286,7 @@
     <w:name w:val="CharTok"/>
     <w:basedOn w:val="VerbatimChar"/>
     <w:rPr>
+      <w:rFonts w:eastAsia="黑体"/>
       <w:color w:val="4070a0"/>
     </w:rPr>
   </w:style>
@@ -14657,6 +15294,7 @@
     <w:name w:val="SpecialCharTok"/>
     <w:basedOn w:val="VerbatimChar"/>
     <w:rPr>
+      <w:rFonts w:eastAsia="黑体"/>
       <w:color w:val="4070a0"/>
     </w:rPr>
   </w:style>
@@ -14664,6 +15302,7 @@
     <w:name w:val="StringTok"/>
     <w:basedOn w:val="VerbatimChar"/>
     <w:rPr>
+      <w:rFonts w:eastAsia="黑体"/>
       <w:color w:val="4070a0"/>
     </w:rPr>
   </w:style>
@@ -14671,6 +15310,7 @@
     <w:name w:val="VerbatimStringTok"/>
     <w:basedOn w:val="VerbatimChar"/>
     <w:rPr>
+      <w:rFonts w:eastAsia="黑体"/>
       <w:color w:val="4070a0"/>
     </w:rPr>
   </w:style>
@@ -14678,6 +15318,7 @@
     <w:name w:val="SpecialStringTok"/>
     <w:basedOn w:val="VerbatimChar"/>
     <w:rPr>
+      <w:rFonts w:eastAsia="黑体"/>
       <w:color w:val="bb6688"/>
     </w:rPr>
   </w:style>
@@ -14685,6 +15326,7 @@
     <w:name w:val="ImportTok"/>
     <w:basedOn w:val="VerbatimChar"/>
     <w:rPr>
+      <w:rFonts w:eastAsia="黑体"/>
       <w:b/>
       <w:color w:val="008000"/>
     </w:rPr>
@@ -14693,6 +15335,7 @@
     <w:name w:val="CommentTok"/>
     <w:basedOn w:val="VerbatimChar"/>
     <w:rPr>
+      <w:rFonts w:eastAsia="黑体"/>
       <w:i/>
       <w:color w:val="60a0b0"/>
     </w:rPr>
@@ -14701,6 +15344,7 @@
     <w:name w:val="DocumentationTok"/>
     <w:basedOn w:val="VerbatimChar"/>
     <w:rPr>
+      <w:rFonts w:eastAsia="黑体"/>
       <w:i/>
       <w:color w:val="ba2121"/>
     </w:rPr>
@@ -14709,6 +15353,7 @@
     <w:name w:val="AnnotationTok"/>
     <w:basedOn w:val="VerbatimChar"/>
     <w:rPr>
+      <w:rFonts w:eastAsia="黑体"/>
       <w:b/>
       <w:i/>
       <w:color w:val="60a0b0"/>
@@ -14718,6 +15363,7 @@
     <w:name w:val="CommentVarTok"/>
     <w:basedOn w:val="VerbatimChar"/>
     <w:rPr>
+      <w:rFonts w:eastAsia="黑体"/>
       <w:b/>
       <w:i/>
       <w:color w:val="60a0b0"/>
@@ -14727,6 +15373,7 @@
     <w:name w:val="OtherTok"/>
     <w:basedOn w:val="VerbatimChar"/>
     <w:rPr>
+      <w:rFonts w:eastAsia="黑体"/>
       <w:color w:val="007020"/>
     </w:rPr>
   </w:style>
@@ -14734,6 +15381,7 @@
     <w:name w:val="FunctionTok"/>
     <w:basedOn w:val="VerbatimChar"/>
     <w:rPr>
+      <w:rFonts w:eastAsia="黑体"/>
       <w:color w:val="06287e"/>
     </w:rPr>
   </w:style>
@@ -14741,6 +15389,7 @@
     <w:name w:val="VariableTok"/>
     <w:basedOn w:val="VerbatimChar"/>
     <w:rPr>
+      <w:rFonts w:eastAsia="黑体"/>
       <w:color w:val="19177c"/>
     </w:rPr>
   </w:style>
@@ -14748,6 +15397,7 @@
     <w:name w:val="ControlFlowTok"/>
     <w:basedOn w:val="VerbatimChar"/>
     <w:rPr>
+      <w:rFonts w:eastAsia="黑体"/>
       <w:b/>
       <w:color w:val="007020"/>
     </w:rPr>
@@ -14756,6 +15406,7 @@
     <w:name w:val="OperatorTok"/>
     <w:basedOn w:val="VerbatimChar"/>
     <w:rPr>
+      <w:rFonts w:eastAsia="黑体"/>
       <w:color w:val="666666"/>
     </w:rPr>
   </w:style>
@@ -14763,18 +15414,22 @@
     <w:name w:val="BuiltInTok"/>
     <w:basedOn w:val="VerbatimChar"/>
     <w:rPr>
+      <w:rFonts w:eastAsia="黑体"/>
       <w:color w:val="008000"/>
     </w:rPr>
   </w:style>
   <w:style w:type="character" w:customStyle="1" w:styleId="ExtensionTok">
     <w:name w:val="ExtensionTok"/>
     <w:basedOn w:val="VerbatimChar"/>
-    <w:rPr/>
+    <w:rPr>
+      <w:rFonts w:eastAsia="黑体"/>
+    </w:rPr>
   </w:style>
   <w:style w:type="character" w:customStyle="1" w:styleId="PreprocessorTok">
     <w:name w:val="PreprocessorTok"/>
     <w:basedOn w:val="VerbatimChar"/>
     <w:rPr>
+      <w:rFonts w:eastAsia="黑体"/>
       <w:color w:val="bc7a00"/>
     </w:rPr>
   </w:style>
@@ -14782,18 +15437,22 @@
     <w:name w:val="AttributeTok"/>
     <w:basedOn w:val="VerbatimChar"/>
     <w:rPr>
+      <w:rFonts w:eastAsia="黑体"/>
       <w:color w:val="7d9029"/>
     </w:rPr>
   </w:style>
   <w:style w:type="character" w:customStyle="1" w:styleId="RegionMarkerTok">
     <w:name w:val="RegionMarkerTok"/>
     <w:basedOn w:val="VerbatimChar"/>
-    <w:rPr/>
+    <w:rPr>
+      <w:rFonts w:eastAsia="黑体"/>
+    </w:rPr>
   </w:style>
   <w:style w:type="character" w:customStyle="1" w:styleId="InformationTok">
     <w:name w:val="InformationTok"/>
     <w:basedOn w:val="VerbatimChar"/>
     <w:rPr>
+      <w:rFonts w:eastAsia="黑体"/>
       <w:b/>
       <w:i/>
       <w:color w:val="60a0b0"/>
@@ -14803,6 +15462,7 @@
     <w:name w:val="WarningTok"/>
     <w:basedOn w:val="VerbatimChar"/>
     <w:rPr>
+      <w:rFonts w:eastAsia="黑体"/>
       <w:b/>
       <w:i/>
       <w:color w:val="60a0b0"/>
@@ -14812,6 +15472,7 @@
     <w:name w:val="AlertTok"/>
     <w:basedOn w:val="VerbatimChar"/>
     <w:rPr>
+      <w:rFonts w:eastAsia="黑体"/>
       <w:b/>
       <w:color w:val="ff0000"/>
     </w:rPr>
@@ -14820,6 +15481,7 @@
     <w:name w:val="ErrorTok"/>
     <w:basedOn w:val="VerbatimChar"/>
     <w:rPr>
+      <w:rFonts w:eastAsia="黑体"/>
       <w:b/>
       <w:color w:val="ff0000"/>
     </w:rPr>
@@ -14827,7 +15489,9 @@
   <w:style w:type="character" w:customStyle="1" w:styleId="NormalTok">
     <w:name w:val="NormalTok"/>
     <w:basedOn w:val="VerbatimChar"/>
-    <w:rPr/>
+    <w:rPr>
+      <w:rFonts w:eastAsia="黑体"/>
+    </w:rPr>
   </w:style>
 </w:styles>
 </file>
@@ -14876,12 +15540,12 @@
     <a:fontScheme name="Office">
       <a:majorFont>
         <a:latin typeface="Calibri"/>
-        <a:ea typeface=""/>
+        <a:ea typeface="黑体"/>
         <a:cs typeface=""/>
         <a:font script="Jpan" typeface="ＭＳ ゴシック"/>
         <a:font script="Hang" typeface="맑은 고딕"/>
-        <a:font script="Hans" typeface="宋体"/>
-        <a:font script="Hant" typeface="新細明體"/>
+        <a:font script="Hans" typeface="黑体"/>
+        <a:font script="Hant" typeface="黑体"/>
         <a:font script="Arab" typeface="Times New Roman"/>
         <a:font script="Hebr" typeface="Times New Roman"/>
         <a:font script="Thai" typeface="Angsana New"/>
@@ -14911,12 +15575,12 @@
       </a:majorFont>
       <a:minorFont>
         <a:latin typeface="Cambria"/>
-        <a:ea typeface=""/>
+        <a:ea typeface="黑体"/>
         <a:cs typeface=""/>
         <a:font script="Jpan" typeface="ＭＳ 明朝"/>
         <a:font script="Hang" typeface="맑은 고딕"/>
-        <a:font script="Hans" typeface="宋体"/>
-        <a:font script="Hant" typeface="新細明體"/>
+        <a:font script="Hans" typeface="黑体"/>
+        <a:font script="Hant" typeface="黑体"/>
         <a:font script="Arab" typeface="Arial"/>
         <a:font script="Hebr" typeface="Arial"/>
         <a:font script="Thai" typeface="Cordia New"/>

--- a/04-滤波电路/01-低通滤波/无源RC低通滤波电路/无源RC低通滤波电路.docx
+++ b/04-滤波电路/01-低通滤波/无源RC低通滤波电路/无源RC低通滤波电路.docx
@@ -2469,7 +2469,7 @@
           <w:color w:val="555555"/>
           <w:sz w:val="21"/>
         </w:rPr>
-        <w:t>材料收集者：杜文杰，WX手机：19519196569，QQ:3478827729</w:t>
+        <w:t>材料收集者：杜文杰，微信/手机：19519196569，QQ:3478827729</w:t>
       </w:r>
     </w:p>
     <w:sectPr>
